--- a/Hệ thống mẫu văn bản/Nguyên đã làm/Lịch báo giảng/Lịch báo giảng (THCS).docx
+++ b/Hệ thống mẫu văn bản/Nguyên đã làm/Lịch báo giảng/Lịch báo giảng (THCS).docx
@@ -19161,6 +19161,9396 @@
     </w:p>
     <w:p>
       <w:pPr>
+        <w:spacing w:after="0"/>
+        <w:rPr>
+          <w:i/>
+        </w:rPr>
+      </w:pPr>
+      <w:r>
+        <w:t>TUẦN 03 (từ ngày 17/08/2026 đến ngày 21/08/2026)</w:t>
+      </w:r>
+    </w:p>
+    <w:p>
+      <w:pPr>
+        <w:spacing w:after="0" w:line="240" w:lineRule="auto"/>
+        <w:jc w:val="right"/>
+        <w:rPr>
+          <w:i/>
+        </w:rPr>
+      </w:pPr>
+      <w:r>
+        <w:t>Ngày 14 tháng 08 năm 2026</w:t>
+      </w:r>
+    </w:p>
+    <w:p>
+      <w:pPr>
+        <w:spacing w:after="0" w:line="240" w:lineRule="auto"/>
+        <w:rPr>
+          <w:i/>
+        </w:rPr>
+      </w:pPr>
+      <w:r>
+        <w:rPr>
+          <w:i/>
+        </w:rPr>
+        <w:t>Buổi…sáng……..Tuần…03…(Từ ngày…17/08/2026 …đến ngày:… 21/08/2026….)</w:t>
+      </w:r>
+    </w:p>
+    <w:tbl>
+      <w:tblPr>
+        <w:tblStyle w:val="TableGrid"/>
+        <w:tblW w:w="10150" w:type="dxa"/>
+        <w:tblInd w:w="-108" w:type="dxa"/>
+        <w:tblBorders>
+          <w:top w:val="single" w:sz="4" w:space="0" w:color="000000"/>
+          <w:left w:val="single" w:sz="4" w:space="0" w:color="000000"/>
+          <w:bottom w:val="single" w:sz="4" w:space="0" w:color="000000"/>
+          <w:right w:val="single" w:sz="4" w:space="0" w:color="000000"/>
+          <w:insideH w:val="single" w:sz="4" w:space="0" w:color="000000"/>
+          <w:insideV w:val="single" w:sz="4" w:space="0" w:color="000000"/>
+        </w:tblBorders>
+        <w:tblLayout w:type="fixed"/>
+        <w:tblLook w:val="04A0" w:firstRow="1" w:lastRow="0" w:firstColumn="1" w:lastColumn="0" w:noHBand="0" w:noVBand="1"/>
+      </w:tblPr>
+      <w:tblGrid>
+        <w:gridCol w:w="1237"/>
+        <w:gridCol w:w="846"/>
+        <w:gridCol w:w="987"/>
+        <w:gridCol w:w="1144"/>
+        <w:gridCol w:w="709"/>
+        <w:gridCol w:w="3260"/>
+        <w:gridCol w:w="1967"/>
+      </w:tblGrid>
+      <w:tr>
+        <w:trPr>
+          <w:trHeight w:val="1199"/>
+        </w:trPr>
+        <w:tc>
+          <w:tcPr>
+            <w:tcW w:w="1237" w:type="dxa"/>
+            <w:tcBorders>
+              <w:top w:val="single" w:sz="4" w:space="0" w:color="000000"/>
+              <w:left w:val="single" w:sz="4" w:space="0" w:color="000000"/>
+              <w:bottom w:val="single" w:sz="4" w:space="0" w:color="000000"/>
+              <w:right w:val="single" w:sz="4" w:space="0" w:color="000000"/>
+            </w:tcBorders>
+            <w:vAlign w:val="center"/>
+          </w:tcPr>
+          <w:p>
+            <w:pPr>
+              <w:jc w:val="center"/>
+              <w:rPr>
+                <w:rFonts w:ascii="Times New Roman" w:eastAsia="Times New Roman" w:hAnsi="Times New Roman" w:cs="Times New Roman"/>
+                <w:b/>
+                <w:sz w:val="26"/>
+                <w:szCs w:val="26"/>
+              </w:rPr>
+            </w:pPr>
+            <w:r>
+              <w:rPr>
+                <w:rFonts w:ascii="Times New Roman" w:eastAsia="Times New Roman" w:hAnsi="Times New Roman" w:cs="Times New Roman"/>
+                <w:b/>
+                <w:sz w:val="26"/>
+                <w:szCs w:val="26"/>
+              </w:rPr>
+              <w:t>Thứ/</w:t>
+            </w:r>
+          </w:p>
+          <w:p>
+            <w:pPr>
+              <w:jc w:val="center"/>
+              <w:rPr>
+                <w:rFonts w:ascii="Times New Roman" w:eastAsia="Times New Roman" w:hAnsi="Times New Roman" w:cs="Times New Roman"/>
+                <w:b/>
+                <w:sz w:val="26"/>
+                <w:szCs w:val="26"/>
+              </w:rPr>
+            </w:pPr>
+            <w:r>
+              <w:rPr>
+                <w:rFonts w:ascii="Times New Roman" w:eastAsia="Times New Roman" w:hAnsi="Times New Roman" w:cs="Times New Roman"/>
+                <w:b/>
+                <w:sz w:val="26"/>
+                <w:szCs w:val="26"/>
+              </w:rPr>
+              <w:t>ngày</w:t>
+            </w:r>
+          </w:p>
+        </w:tc>
+        <w:tc>
+          <w:tcPr>
+            <w:tcW w:w="846" w:type="dxa"/>
+            <w:tcBorders>
+              <w:top w:val="single" w:sz="4" w:space="0" w:color="000000"/>
+              <w:left w:val="single" w:sz="4" w:space="0" w:color="000000"/>
+              <w:bottom w:val="single" w:sz="4" w:space="0" w:color="000000"/>
+              <w:right w:val="single" w:sz="4" w:space="0" w:color="000000"/>
+            </w:tcBorders>
+            <w:vAlign w:val="center"/>
+          </w:tcPr>
+          <w:p>
+            <w:pPr>
+              <w:jc w:val="center"/>
+              <w:rPr>
+                <w:rFonts w:ascii="Times New Roman" w:eastAsia="Times New Roman" w:hAnsi="Times New Roman" w:cs="Times New Roman"/>
+                <w:b/>
+                <w:sz w:val="26"/>
+                <w:szCs w:val="26"/>
+              </w:rPr>
+            </w:pPr>
+            <w:r>
+              <w:rPr>
+                <w:rFonts w:ascii="Times New Roman" w:eastAsia="Times New Roman" w:hAnsi="Times New Roman" w:cs="Times New Roman"/>
+                <w:b/>
+                <w:sz w:val="26"/>
+                <w:szCs w:val="26"/>
+              </w:rPr>
+              <w:t>Tiết TKB</w:t>
+            </w:r>
+          </w:p>
+        </w:tc>
+        <w:tc>
+          <w:tcPr>
+            <w:tcW w:w="987" w:type="dxa"/>
+            <w:tcBorders>
+              <w:top w:val="single" w:sz="4" w:space="0" w:color="000000"/>
+              <w:left w:val="single" w:sz="4" w:space="0" w:color="000000"/>
+              <w:bottom w:val="single" w:sz="4" w:space="0" w:color="000000"/>
+              <w:right w:val="single" w:sz="4" w:space="0" w:color="000000"/>
+            </w:tcBorders>
+            <w:vAlign w:val="center"/>
+          </w:tcPr>
+          <w:p>
+            <w:pPr>
+              <w:jc w:val="center"/>
+              <w:rPr>
+                <w:rFonts w:ascii="Times New Roman" w:eastAsia="Times New Roman" w:hAnsi="Times New Roman" w:cs="Times New Roman"/>
+                <w:b/>
+                <w:sz w:val="26"/>
+                <w:szCs w:val="26"/>
+              </w:rPr>
+            </w:pPr>
+            <w:r>
+              <w:rPr>
+                <w:rFonts w:ascii="Times New Roman" w:eastAsia="Times New Roman" w:hAnsi="Times New Roman" w:cs="Times New Roman"/>
+                <w:b/>
+                <w:sz w:val="26"/>
+                <w:szCs w:val="26"/>
+              </w:rPr>
+              <w:t>Tiết PPCT</w:t>
+            </w:r>
+          </w:p>
+        </w:tc>
+        <w:tc>
+          <w:tcPr>
+            <w:tcW w:w="1144" w:type="dxa"/>
+            <w:tcBorders>
+              <w:top w:val="single" w:sz="4" w:space="0" w:color="000000"/>
+              <w:left w:val="single" w:sz="4" w:space="0" w:color="000000"/>
+              <w:bottom w:val="single" w:sz="4" w:space="0" w:color="000000"/>
+              <w:right w:val="single" w:sz="4" w:space="0" w:color="000000"/>
+            </w:tcBorders>
+            <w:vAlign w:val="center"/>
+          </w:tcPr>
+          <w:p>
+            <w:pPr>
+              <w:jc w:val="center"/>
+              <w:rPr>
+                <w:rFonts w:ascii="Times New Roman" w:eastAsia="Times New Roman" w:hAnsi="Times New Roman" w:cs="Times New Roman"/>
+                <w:b/>
+                <w:sz w:val="26"/>
+                <w:szCs w:val="26"/>
+              </w:rPr>
+            </w:pPr>
+            <w:r>
+              <w:rPr>
+                <w:rFonts w:ascii="Times New Roman" w:eastAsia="Times New Roman" w:hAnsi="Times New Roman" w:cs="Times New Roman"/>
+                <w:b/>
+                <w:sz w:val="26"/>
+                <w:szCs w:val="26"/>
+              </w:rPr>
+              <w:t>Môn (phân môn)</w:t>
+            </w:r>
+          </w:p>
+        </w:tc>
+        <w:tc>
+          <w:tcPr>
+            <w:tcW w:w="709" w:type="dxa"/>
+            <w:tcBorders>
+              <w:top w:val="single" w:sz="4" w:space="0" w:color="000000"/>
+              <w:left w:val="single" w:sz="4" w:space="0" w:color="000000"/>
+              <w:bottom w:val="single" w:sz="4" w:space="0" w:color="000000"/>
+              <w:right w:val="single" w:sz="4" w:space="0" w:color="000000"/>
+            </w:tcBorders>
+            <w:vAlign w:val="center"/>
+          </w:tcPr>
+          <w:p>
+            <w:pPr>
+              <w:jc w:val="center"/>
+              <w:rPr>
+                <w:rFonts w:ascii="Times New Roman" w:eastAsia="Times New Roman" w:hAnsi="Times New Roman" w:cs="Times New Roman"/>
+                <w:b/>
+                <w:sz w:val="26"/>
+                <w:szCs w:val="26"/>
+              </w:rPr>
+            </w:pPr>
+            <w:r>
+              <w:rPr>
+                <w:rFonts w:ascii="Times New Roman" w:eastAsia="Times New Roman" w:hAnsi="Times New Roman" w:cs="Times New Roman"/>
+                <w:b/>
+                <w:sz w:val="26"/>
+                <w:szCs w:val="26"/>
+              </w:rPr>
+              <w:t>Lớp</w:t>
+            </w:r>
+          </w:p>
+        </w:tc>
+        <w:tc>
+          <w:tcPr>
+            <w:tcW w:w="3260" w:type="dxa"/>
+            <w:tcBorders>
+              <w:top w:val="single" w:sz="4" w:space="0" w:color="000000"/>
+              <w:left w:val="single" w:sz="4" w:space="0" w:color="000000"/>
+              <w:bottom w:val="single" w:sz="4" w:space="0" w:color="000000"/>
+              <w:right w:val="single" w:sz="4" w:space="0" w:color="000000"/>
+            </w:tcBorders>
+            <w:vAlign w:val="center"/>
+          </w:tcPr>
+          <w:p>
+            <w:pPr>
+              <w:jc w:val="center"/>
+              <w:rPr>
+                <w:rFonts w:ascii="Times New Roman" w:eastAsia="Times New Roman" w:hAnsi="Times New Roman" w:cs="Times New Roman"/>
+                <w:b/>
+                <w:sz w:val="26"/>
+                <w:szCs w:val="26"/>
+              </w:rPr>
+            </w:pPr>
+            <w:r>
+              <w:rPr>
+                <w:rFonts w:ascii="Times New Roman" w:eastAsia="Times New Roman" w:hAnsi="Times New Roman" w:cs="Times New Roman"/>
+                <w:b/>
+                <w:sz w:val="26"/>
+                <w:szCs w:val="26"/>
+              </w:rPr>
+              <w:t>Tên bài</w:t>
+            </w:r>
+          </w:p>
+        </w:tc>
+        <w:tc>
+          <w:tcPr>
+            <w:tcW w:w="1967" w:type="dxa"/>
+            <w:tcBorders>
+              <w:top w:val="single" w:sz="4" w:space="0" w:color="000000"/>
+              <w:left w:val="single" w:sz="4" w:space="0" w:color="000000"/>
+              <w:bottom w:val="single" w:sz="4" w:space="0" w:color="000000"/>
+              <w:right w:val="single" w:sz="4" w:space="0" w:color="000000"/>
+            </w:tcBorders>
+            <w:vAlign w:val="center"/>
+          </w:tcPr>
+          <w:p>
+            <w:pPr>
+              <w:jc w:val="center"/>
+              <w:rPr>
+                <w:rFonts w:ascii="Times New Roman" w:eastAsia="Times New Roman" w:hAnsi="Times New Roman" w:cs="Times New Roman"/>
+                <w:b/>
+                <w:sz w:val="26"/>
+                <w:szCs w:val="26"/>
+              </w:rPr>
+            </w:pPr>
+            <w:r>
+              <w:rPr>
+                <w:rFonts w:ascii="Times New Roman" w:eastAsia="Times New Roman" w:hAnsi="Times New Roman" w:cs="Times New Roman"/>
+                <w:b/>
+                <w:sz w:val="26"/>
+                <w:szCs w:val="26"/>
+              </w:rPr>
+              <w:t xml:space="preserve">Đồ dùng </w:t>
+            </w:r>
+          </w:p>
+        </w:tc>
+      </w:tr>
+      <w:tr>
+        <w:trPr>
+          <w:trHeight w:val="262"/>
+        </w:trPr>
+        <w:tc>
+          <w:tcPr>
+            <w:tcW w:w="1237" w:type="dxa"/>
+            <w:vMerge w:val="restart"/>
+            <w:tcBorders>
+              <w:top w:val="single" w:sz="4" w:space="0" w:color="000000"/>
+              <w:left w:val="single" w:sz="4" w:space="0" w:color="000000"/>
+              <w:right w:val="single" w:sz="4" w:space="0" w:color="000000"/>
+            </w:tcBorders>
+            <w:vAlign w:val="center"/>
+          </w:tcPr>
+          <w:p>
+            <w:pPr>
+              <w:rPr>
+                <w:rFonts w:ascii="Times New Roman" w:hAnsi="Times New Roman" w:cs="Times New Roman"/>
+                <w:sz w:val="26"/>
+                <w:szCs w:val="26"/>
+              </w:rPr>
+            </w:pPr>
+            <w:r>
+              <w:rPr>
+                <w:rFonts w:ascii="Times New Roman" w:hAnsi="Times New Roman" w:cs="Times New Roman"/>
+                <w:sz w:val="26"/>
+                <w:szCs w:val="26"/>
+              </w:rPr>
+              <w:t>Hai (17/08)</w:t>
+            </w:r>
+          </w:p>
+        </w:tc>
+        <w:tc>
+          <w:tcPr>
+            <w:tcW w:w="846" w:type="dxa"/>
+            <w:tcBorders>
+              <w:top w:val="single" w:sz="4" w:space="0" w:color="000000"/>
+              <w:left w:val="single" w:sz="4" w:space="0" w:color="000000"/>
+              <w:bottom w:val="single" w:sz="4" w:space="0" w:color="000000"/>
+              <w:right w:val="single" w:sz="4" w:space="0" w:color="000000"/>
+            </w:tcBorders>
+            <w:vAlign w:val="center"/>
+          </w:tcPr>
+          <w:p>
+            <w:pPr>
+              <w:rPr>
+                <w:rFonts w:ascii="Times New Roman" w:hAnsi="Times New Roman" w:cs="Times New Roman"/>
+                <w:sz w:val="26"/>
+                <w:szCs w:val="26"/>
+              </w:rPr>
+            </w:pPr>
+            <w:r>
+              <w:rPr>
+                <w:rFonts w:ascii="Times New Roman" w:hAnsi="Times New Roman" w:cs="Times New Roman"/>
+                <w:sz w:val="26"/>
+                <w:szCs w:val="26"/>
+              </w:rPr>
+              <w:t>1</w:t>
+            </w:r>
+          </w:p>
+        </w:tc>
+        <w:tc>
+          <w:tcPr>
+            <w:tcW w:w="987" w:type="dxa"/>
+            <w:tcBorders>
+              <w:top w:val="single" w:sz="4" w:space="0" w:color="000000"/>
+              <w:left w:val="single" w:sz="4" w:space="0" w:color="000000"/>
+              <w:bottom w:val="single" w:sz="4" w:space="0" w:color="000000"/>
+              <w:right w:val="single" w:sz="4" w:space="0" w:color="000000"/>
+            </w:tcBorders>
+            <w:vAlign w:val="center"/>
+          </w:tcPr>
+          <w:p>
+            <w:pPr>
+              <w:rPr>
+                <w:rFonts w:ascii="Times New Roman" w:hAnsi="Times New Roman" w:cs="Times New Roman"/>
+                <w:sz w:val="26"/>
+                <w:szCs w:val="26"/>
+              </w:rPr>
+            </w:pPr>
+          </w:p>
+        </w:tc>
+        <w:tc>
+          <w:tcPr>
+            <w:tcW w:w="1144" w:type="dxa"/>
+            <w:tcBorders>
+              <w:top w:val="single" w:sz="4" w:space="0" w:color="000000"/>
+              <w:left w:val="single" w:sz="4" w:space="0" w:color="000000"/>
+              <w:bottom w:val="single" w:sz="4" w:space="0" w:color="000000"/>
+              <w:right w:val="single" w:sz="4" w:space="0" w:color="000000"/>
+            </w:tcBorders>
+            <w:vAlign w:val="center"/>
+          </w:tcPr>
+          <w:p>
+            <w:pPr>
+              <w:rPr>
+                <w:rFonts w:ascii="Times New Roman" w:hAnsi="Times New Roman" w:cs="Times New Roman"/>
+                <w:sz w:val="26"/>
+                <w:szCs w:val="26"/>
+              </w:rPr>
+            </w:pPr>
+          </w:p>
+        </w:tc>
+        <w:tc>
+          <w:tcPr>
+            <w:tcW w:w="709" w:type="dxa"/>
+            <w:tcBorders>
+              <w:top w:val="single" w:sz="4" w:space="0" w:color="000000"/>
+              <w:left w:val="single" w:sz="4" w:space="0" w:color="000000"/>
+              <w:bottom w:val="single" w:sz="4" w:space="0" w:color="000000"/>
+              <w:right w:val="single" w:sz="4" w:space="0" w:color="000000"/>
+            </w:tcBorders>
+            <w:vAlign w:val="center"/>
+          </w:tcPr>
+          <w:p>
+            <w:pPr>
+              <w:rPr>
+                <w:rFonts w:ascii="Times New Roman" w:hAnsi="Times New Roman" w:cs="Times New Roman"/>
+                <w:sz w:val="26"/>
+                <w:szCs w:val="26"/>
+              </w:rPr>
+            </w:pPr>
+          </w:p>
+        </w:tc>
+        <w:tc>
+          <w:tcPr>
+            <w:tcW w:w="3260" w:type="dxa"/>
+            <w:tcBorders>
+              <w:top w:val="single" w:sz="4" w:space="0" w:color="000000"/>
+              <w:left w:val="single" w:sz="4" w:space="0" w:color="000000"/>
+              <w:bottom w:val="single" w:sz="4" w:space="0" w:color="000000"/>
+              <w:right w:val="single" w:sz="4" w:space="0" w:color="000000"/>
+            </w:tcBorders>
+            <w:vAlign w:val="center"/>
+          </w:tcPr>
+          <w:p>
+            <w:pPr>
+              <w:rPr>
+                <w:rFonts w:ascii="Times New Roman" w:hAnsi="Times New Roman" w:cs="Times New Roman"/>
+                <w:sz w:val="26"/>
+                <w:szCs w:val="26"/>
+              </w:rPr>
+            </w:pPr>
+          </w:p>
+        </w:tc>
+        <w:tc>
+          <w:tcPr>
+            <w:tcW w:w="1967" w:type="dxa"/>
+            <w:tcBorders>
+              <w:top w:val="single" w:sz="4" w:space="0" w:color="000000"/>
+              <w:left w:val="single" w:sz="4" w:space="0" w:color="000000"/>
+              <w:bottom w:val="single" w:sz="4" w:space="0" w:color="000000"/>
+              <w:right w:val="single" w:sz="4" w:space="0" w:color="000000"/>
+            </w:tcBorders>
+            <w:vAlign w:val="center"/>
+          </w:tcPr>
+          <w:p>
+            <w:pPr>
+              <w:rPr>
+                <w:rFonts w:ascii="Times New Roman" w:hAnsi="Times New Roman" w:cs="Times New Roman"/>
+                <w:sz w:val="26"/>
+                <w:szCs w:val="26"/>
+              </w:rPr>
+            </w:pPr>
+          </w:p>
+        </w:tc>
+      </w:tr>
+      <w:tr>
+        <w:trPr>
+          <w:trHeight w:val="262"/>
+        </w:trPr>
+        <w:tc>
+          <w:tcPr>
+            <w:tcW w:w="1237" w:type="dxa"/>
+            <w:vMerge/>
+            <w:tcBorders>
+              <w:left w:val="single" w:sz="4" w:space="0" w:color="000000"/>
+              <w:right w:val="single" w:sz="4" w:space="0" w:color="000000"/>
+            </w:tcBorders>
+            <w:vAlign w:val="center"/>
+          </w:tcPr>
+          <w:p>
+            <w:pPr>
+              <w:widowControl w:val="0"/>
+              <w:jc w:val="center"/>
+              <w:rPr>
+                <w:rFonts w:ascii="Times New Roman" w:eastAsia="Times New Roman" w:hAnsi="Times New Roman" w:cs="Times New Roman"/>
+                <w:sz w:val="26"/>
+                <w:szCs w:val="26"/>
+              </w:rPr>
+            </w:pPr>
+          </w:p>
+        </w:tc>
+        <w:tc>
+          <w:tcPr>
+            <w:tcW w:w="846" w:type="dxa"/>
+            <w:tcBorders>
+              <w:top w:val="single" w:sz="4" w:space="0" w:color="000000"/>
+              <w:left w:val="single" w:sz="4" w:space="0" w:color="000000"/>
+              <w:bottom w:val="single" w:sz="4" w:space="0" w:color="000000"/>
+              <w:right w:val="single" w:sz="4" w:space="0" w:color="000000"/>
+            </w:tcBorders>
+            <w:vAlign w:val="center"/>
+          </w:tcPr>
+          <w:p>
+            <w:pPr>
+              <w:rPr>
+                <w:rFonts w:ascii="Times New Roman" w:hAnsi="Times New Roman" w:cs="Times New Roman"/>
+                <w:sz w:val="26"/>
+                <w:szCs w:val="26"/>
+              </w:rPr>
+            </w:pPr>
+            <w:r>
+              <w:rPr>
+                <w:rFonts w:ascii="Times New Roman" w:hAnsi="Times New Roman" w:cs="Times New Roman"/>
+                <w:sz w:val="26"/>
+                <w:szCs w:val="26"/>
+              </w:rPr>
+              <w:t>2</w:t>
+            </w:r>
+          </w:p>
+        </w:tc>
+        <w:tc>
+          <w:tcPr>
+            <w:tcW w:w="987" w:type="dxa"/>
+            <w:tcBorders>
+              <w:top w:val="single" w:sz="4" w:space="0" w:color="000000"/>
+              <w:left w:val="single" w:sz="4" w:space="0" w:color="000000"/>
+              <w:bottom w:val="single" w:sz="4" w:space="0" w:color="000000"/>
+              <w:right w:val="single" w:sz="4" w:space="0" w:color="000000"/>
+            </w:tcBorders>
+            <w:vAlign w:val="center"/>
+          </w:tcPr>
+          <w:p>
+            <w:pPr>
+              <w:rPr>
+                <w:rFonts w:ascii="Times New Roman" w:hAnsi="Times New Roman" w:cs="Times New Roman"/>
+                <w:sz w:val="26"/>
+                <w:szCs w:val="26"/>
+              </w:rPr>
+            </w:pPr>
+          </w:p>
+        </w:tc>
+        <w:tc>
+          <w:tcPr>
+            <w:tcW w:w="1144" w:type="dxa"/>
+            <w:tcBorders>
+              <w:top w:val="single" w:sz="4" w:space="0" w:color="000000"/>
+              <w:left w:val="single" w:sz="4" w:space="0" w:color="000000"/>
+              <w:bottom w:val="single" w:sz="4" w:space="0" w:color="000000"/>
+              <w:right w:val="single" w:sz="4" w:space="0" w:color="000000"/>
+            </w:tcBorders>
+            <w:vAlign w:val="center"/>
+          </w:tcPr>
+          <w:p>
+            <w:pPr>
+              <w:rPr>
+                <w:rFonts w:ascii="Times New Roman" w:hAnsi="Times New Roman" w:cs="Times New Roman"/>
+                <w:sz w:val="26"/>
+                <w:szCs w:val="26"/>
+              </w:rPr>
+            </w:pPr>
+          </w:p>
+        </w:tc>
+        <w:tc>
+          <w:tcPr>
+            <w:tcW w:w="709" w:type="dxa"/>
+            <w:tcBorders>
+              <w:top w:val="single" w:sz="4" w:space="0" w:color="000000"/>
+              <w:left w:val="single" w:sz="4" w:space="0" w:color="000000"/>
+              <w:bottom w:val="single" w:sz="4" w:space="0" w:color="000000"/>
+              <w:right w:val="single" w:sz="4" w:space="0" w:color="000000"/>
+            </w:tcBorders>
+            <w:vAlign w:val="center"/>
+          </w:tcPr>
+          <w:p>
+            <w:pPr>
+              <w:rPr>
+                <w:rFonts w:ascii="Times New Roman" w:hAnsi="Times New Roman" w:cs="Times New Roman"/>
+                <w:sz w:val="26"/>
+                <w:szCs w:val="26"/>
+              </w:rPr>
+            </w:pPr>
+          </w:p>
+        </w:tc>
+        <w:tc>
+          <w:tcPr>
+            <w:tcW w:w="3260" w:type="dxa"/>
+            <w:tcBorders>
+              <w:top w:val="single" w:sz="4" w:space="0" w:color="000000"/>
+              <w:left w:val="single" w:sz="4" w:space="0" w:color="000000"/>
+              <w:bottom w:val="single" w:sz="4" w:space="0" w:color="000000"/>
+              <w:right w:val="single" w:sz="4" w:space="0" w:color="000000"/>
+            </w:tcBorders>
+            <w:vAlign w:val="center"/>
+          </w:tcPr>
+          <w:p>
+            <w:pPr>
+              <w:rPr>
+                <w:rFonts w:ascii="Times New Roman" w:hAnsi="Times New Roman" w:cs="Times New Roman"/>
+                <w:sz w:val="26"/>
+                <w:szCs w:val="26"/>
+              </w:rPr>
+            </w:pPr>
+          </w:p>
+        </w:tc>
+        <w:tc>
+          <w:tcPr>
+            <w:tcW w:w="1967" w:type="dxa"/>
+            <w:tcBorders>
+              <w:top w:val="single" w:sz="4" w:space="0" w:color="000000"/>
+              <w:left w:val="single" w:sz="4" w:space="0" w:color="000000"/>
+              <w:bottom w:val="single" w:sz="4" w:space="0" w:color="000000"/>
+              <w:right w:val="single" w:sz="4" w:space="0" w:color="000000"/>
+            </w:tcBorders>
+            <w:vAlign w:val="center"/>
+          </w:tcPr>
+          <w:p>
+            <w:pPr>
+              <w:rPr>
+                <w:rFonts w:ascii="Times New Roman" w:hAnsi="Times New Roman" w:cs="Times New Roman"/>
+                <w:sz w:val="26"/>
+                <w:szCs w:val="26"/>
+              </w:rPr>
+            </w:pPr>
+          </w:p>
+        </w:tc>
+      </w:tr>
+      <w:tr>
+        <w:trPr>
+          <w:trHeight w:val="262"/>
+        </w:trPr>
+        <w:tc>
+          <w:tcPr>
+            <w:tcW w:w="1237" w:type="dxa"/>
+            <w:vMerge/>
+            <w:tcBorders>
+              <w:left w:val="single" w:sz="4" w:space="0" w:color="000000"/>
+              <w:right w:val="single" w:sz="4" w:space="0" w:color="000000"/>
+            </w:tcBorders>
+            <w:vAlign w:val="center"/>
+          </w:tcPr>
+          <w:p>
+            <w:pPr>
+              <w:widowControl w:val="0"/>
+              <w:jc w:val="center"/>
+              <w:rPr>
+                <w:rFonts w:ascii="Times New Roman" w:eastAsia="Times New Roman" w:hAnsi="Times New Roman" w:cs="Times New Roman"/>
+                <w:sz w:val="26"/>
+                <w:szCs w:val="26"/>
+              </w:rPr>
+            </w:pPr>
+          </w:p>
+        </w:tc>
+        <w:tc>
+          <w:tcPr>
+            <w:tcW w:w="846" w:type="dxa"/>
+            <w:tcBorders>
+              <w:top w:val="single" w:sz="4" w:space="0" w:color="000000"/>
+              <w:left w:val="single" w:sz="4" w:space="0" w:color="000000"/>
+              <w:bottom w:val="single" w:sz="4" w:space="0" w:color="000000"/>
+              <w:right w:val="single" w:sz="4" w:space="0" w:color="000000"/>
+            </w:tcBorders>
+            <w:vAlign w:val="center"/>
+          </w:tcPr>
+          <w:p>
+            <w:pPr>
+              <w:rPr>
+                <w:rFonts w:ascii="Times New Roman" w:hAnsi="Times New Roman" w:cs="Times New Roman"/>
+                <w:sz w:val="26"/>
+                <w:szCs w:val="26"/>
+              </w:rPr>
+            </w:pPr>
+            <w:r>
+              <w:rPr>
+                <w:rFonts w:ascii="Times New Roman" w:hAnsi="Times New Roman" w:cs="Times New Roman"/>
+                <w:sz w:val="26"/>
+                <w:szCs w:val="26"/>
+              </w:rPr>
+              <w:t>3</w:t>
+            </w:r>
+          </w:p>
+        </w:tc>
+        <w:tc>
+          <w:tcPr>
+            <w:tcW w:w="987" w:type="dxa"/>
+            <w:tcBorders>
+              <w:top w:val="single" w:sz="4" w:space="0" w:color="000000"/>
+              <w:left w:val="single" w:sz="4" w:space="0" w:color="000000"/>
+              <w:bottom w:val="single" w:sz="4" w:space="0" w:color="000000"/>
+              <w:right w:val="single" w:sz="4" w:space="0" w:color="000000"/>
+            </w:tcBorders>
+            <w:vAlign w:val="center"/>
+          </w:tcPr>
+          <w:p>
+            <w:pPr>
+              <w:rPr>
+                <w:rFonts w:ascii="Times New Roman" w:hAnsi="Times New Roman" w:cs="Times New Roman"/>
+                <w:sz w:val="26"/>
+                <w:szCs w:val="26"/>
+              </w:rPr>
+            </w:pPr>
+          </w:p>
+        </w:tc>
+        <w:tc>
+          <w:tcPr>
+            <w:tcW w:w="1144" w:type="dxa"/>
+            <w:tcBorders>
+              <w:top w:val="single" w:sz="4" w:space="0" w:color="000000"/>
+              <w:left w:val="single" w:sz="4" w:space="0" w:color="000000"/>
+              <w:bottom w:val="single" w:sz="4" w:space="0" w:color="000000"/>
+              <w:right w:val="single" w:sz="4" w:space="0" w:color="000000"/>
+            </w:tcBorders>
+            <w:vAlign w:val="center"/>
+          </w:tcPr>
+          <w:p>
+            <w:pPr>
+              <w:rPr>
+                <w:rFonts w:ascii="Times New Roman" w:hAnsi="Times New Roman" w:cs="Times New Roman"/>
+                <w:sz w:val="26"/>
+                <w:szCs w:val="26"/>
+              </w:rPr>
+            </w:pPr>
+          </w:p>
+        </w:tc>
+        <w:tc>
+          <w:tcPr>
+            <w:tcW w:w="709" w:type="dxa"/>
+            <w:tcBorders>
+              <w:top w:val="single" w:sz="4" w:space="0" w:color="000000"/>
+              <w:left w:val="single" w:sz="4" w:space="0" w:color="000000"/>
+              <w:bottom w:val="single" w:sz="4" w:space="0" w:color="000000"/>
+              <w:right w:val="single" w:sz="4" w:space="0" w:color="000000"/>
+            </w:tcBorders>
+            <w:vAlign w:val="center"/>
+          </w:tcPr>
+          <w:p>
+            <w:pPr>
+              <w:rPr>
+                <w:rFonts w:ascii="Times New Roman" w:hAnsi="Times New Roman" w:cs="Times New Roman"/>
+                <w:sz w:val="26"/>
+                <w:szCs w:val="26"/>
+              </w:rPr>
+            </w:pPr>
+          </w:p>
+        </w:tc>
+        <w:tc>
+          <w:tcPr>
+            <w:tcW w:w="3260" w:type="dxa"/>
+            <w:tcBorders>
+              <w:top w:val="single" w:sz="4" w:space="0" w:color="000000"/>
+              <w:left w:val="single" w:sz="4" w:space="0" w:color="000000"/>
+              <w:bottom w:val="single" w:sz="4" w:space="0" w:color="000000"/>
+              <w:right w:val="single" w:sz="4" w:space="0" w:color="000000"/>
+            </w:tcBorders>
+            <w:vAlign w:val="center"/>
+          </w:tcPr>
+          <w:p>
+            <w:pPr>
+              <w:rPr>
+                <w:rFonts w:ascii="Times New Roman" w:hAnsi="Times New Roman" w:cs="Times New Roman"/>
+                <w:sz w:val="26"/>
+                <w:szCs w:val="26"/>
+              </w:rPr>
+            </w:pPr>
+          </w:p>
+        </w:tc>
+        <w:tc>
+          <w:tcPr>
+            <w:tcW w:w="1967" w:type="dxa"/>
+            <w:tcBorders>
+              <w:top w:val="single" w:sz="4" w:space="0" w:color="000000"/>
+              <w:left w:val="single" w:sz="4" w:space="0" w:color="000000"/>
+              <w:bottom w:val="single" w:sz="4" w:space="0" w:color="000000"/>
+              <w:right w:val="single" w:sz="4" w:space="0" w:color="000000"/>
+            </w:tcBorders>
+            <w:vAlign w:val="center"/>
+          </w:tcPr>
+          <w:p>
+            <w:pPr>
+              <w:rPr>
+                <w:rFonts w:ascii="Times New Roman" w:hAnsi="Times New Roman" w:cs="Times New Roman"/>
+                <w:sz w:val="26"/>
+                <w:szCs w:val="26"/>
+              </w:rPr>
+            </w:pPr>
+          </w:p>
+        </w:tc>
+      </w:tr>
+      <w:tr>
+        <w:trPr>
+          <w:trHeight w:val="262"/>
+        </w:trPr>
+        <w:tc>
+          <w:tcPr>
+            <w:tcW w:w="1237" w:type="dxa"/>
+            <w:vMerge/>
+            <w:tcBorders>
+              <w:left w:val="single" w:sz="4" w:space="0" w:color="000000"/>
+              <w:right w:val="single" w:sz="4" w:space="0" w:color="000000"/>
+            </w:tcBorders>
+            <w:vAlign w:val="center"/>
+          </w:tcPr>
+          <w:p>
+            <w:pPr>
+              <w:widowControl w:val="0"/>
+              <w:jc w:val="center"/>
+              <w:rPr>
+                <w:rFonts w:ascii="Times New Roman" w:hAnsi="Times New Roman" w:cs="Times New Roman"/>
+                <w:sz w:val="26"/>
+                <w:szCs w:val="26"/>
+              </w:rPr>
+            </w:pPr>
+          </w:p>
+        </w:tc>
+        <w:tc>
+          <w:tcPr>
+            <w:tcW w:w="846" w:type="dxa"/>
+            <w:tcBorders>
+              <w:top w:val="single" w:sz="4" w:space="0" w:color="000000"/>
+              <w:left w:val="single" w:sz="4" w:space="0" w:color="000000"/>
+              <w:bottom w:val="single" w:sz="4" w:space="0" w:color="000000"/>
+              <w:right w:val="single" w:sz="4" w:space="0" w:color="000000"/>
+            </w:tcBorders>
+            <w:vAlign w:val="center"/>
+          </w:tcPr>
+          <w:p>
+            <w:pPr>
+              <w:rPr>
+                <w:rFonts w:ascii="Times New Roman" w:hAnsi="Times New Roman" w:cs="Times New Roman"/>
+                <w:sz w:val="26"/>
+                <w:szCs w:val="26"/>
+              </w:rPr>
+            </w:pPr>
+            <w:r>
+              <w:rPr>
+                <w:rFonts w:ascii="Times New Roman" w:hAnsi="Times New Roman" w:cs="Times New Roman"/>
+                <w:sz w:val="26"/>
+                <w:szCs w:val="26"/>
+              </w:rPr>
+              <w:t>4</w:t>
+            </w:r>
+          </w:p>
+        </w:tc>
+        <w:tc>
+          <w:tcPr>
+            <w:tcW w:w="987" w:type="dxa"/>
+            <w:tcBorders>
+              <w:top w:val="single" w:sz="4" w:space="0" w:color="000000"/>
+              <w:left w:val="single" w:sz="4" w:space="0" w:color="000000"/>
+              <w:bottom w:val="single" w:sz="4" w:space="0" w:color="000000"/>
+              <w:right w:val="single" w:sz="4" w:space="0" w:color="000000"/>
+            </w:tcBorders>
+            <w:vAlign w:val="center"/>
+          </w:tcPr>
+          <w:p>
+            <w:pPr>
+              <w:rPr>
+                <w:rFonts w:ascii="Times New Roman" w:hAnsi="Times New Roman" w:cs="Times New Roman"/>
+                <w:sz w:val="26"/>
+                <w:szCs w:val="26"/>
+              </w:rPr>
+            </w:pPr>
+          </w:p>
+        </w:tc>
+        <w:tc>
+          <w:tcPr>
+            <w:tcW w:w="1144" w:type="dxa"/>
+            <w:tcBorders>
+              <w:top w:val="single" w:sz="4" w:space="0" w:color="000000"/>
+              <w:left w:val="single" w:sz="4" w:space="0" w:color="000000"/>
+              <w:bottom w:val="single" w:sz="4" w:space="0" w:color="000000"/>
+              <w:right w:val="single" w:sz="4" w:space="0" w:color="000000"/>
+            </w:tcBorders>
+            <w:vAlign w:val="center"/>
+          </w:tcPr>
+          <w:p>
+            <w:pPr>
+              <w:rPr>
+                <w:rFonts w:ascii="Times New Roman" w:hAnsi="Times New Roman" w:cs="Times New Roman"/>
+                <w:sz w:val="26"/>
+                <w:szCs w:val="26"/>
+              </w:rPr>
+            </w:pPr>
+          </w:p>
+        </w:tc>
+        <w:tc>
+          <w:tcPr>
+            <w:tcW w:w="709" w:type="dxa"/>
+            <w:tcBorders>
+              <w:top w:val="single" w:sz="4" w:space="0" w:color="000000"/>
+              <w:left w:val="single" w:sz="4" w:space="0" w:color="000000"/>
+              <w:bottom w:val="single" w:sz="4" w:space="0" w:color="000000"/>
+              <w:right w:val="single" w:sz="4" w:space="0" w:color="000000"/>
+            </w:tcBorders>
+            <w:vAlign w:val="center"/>
+          </w:tcPr>
+          <w:p>
+            <w:pPr>
+              <w:rPr>
+                <w:rFonts w:ascii="Times New Roman" w:hAnsi="Times New Roman" w:cs="Times New Roman"/>
+                <w:sz w:val="26"/>
+                <w:szCs w:val="26"/>
+              </w:rPr>
+            </w:pPr>
+          </w:p>
+        </w:tc>
+        <w:tc>
+          <w:tcPr>
+            <w:tcW w:w="3260" w:type="dxa"/>
+            <w:tcBorders>
+              <w:top w:val="single" w:sz="4" w:space="0" w:color="000000"/>
+              <w:left w:val="single" w:sz="4" w:space="0" w:color="000000"/>
+              <w:bottom w:val="single" w:sz="4" w:space="0" w:color="000000"/>
+              <w:right w:val="single" w:sz="4" w:space="0" w:color="000000"/>
+            </w:tcBorders>
+            <w:vAlign w:val="center"/>
+          </w:tcPr>
+          <w:p>
+            <w:pPr>
+              <w:rPr>
+                <w:rFonts w:ascii="Times New Roman" w:hAnsi="Times New Roman" w:cs="Times New Roman"/>
+                <w:sz w:val="26"/>
+                <w:szCs w:val="26"/>
+              </w:rPr>
+            </w:pPr>
+          </w:p>
+        </w:tc>
+        <w:tc>
+          <w:tcPr>
+            <w:tcW w:w="1967" w:type="dxa"/>
+            <w:tcBorders>
+              <w:top w:val="single" w:sz="4" w:space="0" w:color="000000"/>
+              <w:left w:val="single" w:sz="4" w:space="0" w:color="000000"/>
+              <w:bottom w:val="single" w:sz="4" w:space="0" w:color="000000"/>
+              <w:right w:val="single" w:sz="4" w:space="0" w:color="000000"/>
+            </w:tcBorders>
+            <w:vAlign w:val="center"/>
+          </w:tcPr>
+          <w:p>
+            <w:pPr>
+              <w:rPr>
+                <w:rFonts w:ascii="Times New Roman" w:hAnsi="Times New Roman" w:cs="Times New Roman"/>
+                <w:sz w:val="26"/>
+                <w:szCs w:val="26"/>
+              </w:rPr>
+            </w:pPr>
+          </w:p>
+        </w:tc>
+      </w:tr>
+      <w:tr>
+        <w:trPr>
+          <w:trHeight w:val="262"/>
+        </w:trPr>
+        <w:tc>
+          <w:tcPr>
+            <w:tcW w:w="1237" w:type="dxa"/>
+            <w:vMerge/>
+            <w:tcBorders>
+              <w:left w:val="single" w:sz="4" w:space="0" w:color="000000"/>
+              <w:right w:val="single" w:sz="4" w:space="0" w:color="000000"/>
+            </w:tcBorders>
+            <w:vAlign w:val="center"/>
+          </w:tcPr>
+          <w:p>
+            <w:pPr>
+              <w:widowControl w:val="0"/>
+              <w:jc w:val="center"/>
+              <w:rPr>
+                <w:rFonts w:ascii="Times New Roman" w:eastAsia="Times New Roman" w:hAnsi="Times New Roman" w:cs="Times New Roman"/>
+                <w:sz w:val="26"/>
+                <w:szCs w:val="26"/>
+              </w:rPr>
+            </w:pPr>
+          </w:p>
+        </w:tc>
+        <w:tc>
+          <w:tcPr>
+            <w:tcW w:w="846" w:type="dxa"/>
+            <w:tcBorders>
+              <w:top w:val="single" w:sz="4" w:space="0" w:color="000000"/>
+              <w:left w:val="single" w:sz="4" w:space="0" w:color="000000"/>
+              <w:bottom w:val="single" w:sz="4" w:space="0" w:color="000000"/>
+              <w:right w:val="single" w:sz="4" w:space="0" w:color="000000"/>
+            </w:tcBorders>
+            <w:vAlign w:val="center"/>
+          </w:tcPr>
+          <w:p>
+            <w:pPr>
+              <w:rPr>
+                <w:rFonts w:ascii="Times New Roman" w:hAnsi="Times New Roman" w:cs="Times New Roman"/>
+                <w:sz w:val="26"/>
+                <w:szCs w:val="26"/>
+              </w:rPr>
+            </w:pPr>
+            <w:r>
+              <w:rPr>
+                <w:rFonts w:ascii="Times New Roman" w:hAnsi="Times New Roman" w:cs="Times New Roman"/>
+                <w:sz w:val="26"/>
+                <w:szCs w:val="26"/>
+              </w:rPr>
+              <w:t>5</w:t>
+            </w:r>
+          </w:p>
+        </w:tc>
+        <w:tc>
+          <w:tcPr>
+            <w:tcW w:w="987" w:type="dxa"/>
+            <w:tcBorders>
+              <w:top w:val="single" w:sz="4" w:space="0" w:color="000000"/>
+              <w:left w:val="single" w:sz="4" w:space="0" w:color="000000"/>
+              <w:bottom w:val="single" w:sz="4" w:space="0" w:color="000000"/>
+              <w:right w:val="single" w:sz="4" w:space="0" w:color="000000"/>
+            </w:tcBorders>
+            <w:vAlign w:val="center"/>
+          </w:tcPr>
+          <w:p>
+            <w:pPr>
+              <w:rPr>
+                <w:rFonts w:ascii="Times New Roman" w:hAnsi="Times New Roman" w:cs="Times New Roman"/>
+                <w:sz w:val="26"/>
+                <w:szCs w:val="26"/>
+              </w:rPr>
+            </w:pPr>
+          </w:p>
+        </w:tc>
+        <w:tc>
+          <w:tcPr>
+            <w:tcW w:w="1144" w:type="dxa"/>
+            <w:tcBorders>
+              <w:top w:val="single" w:sz="4" w:space="0" w:color="000000"/>
+              <w:left w:val="single" w:sz="4" w:space="0" w:color="000000"/>
+              <w:bottom w:val="single" w:sz="4" w:space="0" w:color="000000"/>
+              <w:right w:val="single" w:sz="4" w:space="0" w:color="000000"/>
+            </w:tcBorders>
+            <w:vAlign w:val="center"/>
+          </w:tcPr>
+          <w:p>
+            <w:pPr>
+              <w:rPr>
+                <w:rFonts w:ascii="Times New Roman" w:hAnsi="Times New Roman" w:cs="Times New Roman"/>
+                <w:sz w:val="26"/>
+                <w:szCs w:val="26"/>
+              </w:rPr>
+            </w:pPr>
+          </w:p>
+        </w:tc>
+        <w:tc>
+          <w:tcPr>
+            <w:tcW w:w="709" w:type="dxa"/>
+            <w:tcBorders>
+              <w:top w:val="single" w:sz="4" w:space="0" w:color="000000"/>
+              <w:left w:val="single" w:sz="4" w:space="0" w:color="000000"/>
+              <w:bottom w:val="single" w:sz="4" w:space="0" w:color="000000"/>
+              <w:right w:val="single" w:sz="4" w:space="0" w:color="000000"/>
+            </w:tcBorders>
+            <w:vAlign w:val="center"/>
+          </w:tcPr>
+          <w:p>
+            <w:pPr>
+              <w:rPr>
+                <w:rFonts w:ascii="Times New Roman" w:hAnsi="Times New Roman" w:cs="Times New Roman"/>
+                <w:sz w:val="26"/>
+                <w:szCs w:val="26"/>
+              </w:rPr>
+            </w:pPr>
+          </w:p>
+        </w:tc>
+        <w:tc>
+          <w:tcPr>
+            <w:tcW w:w="3260" w:type="dxa"/>
+            <w:tcBorders>
+              <w:top w:val="single" w:sz="4" w:space="0" w:color="000000"/>
+              <w:left w:val="single" w:sz="4" w:space="0" w:color="000000"/>
+              <w:bottom w:val="single" w:sz="4" w:space="0" w:color="000000"/>
+              <w:right w:val="single" w:sz="4" w:space="0" w:color="000000"/>
+            </w:tcBorders>
+            <w:vAlign w:val="center"/>
+          </w:tcPr>
+          <w:p>
+            <w:pPr>
+              <w:rPr>
+                <w:rFonts w:ascii="Times New Roman" w:hAnsi="Times New Roman" w:cs="Times New Roman"/>
+                <w:sz w:val="26"/>
+                <w:szCs w:val="26"/>
+              </w:rPr>
+            </w:pPr>
+          </w:p>
+        </w:tc>
+        <w:tc>
+          <w:tcPr>
+            <w:tcW w:w="1967" w:type="dxa"/>
+            <w:tcBorders>
+              <w:top w:val="single" w:sz="4" w:space="0" w:color="000000"/>
+              <w:left w:val="single" w:sz="4" w:space="0" w:color="000000"/>
+              <w:bottom w:val="single" w:sz="4" w:space="0" w:color="000000"/>
+              <w:right w:val="single" w:sz="4" w:space="0" w:color="000000"/>
+            </w:tcBorders>
+            <w:vAlign w:val="center"/>
+          </w:tcPr>
+          <w:p>
+            <w:pPr>
+              <w:rPr>
+                <w:rFonts w:ascii="Times New Roman" w:hAnsi="Times New Roman" w:cs="Times New Roman"/>
+                <w:sz w:val="26"/>
+                <w:szCs w:val="26"/>
+              </w:rPr>
+            </w:pPr>
+          </w:p>
+        </w:tc>
+      </w:tr>
+      <w:tr>
+        <w:trPr>
+          <w:trHeight w:val="323"/>
+        </w:trPr>
+        <w:tc>
+          <w:tcPr>
+            <w:tcW w:w="1237" w:type="dxa"/>
+            <w:vMerge w:val="restart"/>
+            <w:tcBorders>
+              <w:left w:val="single" w:sz="4" w:space="0" w:color="000000"/>
+              <w:right w:val="single" w:sz="4" w:space="0" w:color="000000"/>
+            </w:tcBorders>
+            <w:vAlign w:val="center"/>
+          </w:tcPr>
+          <w:p>
+            <w:pPr>
+              <w:rPr>
+                <w:rFonts w:ascii="Times New Roman" w:hAnsi="Times New Roman" w:cs="Times New Roman"/>
+                <w:sz w:val="26"/>
+                <w:szCs w:val="26"/>
+              </w:rPr>
+            </w:pPr>
+            <w:r>
+              <w:rPr>
+                <w:rFonts w:ascii="Times New Roman" w:hAnsi="Times New Roman" w:cs="Times New Roman"/>
+                <w:sz w:val="26"/>
+                <w:szCs w:val="26"/>
+              </w:rPr>
+              <w:t>Ba (18/08)</w:t>
+            </w:r>
+          </w:p>
+        </w:tc>
+        <w:tc>
+          <w:tcPr>
+            <w:tcW w:w="846" w:type="dxa"/>
+            <w:tcBorders>
+              <w:top w:val="single" w:sz="4" w:space="0" w:color="000000"/>
+              <w:left w:val="single" w:sz="4" w:space="0" w:color="000000"/>
+              <w:bottom w:val="single" w:sz="4" w:space="0" w:color="000000"/>
+              <w:right w:val="single" w:sz="4" w:space="0" w:color="000000"/>
+            </w:tcBorders>
+            <w:vAlign w:val="center"/>
+          </w:tcPr>
+          <w:p>
+            <w:pPr>
+              <w:rPr>
+                <w:rFonts w:ascii="Times New Roman" w:hAnsi="Times New Roman" w:cs="Times New Roman"/>
+                <w:sz w:val="26"/>
+                <w:szCs w:val="26"/>
+              </w:rPr>
+            </w:pPr>
+            <w:r>
+              <w:rPr>
+                <w:rFonts w:ascii="Times New Roman" w:hAnsi="Times New Roman" w:cs="Times New Roman"/>
+                <w:sz w:val="26"/>
+                <w:szCs w:val="26"/>
+              </w:rPr>
+              <w:t>1</w:t>
+            </w:r>
+          </w:p>
+        </w:tc>
+        <w:tc>
+          <w:tcPr>
+            <w:tcW w:w="987" w:type="dxa"/>
+            <w:tcBorders>
+              <w:top w:val="single" w:sz="4" w:space="0" w:color="000000"/>
+              <w:left w:val="single" w:sz="4" w:space="0" w:color="000000"/>
+              <w:bottom w:val="single" w:sz="4" w:space="0" w:color="000000"/>
+              <w:right w:val="single" w:sz="4" w:space="0" w:color="000000"/>
+            </w:tcBorders>
+            <w:vAlign w:val="center"/>
+          </w:tcPr>
+          <w:p>
+            <w:pPr>
+              <w:rPr>
+                <w:rFonts w:ascii="Times New Roman" w:hAnsi="Times New Roman" w:cs="Times New Roman"/>
+                <w:sz w:val="26"/>
+                <w:szCs w:val="26"/>
+              </w:rPr>
+            </w:pPr>
+          </w:p>
+        </w:tc>
+        <w:tc>
+          <w:tcPr>
+            <w:tcW w:w="1144" w:type="dxa"/>
+            <w:tcBorders>
+              <w:top w:val="single" w:sz="4" w:space="0" w:color="000000"/>
+              <w:left w:val="single" w:sz="4" w:space="0" w:color="000000"/>
+              <w:bottom w:val="single" w:sz="4" w:space="0" w:color="000000"/>
+              <w:right w:val="single" w:sz="4" w:space="0" w:color="000000"/>
+            </w:tcBorders>
+            <w:vAlign w:val="center"/>
+          </w:tcPr>
+          <w:p>
+            <w:pPr>
+              <w:rPr>
+                <w:rFonts w:ascii="Times New Roman" w:hAnsi="Times New Roman" w:cs="Times New Roman"/>
+                <w:sz w:val="26"/>
+                <w:szCs w:val="26"/>
+              </w:rPr>
+            </w:pPr>
+          </w:p>
+        </w:tc>
+        <w:tc>
+          <w:tcPr>
+            <w:tcW w:w="709" w:type="dxa"/>
+            <w:tcBorders>
+              <w:top w:val="single" w:sz="4" w:space="0" w:color="000000"/>
+              <w:left w:val="single" w:sz="4" w:space="0" w:color="000000"/>
+              <w:bottom w:val="single" w:sz="4" w:space="0" w:color="000000"/>
+              <w:right w:val="single" w:sz="4" w:space="0" w:color="000000"/>
+            </w:tcBorders>
+            <w:vAlign w:val="center"/>
+          </w:tcPr>
+          <w:p>
+            <w:pPr>
+              <w:rPr>
+                <w:rFonts w:ascii="Times New Roman" w:hAnsi="Times New Roman" w:cs="Times New Roman"/>
+                <w:sz w:val="26"/>
+                <w:szCs w:val="26"/>
+              </w:rPr>
+            </w:pPr>
+          </w:p>
+        </w:tc>
+        <w:tc>
+          <w:tcPr>
+            <w:tcW w:w="3260" w:type="dxa"/>
+            <w:tcBorders>
+              <w:top w:val="single" w:sz="4" w:space="0" w:color="000000"/>
+              <w:left w:val="single" w:sz="4" w:space="0" w:color="000000"/>
+              <w:bottom w:val="single" w:sz="4" w:space="0" w:color="000000"/>
+              <w:right w:val="single" w:sz="4" w:space="0" w:color="000000"/>
+            </w:tcBorders>
+            <w:vAlign w:val="center"/>
+          </w:tcPr>
+          <w:p>
+            <w:pPr>
+              <w:rPr>
+                <w:rFonts w:ascii="Times New Roman" w:hAnsi="Times New Roman" w:cs="Times New Roman"/>
+                <w:sz w:val="26"/>
+                <w:szCs w:val="26"/>
+              </w:rPr>
+            </w:pPr>
+          </w:p>
+        </w:tc>
+        <w:tc>
+          <w:tcPr>
+            <w:tcW w:w="1967" w:type="dxa"/>
+            <w:tcBorders>
+              <w:top w:val="single" w:sz="4" w:space="0" w:color="000000"/>
+              <w:left w:val="single" w:sz="4" w:space="0" w:color="000000"/>
+              <w:bottom w:val="single" w:sz="4" w:space="0" w:color="000000"/>
+              <w:right w:val="single" w:sz="4" w:space="0" w:color="000000"/>
+            </w:tcBorders>
+            <w:vAlign w:val="center"/>
+          </w:tcPr>
+          <w:p>
+            <w:pPr>
+              <w:rPr>
+                <w:rFonts w:ascii="Times New Roman" w:hAnsi="Times New Roman" w:cs="Times New Roman"/>
+                <w:sz w:val="26"/>
+                <w:szCs w:val="26"/>
+              </w:rPr>
+            </w:pPr>
+          </w:p>
+        </w:tc>
+      </w:tr>
+      <w:tr>
+        <w:trPr>
+          <w:trHeight w:val="262"/>
+        </w:trPr>
+        <w:tc>
+          <w:tcPr>
+            <w:tcW w:w="1237" w:type="dxa"/>
+            <w:vMerge/>
+            <w:tcBorders>
+              <w:left w:val="single" w:sz="4" w:space="0" w:color="000000"/>
+              <w:right w:val="single" w:sz="4" w:space="0" w:color="000000"/>
+            </w:tcBorders>
+            <w:vAlign w:val="center"/>
+          </w:tcPr>
+          <w:p>
+            <w:pPr>
+              <w:widowControl w:val="0"/>
+              <w:jc w:val="center"/>
+              <w:rPr>
+                <w:rFonts w:ascii="Times New Roman" w:eastAsia="Times New Roman" w:hAnsi="Times New Roman" w:cs="Times New Roman"/>
+                <w:b/>
+                <w:bCs/>
+                <w:sz w:val="26"/>
+                <w:szCs w:val="26"/>
+              </w:rPr>
+            </w:pPr>
+          </w:p>
+        </w:tc>
+        <w:tc>
+          <w:tcPr>
+            <w:tcW w:w="846" w:type="dxa"/>
+            <w:tcBorders>
+              <w:top w:val="single" w:sz="4" w:space="0" w:color="000000"/>
+              <w:left w:val="single" w:sz="4" w:space="0" w:color="000000"/>
+              <w:bottom w:val="single" w:sz="4" w:space="0" w:color="000000"/>
+              <w:right w:val="single" w:sz="4" w:space="0" w:color="000000"/>
+            </w:tcBorders>
+            <w:vAlign w:val="center"/>
+          </w:tcPr>
+          <w:p>
+            <w:pPr>
+              <w:rPr>
+                <w:rFonts w:ascii="Times New Roman" w:hAnsi="Times New Roman" w:cs="Times New Roman"/>
+                <w:sz w:val="26"/>
+                <w:szCs w:val="26"/>
+              </w:rPr>
+            </w:pPr>
+            <w:r>
+              <w:rPr>
+                <w:rFonts w:ascii="Times New Roman" w:hAnsi="Times New Roman" w:cs="Times New Roman"/>
+                <w:sz w:val="26"/>
+                <w:szCs w:val="26"/>
+              </w:rPr>
+              <w:t>2</w:t>
+            </w:r>
+          </w:p>
+        </w:tc>
+        <w:tc>
+          <w:tcPr>
+            <w:tcW w:w="987" w:type="dxa"/>
+            <w:tcBorders>
+              <w:top w:val="single" w:sz="4" w:space="0" w:color="000000"/>
+              <w:left w:val="single" w:sz="4" w:space="0" w:color="000000"/>
+              <w:bottom w:val="single" w:sz="4" w:space="0" w:color="000000"/>
+              <w:right w:val="single" w:sz="4" w:space="0" w:color="000000"/>
+            </w:tcBorders>
+            <w:vAlign w:val="center"/>
+          </w:tcPr>
+          <w:p>
+            <w:pPr>
+              <w:rPr>
+                <w:rFonts w:ascii="Times New Roman" w:hAnsi="Times New Roman" w:cs="Times New Roman"/>
+                <w:sz w:val="26"/>
+                <w:szCs w:val="26"/>
+              </w:rPr>
+            </w:pPr>
+          </w:p>
+        </w:tc>
+        <w:tc>
+          <w:tcPr>
+            <w:tcW w:w="1144" w:type="dxa"/>
+            <w:tcBorders>
+              <w:top w:val="single" w:sz="4" w:space="0" w:color="000000"/>
+              <w:left w:val="single" w:sz="4" w:space="0" w:color="000000"/>
+              <w:bottom w:val="single" w:sz="4" w:space="0" w:color="000000"/>
+              <w:right w:val="single" w:sz="4" w:space="0" w:color="000000"/>
+            </w:tcBorders>
+            <w:vAlign w:val="center"/>
+          </w:tcPr>
+          <w:p>
+            <w:pPr>
+              <w:rPr>
+                <w:rFonts w:ascii="Times New Roman" w:hAnsi="Times New Roman" w:cs="Times New Roman"/>
+                <w:sz w:val="26"/>
+                <w:szCs w:val="26"/>
+              </w:rPr>
+            </w:pPr>
+          </w:p>
+        </w:tc>
+        <w:tc>
+          <w:tcPr>
+            <w:tcW w:w="709" w:type="dxa"/>
+            <w:tcBorders>
+              <w:top w:val="single" w:sz="4" w:space="0" w:color="000000"/>
+              <w:left w:val="single" w:sz="4" w:space="0" w:color="000000"/>
+              <w:bottom w:val="single" w:sz="4" w:space="0" w:color="000000"/>
+              <w:right w:val="single" w:sz="4" w:space="0" w:color="000000"/>
+            </w:tcBorders>
+            <w:vAlign w:val="center"/>
+          </w:tcPr>
+          <w:p>
+            <w:pPr>
+              <w:rPr>
+                <w:rFonts w:ascii="Times New Roman" w:hAnsi="Times New Roman" w:cs="Times New Roman"/>
+                <w:sz w:val="26"/>
+                <w:szCs w:val="26"/>
+              </w:rPr>
+            </w:pPr>
+          </w:p>
+        </w:tc>
+        <w:tc>
+          <w:tcPr>
+            <w:tcW w:w="3260" w:type="dxa"/>
+            <w:tcBorders>
+              <w:top w:val="single" w:sz="4" w:space="0" w:color="000000"/>
+              <w:left w:val="single" w:sz="4" w:space="0" w:color="000000"/>
+              <w:bottom w:val="single" w:sz="4" w:space="0" w:color="000000"/>
+              <w:right w:val="single" w:sz="4" w:space="0" w:color="000000"/>
+            </w:tcBorders>
+            <w:vAlign w:val="center"/>
+          </w:tcPr>
+          <w:p>
+            <w:pPr>
+              <w:rPr>
+                <w:rFonts w:ascii="Times New Roman" w:hAnsi="Times New Roman" w:cs="Times New Roman"/>
+                <w:sz w:val="26"/>
+                <w:szCs w:val="26"/>
+              </w:rPr>
+            </w:pPr>
+          </w:p>
+        </w:tc>
+        <w:tc>
+          <w:tcPr>
+            <w:tcW w:w="1967" w:type="dxa"/>
+            <w:tcBorders>
+              <w:top w:val="single" w:sz="4" w:space="0" w:color="000000"/>
+              <w:left w:val="single" w:sz="4" w:space="0" w:color="000000"/>
+              <w:bottom w:val="single" w:sz="4" w:space="0" w:color="000000"/>
+              <w:right w:val="single" w:sz="4" w:space="0" w:color="000000"/>
+            </w:tcBorders>
+            <w:vAlign w:val="center"/>
+          </w:tcPr>
+          <w:p>
+            <w:pPr>
+              <w:rPr>
+                <w:rFonts w:ascii="Times New Roman" w:hAnsi="Times New Roman" w:cs="Times New Roman"/>
+                <w:sz w:val="26"/>
+                <w:szCs w:val="26"/>
+              </w:rPr>
+            </w:pPr>
+          </w:p>
+        </w:tc>
+      </w:tr>
+      <w:tr>
+        <w:trPr>
+          <w:trHeight w:val="262"/>
+        </w:trPr>
+        <w:tc>
+          <w:tcPr>
+            <w:tcW w:w="1237" w:type="dxa"/>
+            <w:vMerge/>
+            <w:tcBorders>
+              <w:left w:val="single" w:sz="4" w:space="0" w:color="000000"/>
+              <w:right w:val="single" w:sz="4" w:space="0" w:color="000000"/>
+            </w:tcBorders>
+            <w:vAlign w:val="center"/>
+          </w:tcPr>
+          <w:p>
+            <w:pPr>
+              <w:widowControl w:val="0"/>
+              <w:jc w:val="center"/>
+              <w:rPr>
+                <w:rFonts w:ascii="Times New Roman" w:eastAsia="Times New Roman" w:hAnsi="Times New Roman" w:cs="Times New Roman"/>
+                <w:b/>
+                <w:bCs/>
+                <w:sz w:val="26"/>
+                <w:szCs w:val="26"/>
+              </w:rPr>
+            </w:pPr>
+          </w:p>
+        </w:tc>
+        <w:tc>
+          <w:tcPr>
+            <w:tcW w:w="846" w:type="dxa"/>
+            <w:tcBorders>
+              <w:top w:val="single" w:sz="4" w:space="0" w:color="000000"/>
+              <w:left w:val="single" w:sz="4" w:space="0" w:color="000000"/>
+              <w:bottom w:val="single" w:sz="4" w:space="0" w:color="000000"/>
+              <w:right w:val="single" w:sz="4" w:space="0" w:color="000000"/>
+            </w:tcBorders>
+            <w:vAlign w:val="center"/>
+          </w:tcPr>
+          <w:p>
+            <w:pPr>
+              <w:rPr>
+                <w:rFonts w:ascii="Times New Roman" w:hAnsi="Times New Roman" w:cs="Times New Roman"/>
+                <w:sz w:val="26"/>
+                <w:szCs w:val="26"/>
+              </w:rPr>
+            </w:pPr>
+            <w:r>
+              <w:rPr>
+                <w:rFonts w:ascii="Times New Roman" w:hAnsi="Times New Roman" w:cs="Times New Roman"/>
+                <w:sz w:val="26"/>
+                <w:szCs w:val="26"/>
+              </w:rPr>
+              <w:t>3</w:t>
+            </w:r>
+          </w:p>
+        </w:tc>
+        <w:tc>
+          <w:tcPr>
+            <w:tcW w:w="987" w:type="dxa"/>
+            <w:tcBorders>
+              <w:top w:val="single" w:sz="4" w:space="0" w:color="000000"/>
+              <w:left w:val="single" w:sz="4" w:space="0" w:color="000000"/>
+              <w:bottom w:val="single" w:sz="4" w:space="0" w:color="000000"/>
+              <w:right w:val="single" w:sz="4" w:space="0" w:color="000000"/>
+            </w:tcBorders>
+            <w:vAlign w:val="center"/>
+          </w:tcPr>
+          <w:p>
+            <w:pPr>
+              <w:rPr>
+                <w:rFonts w:ascii="Times New Roman" w:hAnsi="Times New Roman" w:cs="Times New Roman"/>
+                <w:sz w:val="26"/>
+                <w:szCs w:val="26"/>
+              </w:rPr>
+            </w:pPr>
+          </w:p>
+        </w:tc>
+        <w:tc>
+          <w:tcPr>
+            <w:tcW w:w="1144" w:type="dxa"/>
+            <w:tcBorders>
+              <w:top w:val="single" w:sz="4" w:space="0" w:color="000000"/>
+              <w:left w:val="single" w:sz="4" w:space="0" w:color="000000"/>
+              <w:bottom w:val="single" w:sz="4" w:space="0" w:color="000000"/>
+              <w:right w:val="single" w:sz="4" w:space="0" w:color="000000"/>
+            </w:tcBorders>
+            <w:vAlign w:val="center"/>
+          </w:tcPr>
+          <w:p>
+            <w:pPr>
+              <w:rPr>
+                <w:rFonts w:ascii="Times New Roman" w:hAnsi="Times New Roman" w:cs="Times New Roman"/>
+                <w:sz w:val="26"/>
+                <w:szCs w:val="26"/>
+              </w:rPr>
+            </w:pPr>
+          </w:p>
+        </w:tc>
+        <w:tc>
+          <w:tcPr>
+            <w:tcW w:w="709" w:type="dxa"/>
+            <w:tcBorders>
+              <w:top w:val="single" w:sz="4" w:space="0" w:color="000000"/>
+              <w:left w:val="single" w:sz="4" w:space="0" w:color="000000"/>
+              <w:bottom w:val="single" w:sz="4" w:space="0" w:color="000000"/>
+              <w:right w:val="single" w:sz="4" w:space="0" w:color="000000"/>
+            </w:tcBorders>
+            <w:vAlign w:val="center"/>
+          </w:tcPr>
+          <w:p>
+            <w:pPr>
+              <w:rPr>
+                <w:rFonts w:ascii="Times New Roman" w:hAnsi="Times New Roman" w:cs="Times New Roman"/>
+                <w:sz w:val="26"/>
+                <w:szCs w:val="26"/>
+              </w:rPr>
+            </w:pPr>
+          </w:p>
+        </w:tc>
+        <w:tc>
+          <w:tcPr>
+            <w:tcW w:w="3260" w:type="dxa"/>
+            <w:tcBorders>
+              <w:top w:val="single" w:sz="4" w:space="0" w:color="000000"/>
+              <w:left w:val="single" w:sz="4" w:space="0" w:color="000000"/>
+              <w:bottom w:val="single" w:sz="4" w:space="0" w:color="000000"/>
+              <w:right w:val="single" w:sz="4" w:space="0" w:color="000000"/>
+            </w:tcBorders>
+            <w:vAlign w:val="center"/>
+          </w:tcPr>
+          <w:p>
+            <w:pPr>
+              <w:rPr>
+                <w:rFonts w:ascii="Times New Roman" w:hAnsi="Times New Roman" w:cs="Times New Roman"/>
+                <w:sz w:val="26"/>
+                <w:szCs w:val="26"/>
+              </w:rPr>
+            </w:pPr>
+          </w:p>
+        </w:tc>
+        <w:tc>
+          <w:tcPr>
+            <w:tcW w:w="1967" w:type="dxa"/>
+            <w:tcBorders>
+              <w:top w:val="single" w:sz="4" w:space="0" w:color="000000"/>
+              <w:left w:val="single" w:sz="4" w:space="0" w:color="000000"/>
+              <w:bottom w:val="single" w:sz="4" w:space="0" w:color="000000"/>
+              <w:right w:val="single" w:sz="4" w:space="0" w:color="000000"/>
+            </w:tcBorders>
+            <w:vAlign w:val="center"/>
+          </w:tcPr>
+          <w:p>
+            <w:pPr>
+              <w:rPr>
+                <w:rFonts w:ascii="Times New Roman" w:hAnsi="Times New Roman" w:cs="Times New Roman"/>
+                <w:sz w:val="26"/>
+                <w:szCs w:val="26"/>
+              </w:rPr>
+            </w:pPr>
+          </w:p>
+        </w:tc>
+      </w:tr>
+      <w:tr>
+        <w:trPr>
+          <w:trHeight w:val="262"/>
+        </w:trPr>
+        <w:tc>
+          <w:tcPr>
+            <w:tcW w:w="1237" w:type="dxa"/>
+            <w:vMerge/>
+            <w:tcBorders>
+              <w:left w:val="single" w:sz="4" w:space="0" w:color="000000"/>
+              <w:right w:val="single" w:sz="4" w:space="0" w:color="000000"/>
+            </w:tcBorders>
+            <w:vAlign w:val="center"/>
+          </w:tcPr>
+          <w:p>
+            <w:pPr>
+              <w:widowControl w:val="0"/>
+              <w:jc w:val="center"/>
+              <w:rPr>
+                <w:rFonts w:ascii="Times New Roman" w:eastAsia="Times New Roman" w:hAnsi="Times New Roman" w:cs="Times New Roman"/>
+                <w:b/>
+                <w:bCs/>
+                <w:sz w:val="26"/>
+                <w:szCs w:val="26"/>
+              </w:rPr>
+            </w:pPr>
+          </w:p>
+        </w:tc>
+        <w:tc>
+          <w:tcPr>
+            <w:tcW w:w="846" w:type="dxa"/>
+            <w:tcBorders>
+              <w:top w:val="single" w:sz="4" w:space="0" w:color="000000"/>
+              <w:left w:val="single" w:sz="4" w:space="0" w:color="000000"/>
+              <w:bottom w:val="single" w:sz="4" w:space="0" w:color="000000"/>
+              <w:right w:val="single" w:sz="4" w:space="0" w:color="000000"/>
+            </w:tcBorders>
+            <w:vAlign w:val="center"/>
+          </w:tcPr>
+          <w:p>
+            <w:pPr>
+              <w:rPr>
+                <w:rFonts w:ascii="Times New Roman" w:hAnsi="Times New Roman" w:cs="Times New Roman"/>
+                <w:sz w:val="26"/>
+                <w:szCs w:val="26"/>
+              </w:rPr>
+            </w:pPr>
+            <w:r>
+              <w:rPr>
+                <w:rFonts w:ascii="Times New Roman" w:hAnsi="Times New Roman" w:cs="Times New Roman"/>
+                <w:sz w:val="26"/>
+                <w:szCs w:val="26"/>
+              </w:rPr>
+              <w:t>4</w:t>
+            </w:r>
+          </w:p>
+        </w:tc>
+        <w:tc>
+          <w:tcPr>
+            <w:tcW w:w="987" w:type="dxa"/>
+            <w:tcBorders>
+              <w:top w:val="single" w:sz="4" w:space="0" w:color="000000"/>
+              <w:left w:val="single" w:sz="4" w:space="0" w:color="000000"/>
+              <w:bottom w:val="single" w:sz="4" w:space="0" w:color="000000"/>
+              <w:right w:val="single" w:sz="4" w:space="0" w:color="000000"/>
+            </w:tcBorders>
+            <w:vAlign w:val="center"/>
+          </w:tcPr>
+          <w:p>
+            <w:pPr>
+              <w:rPr>
+                <w:rFonts w:ascii="Times New Roman" w:hAnsi="Times New Roman" w:cs="Times New Roman"/>
+                <w:sz w:val="26"/>
+                <w:szCs w:val="26"/>
+              </w:rPr>
+            </w:pPr>
+          </w:p>
+        </w:tc>
+        <w:tc>
+          <w:tcPr>
+            <w:tcW w:w="1144" w:type="dxa"/>
+            <w:tcBorders>
+              <w:top w:val="single" w:sz="4" w:space="0" w:color="000000"/>
+              <w:left w:val="single" w:sz="4" w:space="0" w:color="000000"/>
+              <w:bottom w:val="single" w:sz="4" w:space="0" w:color="000000"/>
+              <w:right w:val="single" w:sz="4" w:space="0" w:color="000000"/>
+            </w:tcBorders>
+            <w:vAlign w:val="center"/>
+          </w:tcPr>
+          <w:p>
+            <w:pPr>
+              <w:rPr>
+                <w:rFonts w:ascii="Times New Roman" w:hAnsi="Times New Roman" w:cs="Times New Roman"/>
+                <w:sz w:val="26"/>
+                <w:szCs w:val="26"/>
+              </w:rPr>
+            </w:pPr>
+          </w:p>
+        </w:tc>
+        <w:tc>
+          <w:tcPr>
+            <w:tcW w:w="709" w:type="dxa"/>
+            <w:tcBorders>
+              <w:top w:val="single" w:sz="4" w:space="0" w:color="000000"/>
+              <w:left w:val="single" w:sz="4" w:space="0" w:color="000000"/>
+              <w:bottom w:val="single" w:sz="4" w:space="0" w:color="000000"/>
+              <w:right w:val="single" w:sz="4" w:space="0" w:color="000000"/>
+            </w:tcBorders>
+            <w:vAlign w:val="center"/>
+          </w:tcPr>
+          <w:p>
+            <w:pPr>
+              <w:rPr>
+                <w:rFonts w:ascii="Times New Roman" w:hAnsi="Times New Roman" w:cs="Times New Roman"/>
+                <w:sz w:val="26"/>
+                <w:szCs w:val="26"/>
+              </w:rPr>
+            </w:pPr>
+          </w:p>
+        </w:tc>
+        <w:tc>
+          <w:tcPr>
+            <w:tcW w:w="3260" w:type="dxa"/>
+            <w:tcBorders>
+              <w:top w:val="single" w:sz="4" w:space="0" w:color="000000"/>
+              <w:left w:val="single" w:sz="4" w:space="0" w:color="000000"/>
+              <w:bottom w:val="single" w:sz="4" w:space="0" w:color="000000"/>
+              <w:right w:val="single" w:sz="4" w:space="0" w:color="000000"/>
+            </w:tcBorders>
+            <w:vAlign w:val="center"/>
+          </w:tcPr>
+          <w:p>
+            <w:pPr>
+              <w:rPr>
+                <w:rFonts w:ascii="Times New Roman" w:hAnsi="Times New Roman" w:cs="Times New Roman"/>
+                <w:sz w:val="26"/>
+                <w:szCs w:val="26"/>
+              </w:rPr>
+            </w:pPr>
+          </w:p>
+        </w:tc>
+        <w:tc>
+          <w:tcPr>
+            <w:tcW w:w="1967" w:type="dxa"/>
+            <w:tcBorders>
+              <w:top w:val="single" w:sz="4" w:space="0" w:color="000000"/>
+              <w:left w:val="single" w:sz="4" w:space="0" w:color="000000"/>
+              <w:bottom w:val="single" w:sz="4" w:space="0" w:color="000000"/>
+              <w:right w:val="single" w:sz="4" w:space="0" w:color="000000"/>
+            </w:tcBorders>
+            <w:vAlign w:val="center"/>
+          </w:tcPr>
+          <w:p>
+            <w:pPr>
+              <w:rPr>
+                <w:rFonts w:ascii="Times New Roman" w:hAnsi="Times New Roman" w:cs="Times New Roman"/>
+                <w:sz w:val="26"/>
+                <w:szCs w:val="26"/>
+              </w:rPr>
+            </w:pPr>
+          </w:p>
+        </w:tc>
+      </w:tr>
+      <w:tr>
+        <w:trPr>
+          <w:trHeight w:val="262"/>
+        </w:trPr>
+        <w:tc>
+          <w:tcPr>
+            <w:tcW w:w="1237" w:type="dxa"/>
+            <w:vMerge/>
+            <w:tcBorders>
+              <w:left w:val="single" w:sz="4" w:space="0" w:color="000000"/>
+              <w:right w:val="single" w:sz="4" w:space="0" w:color="000000"/>
+            </w:tcBorders>
+            <w:vAlign w:val="center"/>
+          </w:tcPr>
+          <w:p>
+            <w:pPr>
+              <w:widowControl w:val="0"/>
+              <w:jc w:val="center"/>
+              <w:rPr>
+                <w:rFonts w:ascii="Times New Roman" w:hAnsi="Times New Roman" w:cs="Times New Roman"/>
+                <w:b/>
+                <w:bCs/>
+                <w:sz w:val="26"/>
+                <w:szCs w:val="26"/>
+              </w:rPr>
+            </w:pPr>
+          </w:p>
+        </w:tc>
+        <w:tc>
+          <w:tcPr>
+            <w:tcW w:w="846" w:type="dxa"/>
+            <w:tcBorders>
+              <w:top w:val="single" w:sz="4" w:space="0" w:color="000000"/>
+              <w:left w:val="single" w:sz="4" w:space="0" w:color="000000"/>
+              <w:bottom w:val="single" w:sz="4" w:space="0" w:color="000000"/>
+              <w:right w:val="single" w:sz="4" w:space="0" w:color="000000"/>
+            </w:tcBorders>
+            <w:vAlign w:val="center"/>
+          </w:tcPr>
+          <w:p>
+            <w:pPr>
+              <w:rPr>
+                <w:rFonts w:ascii="Times New Roman" w:hAnsi="Times New Roman" w:cs="Times New Roman"/>
+                <w:sz w:val="26"/>
+                <w:szCs w:val="26"/>
+              </w:rPr>
+            </w:pPr>
+            <w:r>
+              <w:rPr>
+                <w:rFonts w:ascii="Times New Roman" w:hAnsi="Times New Roman" w:cs="Times New Roman"/>
+                <w:sz w:val="26"/>
+                <w:szCs w:val="26"/>
+              </w:rPr>
+              <w:t>5</w:t>
+            </w:r>
+          </w:p>
+        </w:tc>
+        <w:tc>
+          <w:tcPr>
+            <w:tcW w:w="987" w:type="dxa"/>
+            <w:tcBorders>
+              <w:top w:val="single" w:sz="4" w:space="0" w:color="000000"/>
+              <w:left w:val="single" w:sz="4" w:space="0" w:color="000000"/>
+              <w:bottom w:val="single" w:sz="4" w:space="0" w:color="000000"/>
+              <w:right w:val="single" w:sz="4" w:space="0" w:color="000000"/>
+            </w:tcBorders>
+            <w:vAlign w:val="center"/>
+          </w:tcPr>
+          <w:p>
+            <w:pPr>
+              <w:rPr>
+                <w:rFonts w:ascii="Times New Roman" w:hAnsi="Times New Roman" w:cs="Times New Roman"/>
+                <w:sz w:val="26"/>
+                <w:szCs w:val="26"/>
+              </w:rPr>
+            </w:pPr>
+          </w:p>
+        </w:tc>
+        <w:tc>
+          <w:tcPr>
+            <w:tcW w:w="1144" w:type="dxa"/>
+            <w:tcBorders>
+              <w:top w:val="single" w:sz="4" w:space="0" w:color="000000"/>
+              <w:left w:val="single" w:sz="4" w:space="0" w:color="000000"/>
+              <w:bottom w:val="single" w:sz="4" w:space="0" w:color="000000"/>
+              <w:right w:val="single" w:sz="4" w:space="0" w:color="000000"/>
+            </w:tcBorders>
+            <w:vAlign w:val="center"/>
+          </w:tcPr>
+          <w:p>
+            <w:pPr>
+              <w:rPr>
+                <w:rFonts w:ascii="Times New Roman" w:hAnsi="Times New Roman" w:cs="Times New Roman"/>
+                <w:sz w:val="26"/>
+                <w:szCs w:val="26"/>
+              </w:rPr>
+            </w:pPr>
+          </w:p>
+        </w:tc>
+        <w:tc>
+          <w:tcPr>
+            <w:tcW w:w="709" w:type="dxa"/>
+            <w:tcBorders>
+              <w:top w:val="single" w:sz="4" w:space="0" w:color="000000"/>
+              <w:left w:val="single" w:sz="4" w:space="0" w:color="000000"/>
+              <w:bottom w:val="single" w:sz="4" w:space="0" w:color="000000"/>
+              <w:right w:val="single" w:sz="4" w:space="0" w:color="000000"/>
+            </w:tcBorders>
+            <w:vAlign w:val="center"/>
+          </w:tcPr>
+          <w:p>
+            <w:pPr>
+              <w:rPr>
+                <w:rFonts w:ascii="Times New Roman" w:hAnsi="Times New Roman" w:cs="Times New Roman"/>
+                <w:sz w:val="26"/>
+                <w:szCs w:val="26"/>
+              </w:rPr>
+            </w:pPr>
+          </w:p>
+        </w:tc>
+        <w:tc>
+          <w:tcPr>
+            <w:tcW w:w="3260" w:type="dxa"/>
+            <w:tcBorders>
+              <w:top w:val="single" w:sz="4" w:space="0" w:color="000000"/>
+              <w:left w:val="single" w:sz="4" w:space="0" w:color="000000"/>
+              <w:bottom w:val="single" w:sz="4" w:space="0" w:color="000000"/>
+              <w:right w:val="single" w:sz="4" w:space="0" w:color="000000"/>
+            </w:tcBorders>
+            <w:vAlign w:val="center"/>
+          </w:tcPr>
+          <w:p>
+            <w:pPr>
+              <w:rPr>
+                <w:rFonts w:ascii="Times New Roman" w:hAnsi="Times New Roman" w:cs="Times New Roman"/>
+                <w:sz w:val="26"/>
+                <w:szCs w:val="26"/>
+              </w:rPr>
+            </w:pPr>
+          </w:p>
+        </w:tc>
+        <w:tc>
+          <w:tcPr>
+            <w:tcW w:w="1967" w:type="dxa"/>
+            <w:tcBorders>
+              <w:top w:val="single" w:sz="4" w:space="0" w:color="000000"/>
+              <w:left w:val="single" w:sz="4" w:space="0" w:color="000000"/>
+              <w:bottom w:val="single" w:sz="4" w:space="0" w:color="000000"/>
+              <w:right w:val="single" w:sz="4" w:space="0" w:color="000000"/>
+            </w:tcBorders>
+            <w:vAlign w:val="center"/>
+          </w:tcPr>
+          <w:p>
+            <w:pPr>
+              <w:rPr>
+                <w:rFonts w:ascii="Times New Roman" w:hAnsi="Times New Roman" w:cs="Times New Roman"/>
+                <w:sz w:val="26"/>
+                <w:szCs w:val="26"/>
+              </w:rPr>
+            </w:pPr>
+          </w:p>
+        </w:tc>
+      </w:tr>
+      <w:tr>
+        <w:trPr>
+          <w:trHeight w:val="262"/>
+        </w:trPr>
+        <w:tc>
+          <w:tcPr>
+            <w:tcW w:w="1237" w:type="dxa"/>
+            <w:vMerge w:val="restart"/>
+            <w:tcBorders>
+              <w:left w:val="single" w:sz="4" w:space="0" w:color="000000"/>
+              <w:right w:val="single" w:sz="4" w:space="0" w:color="000000"/>
+            </w:tcBorders>
+            <w:vAlign w:val="center"/>
+          </w:tcPr>
+          <w:p>
+            <w:pPr>
+              <w:rPr>
+                <w:rFonts w:ascii="Times New Roman" w:hAnsi="Times New Roman" w:cs="Times New Roman"/>
+                <w:sz w:val="26"/>
+                <w:szCs w:val="26"/>
+              </w:rPr>
+            </w:pPr>
+            <w:r>
+              <w:rPr>
+                <w:rFonts w:ascii="Times New Roman" w:hAnsi="Times New Roman" w:cs="Times New Roman"/>
+                <w:sz w:val="26"/>
+                <w:szCs w:val="26"/>
+              </w:rPr>
+              <w:t>Tư (19/08)</w:t>
+            </w:r>
+          </w:p>
+        </w:tc>
+        <w:tc>
+          <w:tcPr>
+            <w:tcW w:w="846" w:type="dxa"/>
+            <w:tcBorders>
+              <w:top w:val="single" w:sz="4" w:space="0" w:color="000000"/>
+              <w:left w:val="single" w:sz="4" w:space="0" w:color="000000"/>
+              <w:bottom w:val="single" w:sz="4" w:space="0" w:color="000000"/>
+              <w:right w:val="single" w:sz="4" w:space="0" w:color="000000"/>
+            </w:tcBorders>
+            <w:vAlign w:val="center"/>
+          </w:tcPr>
+          <w:p>
+            <w:pPr>
+              <w:rPr>
+                <w:rFonts w:ascii="Times New Roman" w:hAnsi="Times New Roman" w:cs="Times New Roman"/>
+                <w:sz w:val="26"/>
+                <w:szCs w:val="26"/>
+              </w:rPr>
+            </w:pPr>
+            <w:r>
+              <w:rPr>
+                <w:rFonts w:ascii="Times New Roman" w:hAnsi="Times New Roman" w:cs="Times New Roman"/>
+                <w:sz w:val="26"/>
+                <w:szCs w:val="26"/>
+              </w:rPr>
+              <w:t>1</w:t>
+            </w:r>
+          </w:p>
+        </w:tc>
+        <w:tc>
+          <w:tcPr>
+            <w:tcW w:w="987" w:type="dxa"/>
+            <w:tcBorders>
+              <w:top w:val="single" w:sz="4" w:space="0" w:color="000000"/>
+              <w:left w:val="single" w:sz="4" w:space="0" w:color="000000"/>
+              <w:bottom w:val="single" w:sz="4" w:space="0" w:color="000000"/>
+              <w:right w:val="single" w:sz="4" w:space="0" w:color="000000"/>
+            </w:tcBorders>
+            <w:vAlign w:val="center"/>
+          </w:tcPr>
+          <w:p>
+            <w:pPr>
+              <w:rPr>
+                <w:rFonts w:ascii="Times New Roman" w:hAnsi="Times New Roman" w:cs="Times New Roman"/>
+                <w:sz w:val="26"/>
+                <w:szCs w:val="26"/>
+              </w:rPr>
+            </w:pPr>
+          </w:p>
+        </w:tc>
+        <w:tc>
+          <w:tcPr>
+            <w:tcW w:w="1144" w:type="dxa"/>
+            <w:tcBorders>
+              <w:top w:val="single" w:sz="4" w:space="0" w:color="000000"/>
+              <w:left w:val="single" w:sz="4" w:space="0" w:color="000000"/>
+              <w:bottom w:val="single" w:sz="4" w:space="0" w:color="000000"/>
+              <w:right w:val="single" w:sz="4" w:space="0" w:color="000000"/>
+            </w:tcBorders>
+            <w:vAlign w:val="center"/>
+          </w:tcPr>
+          <w:p>
+            <w:pPr>
+              <w:rPr>
+                <w:rFonts w:ascii="Times New Roman" w:hAnsi="Times New Roman" w:cs="Times New Roman"/>
+                <w:sz w:val="26"/>
+                <w:szCs w:val="26"/>
+              </w:rPr>
+            </w:pPr>
+          </w:p>
+        </w:tc>
+        <w:tc>
+          <w:tcPr>
+            <w:tcW w:w="709" w:type="dxa"/>
+            <w:tcBorders>
+              <w:top w:val="single" w:sz="4" w:space="0" w:color="000000"/>
+              <w:left w:val="single" w:sz="4" w:space="0" w:color="000000"/>
+              <w:bottom w:val="single" w:sz="4" w:space="0" w:color="000000"/>
+              <w:right w:val="single" w:sz="4" w:space="0" w:color="000000"/>
+            </w:tcBorders>
+            <w:vAlign w:val="center"/>
+          </w:tcPr>
+          <w:p>
+            <w:pPr>
+              <w:rPr>
+                <w:rFonts w:ascii="Times New Roman" w:hAnsi="Times New Roman" w:cs="Times New Roman"/>
+                <w:sz w:val="26"/>
+                <w:szCs w:val="26"/>
+              </w:rPr>
+            </w:pPr>
+          </w:p>
+        </w:tc>
+        <w:tc>
+          <w:tcPr>
+            <w:tcW w:w="3260" w:type="dxa"/>
+            <w:tcBorders>
+              <w:top w:val="single" w:sz="4" w:space="0" w:color="000000"/>
+              <w:left w:val="single" w:sz="4" w:space="0" w:color="000000"/>
+              <w:bottom w:val="single" w:sz="4" w:space="0" w:color="000000"/>
+              <w:right w:val="single" w:sz="4" w:space="0" w:color="000000"/>
+            </w:tcBorders>
+            <w:vAlign w:val="center"/>
+          </w:tcPr>
+          <w:p>
+            <w:pPr>
+              <w:rPr>
+                <w:rFonts w:ascii="Times New Roman" w:hAnsi="Times New Roman" w:cs="Times New Roman"/>
+                <w:sz w:val="26"/>
+                <w:szCs w:val="26"/>
+              </w:rPr>
+            </w:pPr>
+          </w:p>
+        </w:tc>
+        <w:tc>
+          <w:tcPr>
+            <w:tcW w:w="1967" w:type="dxa"/>
+            <w:tcBorders>
+              <w:top w:val="single" w:sz="4" w:space="0" w:color="000000"/>
+              <w:left w:val="single" w:sz="4" w:space="0" w:color="000000"/>
+              <w:bottom w:val="single" w:sz="4" w:space="0" w:color="000000"/>
+              <w:right w:val="single" w:sz="4" w:space="0" w:color="000000"/>
+            </w:tcBorders>
+            <w:vAlign w:val="center"/>
+          </w:tcPr>
+          <w:p>
+            <w:pPr>
+              <w:rPr>
+                <w:rFonts w:ascii="Times New Roman" w:hAnsi="Times New Roman" w:cs="Times New Roman"/>
+                <w:sz w:val="26"/>
+                <w:szCs w:val="26"/>
+              </w:rPr>
+            </w:pPr>
+          </w:p>
+        </w:tc>
+      </w:tr>
+      <w:tr>
+        <w:trPr>
+          <w:trHeight w:val="262"/>
+        </w:trPr>
+        <w:tc>
+          <w:tcPr>
+            <w:tcW w:w="1237" w:type="dxa"/>
+            <w:vMerge/>
+            <w:tcBorders>
+              <w:left w:val="single" w:sz="4" w:space="0" w:color="000000"/>
+              <w:right w:val="single" w:sz="4" w:space="0" w:color="000000"/>
+            </w:tcBorders>
+            <w:vAlign w:val="center"/>
+          </w:tcPr>
+          <w:p>
+            <w:pPr>
+              <w:widowControl w:val="0"/>
+              <w:jc w:val="center"/>
+              <w:rPr>
+                <w:rFonts w:ascii="Times New Roman" w:hAnsi="Times New Roman" w:cs="Times New Roman"/>
+                <w:b/>
+                <w:bCs/>
+                <w:sz w:val="26"/>
+                <w:szCs w:val="26"/>
+              </w:rPr>
+            </w:pPr>
+          </w:p>
+        </w:tc>
+        <w:tc>
+          <w:tcPr>
+            <w:tcW w:w="846" w:type="dxa"/>
+            <w:tcBorders>
+              <w:top w:val="single" w:sz="4" w:space="0" w:color="000000"/>
+              <w:left w:val="single" w:sz="4" w:space="0" w:color="000000"/>
+              <w:bottom w:val="single" w:sz="4" w:space="0" w:color="000000"/>
+              <w:right w:val="single" w:sz="4" w:space="0" w:color="000000"/>
+            </w:tcBorders>
+            <w:vAlign w:val="center"/>
+          </w:tcPr>
+          <w:p>
+            <w:pPr>
+              <w:rPr>
+                <w:rFonts w:ascii="Times New Roman" w:hAnsi="Times New Roman" w:cs="Times New Roman"/>
+                <w:sz w:val="26"/>
+                <w:szCs w:val="26"/>
+              </w:rPr>
+            </w:pPr>
+            <w:r>
+              <w:rPr>
+                <w:rFonts w:ascii="Times New Roman" w:hAnsi="Times New Roman" w:cs="Times New Roman"/>
+                <w:sz w:val="26"/>
+                <w:szCs w:val="26"/>
+              </w:rPr>
+              <w:t>2</w:t>
+            </w:r>
+          </w:p>
+        </w:tc>
+        <w:tc>
+          <w:tcPr>
+            <w:tcW w:w="987" w:type="dxa"/>
+            <w:tcBorders>
+              <w:top w:val="single" w:sz="4" w:space="0" w:color="000000"/>
+              <w:left w:val="single" w:sz="4" w:space="0" w:color="000000"/>
+              <w:bottom w:val="single" w:sz="4" w:space="0" w:color="000000"/>
+              <w:right w:val="single" w:sz="4" w:space="0" w:color="000000"/>
+            </w:tcBorders>
+            <w:vAlign w:val="center"/>
+          </w:tcPr>
+          <w:p>
+            <w:pPr>
+              <w:rPr>
+                <w:rFonts w:ascii="Times New Roman" w:hAnsi="Times New Roman" w:cs="Times New Roman"/>
+                <w:sz w:val="26"/>
+                <w:szCs w:val="26"/>
+              </w:rPr>
+            </w:pPr>
+          </w:p>
+        </w:tc>
+        <w:tc>
+          <w:tcPr>
+            <w:tcW w:w="1144" w:type="dxa"/>
+            <w:tcBorders>
+              <w:top w:val="single" w:sz="4" w:space="0" w:color="000000"/>
+              <w:left w:val="single" w:sz="4" w:space="0" w:color="000000"/>
+              <w:bottom w:val="single" w:sz="4" w:space="0" w:color="000000"/>
+              <w:right w:val="single" w:sz="4" w:space="0" w:color="000000"/>
+            </w:tcBorders>
+            <w:vAlign w:val="center"/>
+          </w:tcPr>
+          <w:p>
+            <w:pPr>
+              <w:rPr>
+                <w:rFonts w:ascii="Times New Roman" w:hAnsi="Times New Roman" w:cs="Times New Roman"/>
+                <w:sz w:val="26"/>
+                <w:szCs w:val="26"/>
+              </w:rPr>
+            </w:pPr>
+          </w:p>
+        </w:tc>
+        <w:tc>
+          <w:tcPr>
+            <w:tcW w:w="709" w:type="dxa"/>
+            <w:tcBorders>
+              <w:top w:val="single" w:sz="4" w:space="0" w:color="000000"/>
+              <w:left w:val="single" w:sz="4" w:space="0" w:color="000000"/>
+              <w:bottom w:val="single" w:sz="4" w:space="0" w:color="000000"/>
+              <w:right w:val="single" w:sz="4" w:space="0" w:color="000000"/>
+            </w:tcBorders>
+            <w:vAlign w:val="center"/>
+          </w:tcPr>
+          <w:p>
+            <w:pPr>
+              <w:rPr>
+                <w:rFonts w:ascii="Times New Roman" w:hAnsi="Times New Roman" w:cs="Times New Roman"/>
+                <w:sz w:val="26"/>
+                <w:szCs w:val="26"/>
+              </w:rPr>
+            </w:pPr>
+          </w:p>
+        </w:tc>
+        <w:tc>
+          <w:tcPr>
+            <w:tcW w:w="3260" w:type="dxa"/>
+            <w:tcBorders>
+              <w:top w:val="single" w:sz="4" w:space="0" w:color="000000"/>
+              <w:left w:val="single" w:sz="4" w:space="0" w:color="000000"/>
+              <w:bottom w:val="single" w:sz="4" w:space="0" w:color="000000"/>
+              <w:right w:val="single" w:sz="4" w:space="0" w:color="000000"/>
+            </w:tcBorders>
+            <w:vAlign w:val="center"/>
+          </w:tcPr>
+          <w:p>
+            <w:pPr>
+              <w:rPr>
+                <w:rFonts w:ascii="Times New Roman" w:hAnsi="Times New Roman" w:cs="Times New Roman"/>
+                <w:sz w:val="26"/>
+                <w:szCs w:val="26"/>
+              </w:rPr>
+            </w:pPr>
+          </w:p>
+        </w:tc>
+        <w:tc>
+          <w:tcPr>
+            <w:tcW w:w="1967" w:type="dxa"/>
+            <w:tcBorders>
+              <w:top w:val="single" w:sz="4" w:space="0" w:color="000000"/>
+              <w:left w:val="single" w:sz="4" w:space="0" w:color="000000"/>
+              <w:bottom w:val="single" w:sz="4" w:space="0" w:color="000000"/>
+              <w:right w:val="single" w:sz="4" w:space="0" w:color="000000"/>
+            </w:tcBorders>
+            <w:vAlign w:val="center"/>
+          </w:tcPr>
+          <w:p>
+            <w:pPr>
+              <w:rPr>
+                <w:rFonts w:ascii="Times New Roman" w:hAnsi="Times New Roman" w:cs="Times New Roman"/>
+                <w:sz w:val="26"/>
+                <w:szCs w:val="26"/>
+              </w:rPr>
+            </w:pPr>
+          </w:p>
+        </w:tc>
+      </w:tr>
+      <w:tr>
+        <w:trPr>
+          <w:trHeight w:val="262"/>
+        </w:trPr>
+        <w:tc>
+          <w:tcPr>
+            <w:tcW w:w="1237" w:type="dxa"/>
+            <w:vMerge/>
+            <w:tcBorders>
+              <w:left w:val="single" w:sz="4" w:space="0" w:color="000000"/>
+              <w:right w:val="single" w:sz="4" w:space="0" w:color="000000"/>
+            </w:tcBorders>
+            <w:vAlign w:val="center"/>
+          </w:tcPr>
+          <w:p>
+            <w:pPr>
+              <w:widowControl w:val="0"/>
+              <w:jc w:val="center"/>
+              <w:rPr>
+                <w:rFonts w:ascii="Times New Roman" w:hAnsi="Times New Roman" w:cs="Times New Roman"/>
+                <w:b/>
+                <w:bCs/>
+                <w:sz w:val="26"/>
+                <w:szCs w:val="26"/>
+              </w:rPr>
+            </w:pPr>
+          </w:p>
+        </w:tc>
+        <w:tc>
+          <w:tcPr>
+            <w:tcW w:w="846" w:type="dxa"/>
+            <w:tcBorders>
+              <w:top w:val="single" w:sz="4" w:space="0" w:color="000000"/>
+              <w:left w:val="single" w:sz="4" w:space="0" w:color="000000"/>
+              <w:bottom w:val="single" w:sz="4" w:space="0" w:color="000000"/>
+              <w:right w:val="single" w:sz="4" w:space="0" w:color="000000"/>
+            </w:tcBorders>
+            <w:vAlign w:val="center"/>
+          </w:tcPr>
+          <w:p>
+            <w:pPr>
+              <w:rPr>
+                <w:rFonts w:ascii="Times New Roman" w:hAnsi="Times New Roman" w:cs="Times New Roman"/>
+                <w:sz w:val="26"/>
+                <w:szCs w:val="26"/>
+              </w:rPr>
+            </w:pPr>
+            <w:r>
+              <w:rPr>
+                <w:rFonts w:ascii="Times New Roman" w:hAnsi="Times New Roman" w:cs="Times New Roman"/>
+                <w:sz w:val="26"/>
+                <w:szCs w:val="26"/>
+              </w:rPr>
+              <w:t>3</w:t>
+            </w:r>
+          </w:p>
+        </w:tc>
+        <w:tc>
+          <w:tcPr>
+            <w:tcW w:w="987" w:type="dxa"/>
+            <w:tcBorders>
+              <w:top w:val="single" w:sz="4" w:space="0" w:color="000000"/>
+              <w:left w:val="single" w:sz="4" w:space="0" w:color="000000"/>
+              <w:bottom w:val="single" w:sz="4" w:space="0" w:color="000000"/>
+              <w:right w:val="single" w:sz="4" w:space="0" w:color="000000"/>
+            </w:tcBorders>
+            <w:vAlign w:val="center"/>
+          </w:tcPr>
+          <w:p>
+            <w:pPr>
+              <w:rPr>
+                <w:rFonts w:ascii="Times New Roman" w:hAnsi="Times New Roman" w:cs="Times New Roman"/>
+                <w:sz w:val="26"/>
+                <w:szCs w:val="26"/>
+              </w:rPr>
+            </w:pPr>
+          </w:p>
+        </w:tc>
+        <w:tc>
+          <w:tcPr>
+            <w:tcW w:w="1144" w:type="dxa"/>
+            <w:tcBorders>
+              <w:top w:val="single" w:sz="4" w:space="0" w:color="000000"/>
+              <w:left w:val="single" w:sz="4" w:space="0" w:color="000000"/>
+              <w:bottom w:val="single" w:sz="4" w:space="0" w:color="000000"/>
+              <w:right w:val="single" w:sz="4" w:space="0" w:color="000000"/>
+            </w:tcBorders>
+            <w:vAlign w:val="center"/>
+          </w:tcPr>
+          <w:p>
+            <w:pPr>
+              <w:rPr>
+                <w:rFonts w:ascii="Times New Roman" w:hAnsi="Times New Roman" w:cs="Times New Roman"/>
+                <w:sz w:val="26"/>
+                <w:szCs w:val="26"/>
+              </w:rPr>
+            </w:pPr>
+          </w:p>
+        </w:tc>
+        <w:tc>
+          <w:tcPr>
+            <w:tcW w:w="709" w:type="dxa"/>
+            <w:tcBorders>
+              <w:top w:val="single" w:sz="4" w:space="0" w:color="000000"/>
+              <w:left w:val="single" w:sz="4" w:space="0" w:color="000000"/>
+              <w:bottom w:val="single" w:sz="4" w:space="0" w:color="000000"/>
+              <w:right w:val="single" w:sz="4" w:space="0" w:color="000000"/>
+            </w:tcBorders>
+            <w:vAlign w:val="center"/>
+          </w:tcPr>
+          <w:p>
+            <w:pPr>
+              <w:rPr>
+                <w:rFonts w:ascii="Times New Roman" w:hAnsi="Times New Roman" w:cs="Times New Roman"/>
+                <w:sz w:val="26"/>
+                <w:szCs w:val="26"/>
+              </w:rPr>
+            </w:pPr>
+          </w:p>
+        </w:tc>
+        <w:tc>
+          <w:tcPr>
+            <w:tcW w:w="3260" w:type="dxa"/>
+            <w:tcBorders>
+              <w:top w:val="single" w:sz="4" w:space="0" w:color="000000"/>
+              <w:left w:val="single" w:sz="4" w:space="0" w:color="000000"/>
+              <w:bottom w:val="single" w:sz="4" w:space="0" w:color="000000"/>
+              <w:right w:val="single" w:sz="4" w:space="0" w:color="000000"/>
+            </w:tcBorders>
+            <w:vAlign w:val="center"/>
+          </w:tcPr>
+          <w:p>
+            <w:pPr>
+              <w:rPr>
+                <w:rFonts w:ascii="Times New Roman" w:hAnsi="Times New Roman" w:cs="Times New Roman"/>
+                <w:sz w:val="26"/>
+                <w:szCs w:val="26"/>
+              </w:rPr>
+            </w:pPr>
+          </w:p>
+        </w:tc>
+        <w:tc>
+          <w:tcPr>
+            <w:tcW w:w="1967" w:type="dxa"/>
+            <w:tcBorders>
+              <w:top w:val="single" w:sz="4" w:space="0" w:color="000000"/>
+              <w:left w:val="single" w:sz="4" w:space="0" w:color="000000"/>
+              <w:bottom w:val="single" w:sz="4" w:space="0" w:color="000000"/>
+              <w:right w:val="single" w:sz="4" w:space="0" w:color="000000"/>
+            </w:tcBorders>
+            <w:vAlign w:val="center"/>
+          </w:tcPr>
+          <w:p>
+            <w:pPr>
+              <w:rPr>
+                <w:rFonts w:ascii="Times New Roman" w:hAnsi="Times New Roman" w:cs="Times New Roman"/>
+                <w:sz w:val="26"/>
+                <w:szCs w:val="26"/>
+              </w:rPr>
+            </w:pPr>
+          </w:p>
+        </w:tc>
+      </w:tr>
+      <w:tr>
+        <w:trPr>
+          <w:trHeight w:val="262"/>
+        </w:trPr>
+        <w:tc>
+          <w:tcPr>
+            <w:tcW w:w="1237" w:type="dxa"/>
+            <w:vMerge/>
+            <w:tcBorders>
+              <w:left w:val="single" w:sz="4" w:space="0" w:color="000000"/>
+              <w:right w:val="single" w:sz="4" w:space="0" w:color="000000"/>
+            </w:tcBorders>
+            <w:vAlign w:val="center"/>
+          </w:tcPr>
+          <w:p>
+            <w:pPr>
+              <w:widowControl w:val="0"/>
+              <w:jc w:val="center"/>
+              <w:rPr>
+                <w:rFonts w:ascii="Times New Roman" w:hAnsi="Times New Roman" w:cs="Times New Roman"/>
+                <w:b/>
+                <w:bCs/>
+                <w:sz w:val="26"/>
+                <w:szCs w:val="26"/>
+              </w:rPr>
+            </w:pPr>
+          </w:p>
+        </w:tc>
+        <w:tc>
+          <w:tcPr>
+            <w:tcW w:w="846" w:type="dxa"/>
+            <w:tcBorders>
+              <w:top w:val="single" w:sz="4" w:space="0" w:color="000000"/>
+              <w:left w:val="single" w:sz="4" w:space="0" w:color="000000"/>
+              <w:bottom w:val="single" w:sz="4" w:space="0" w:color="000000"/>
+              <w:right w:val="single" w:sz="4" w:space="0" w:color="000000"/>
+            </w:tcBorders>
+            <w:vAlign w:val="center"/>
+          </w:tcPr>
+          <w:p>
+            <w:pPr>
+              <w:rPr>
+                <w:rFonts w:ascii="Times New Roman" w:hAnsi="Times New Roman" w:cs="Times New Roman"/>
+                <w:sz w:val="26"/>
+                <w:szCs w:val="26"/>
+              </w:rPr>
+            </w:pPr>
+            <w:r>
+              <w:rPr>
+                <w:rFonts w:ascii="Times New Roman" w:hAnsi="Times New Roman" w:cs="Times New Roman"/>
+                <w:sz w:val="26"/>
+                <w:szCs w:val="26"/>
+              </w:rPr>
+              <w:t>4</w:t>
+            </w:r>
+          </w:p>
+        </w:tc>
+        <w:tc>
+          <w:tcPr>
+            <w:tcW w:w="987" w:type="dxa"/>
+            <w:tcBorders>
+              <w:top w:val="single" w:sz="4" w:space="0" w:color="000000"/>
+              <w:left w:val="single" w:sz="4" w:space="0" w:color="000000"/>
+              <w:bottom w:val="single" w:sz="4" w:space="0" w:color="000000"/>
+              <w:right w:val="single" w:sz="4" w:space="0" w:color="000000"/>
+            </w:tcBorders>
+            <w:vAlign w:val="center"/>
+          </w:tcPr>
+          <w:p>
+            <w:pPr>
+              <w:rPr>
+                <w:rFonts w:ascii="Times New Roman" w:hAnsi="Times New Roman" w:cs="Times New Roman"/>
+                <w:sz w:val="26"/>
+                <w:szCs w:val="26"/>
+              </w:rPr>
+            </w:pPr>
+          </w:p>
+        </w:tc>
+        <w:tc>
+          <w:tcPr>
+            <w:tcW w:w="1144" w:type="dxa"/>
+            <w:tcBorders>
+              <w:top w:val="single" w:sz="4" w:space="0" w:color="000000"/>
+              <w:left w:val="single" w:sz="4" w:space="0" w:color="000000"/>
+              <w:bottom w:val="single" w:sz="4" w:space="0" w:color="000000"/>
+              <w:right w:val="single" w:sz="4" w:space="0" w:color="000000"/>
+            </w:tcBorders>
+            <w:vAlign w:val="center"/>
+          </w:tcPr>
+          <w:p>
+            <w:pPr>
+              <w:rPr>
+                <w:rFonts w:ascii="Times New Roman" w:hAnsi="Times New Roman" w:cs="Times New Roman"/>
+                <w:sz w:val="26"/>
+                <w:szCs w:val="26"/>
+              </w:rPr>
+            </w:pPr>
+          </w:p>
+        </w:tc>
+        <w:tc>
+          <w:tcPr>
+            <w:tcW w:w="709" w:type="dxa"/>
+            <w:tcBorders>
+              <w:top w:val="single" w:sz="4" w:space="0" w:color="000000"/>
+              <w:left w:val="single" w:sz="4" w:space="0" w:color="000000"/>
+              <w:bottom w:val="single" w:sz="4" w:space="0" w:color="000000"/>
+              <w:right w:val="single" w:sz="4" w:space="0" w:color="000000"/>
+            </w:tcBorders>
+            <w:vAlign w:val="center"/>
+          </w:tcPr>
+          <w:p>
+            <w:pPr>
+              <w:rPr>
+                <w:rFonts w:ascii="Times New Roman" w:hAnsi="Times New Roman" w:cs="Times New Roman"/>
+                <w:sz w:val="26"/>
+                <w:szCs w:val="26"/>
+              </w:rPr>
+            </w:pPr>
+          </w:p>
+        </w:tc>
+        <w:tc>
+          <w:tcPr>
+            <w:tcW w:w="3260" w:type="dxa"/>
+            <w:tcBorders>
+              <w:top w:val="single" w:sz="4" w:space="0" w:color="000000"/>
+              <w:left w:val="single" w:sz="4" w:space="0" w:color="000000"/>
+              <w:bottom w:val="single" w:sz="4" w:space="0" w:color="000000"/>
+              <w:right w:val="single" w:sz="4" w:space="0" w:color="000000"/>
+            </w:tcBorders>
+            <w:vAlign w:val="center"/>
+          </w:tcPr>
+          <w:p>
+            <w:pPr>
+              <w:rPr>
+                <w:rFonts w:ascii="Times New Roman" w:hAnsi="Times New Roman" w:cs="Times New Roman"/>
+                <w:sz w:val="26"/>
+                <w:szCs w:val="26"/>
+              </w:rPr>
+            </w:pPr>
+          </w:p>
+        </w:tc>
+        <w:tc>
+          <w:tcPr>
+            <w:tcW w:w="1967" w:type="dxa"/>
+            <w:tcBorders>
+              <w:top w:val="single" w:sz="4" w:space="0" w:color="000000"/>
+              <w:left w:val="single" w:sz="4" w:space="0" w:color="000000"/>
+              <w:bottom w:val="single" w:sz="4" w:space="0" w:color="000000"/>
+              <w:right w:val="single" w:sz="4" w:space="0" w:color="000000"/>
+            </w:tcBorders>
+            <w:vAlign w:val="center"/>
+          </w:tcPr>
+          <w:p>
+            <w:pPr>
+              <w:rPr>
+                <w:rFonts w:ascii="Times New Roman" w:hAnsi="Times New Roman" w:cs="Times New Roman"/>
+                <w:sz w:val="26"/>
+                <w:szCs w:val="26"/>
+              </w:rPr>
+            </w:pPr>
+          </w:p>
+        </w:tc>
+      </w:tr>
+      <w:tr>
+        <w:trPr>
+          <w:trHeight w:val="262"/>
+        </w:trPr>
+        <w:tc>
+          <w:tcPr>
+            <w:tcW w:w="1237" w:type="dxa"/>
+            <w:vMerge/>
+            <w:tcBorders>
+              <w:left w:val="single" w:sz="4" w:space="0" w:color="000000"/>
+              <w:right w:val="single" w:sz="4" w:space="0" w:color="000000"/>
+            </w:tcBorders>
+            <w:vAlign w:val="center"/>
+          </w:tcPr>
+          <w:p>
+            <w:pPr>
+              <w:widowControl w:val="0"/>
+              <w:jc w:val="center"/>
+              <w:rPr>
+                <w:rFonts w:ascii="Times New Roman" w:hAnsi="Times New Roman" w:cs="Times New Roman"/>
+                <w:b/>
+                <w:bCs/>
+                <w:sz w:val="26"/>
+                <w:szCs w:val="26"/>
+              </w:rPr>
+            </w:pPr>
+          </w:p>
+        </w:tc>
+        <w:tc>
+          <w:tcPr>
+            <w:tcW w:w="846" w:type="dxa"/>
+            <w:tcBorders>
+              <w:top w:val="single" w:sz="4" w:space="0" w:color="000000"/>
+              <w:left w:val="single" w:sz="4" w:space="0" w:color="000000"/>
+              <w:bottom w:val="single" w:sz="4" w:space="0" w:color="000000"/>
+              <w:right w:val="single" w:sz="4" w:space="0" w:color="000000"/>
+            </w:tcBorders>
+            <w:vAlign w:val="center"/>
+          </w:tcPr>
+          <w:p>
+            <w:pPr>
+              <w:rPr>
+                <w:rFonts w:ascii="Times New Roman" w:hAnsi="Times New Roman" w:cs="Times New Roman"/>
+                <w:sz w:val="26"/>
+                <w:szCs w:val="26"/>
+              </w:rPr>
+            </w:pPr>
+            <w:r>
+              <w:rPr>
+                <w:rFonts w:ascii="Times New Roman" w:hAnsi="Times New Roman" w:cs="Times New Roman"/>
+                <w:sz w:val="26"/>
+                <w:szCs w:val="26"/>
+              </w:rPr>
+              <w:t>5</w:t>
+            </w:r>
+          </w:p>
+        </w:tc>
+        <w:tc>
+          <w:tcPr>
+            <w:tcW w:w="987" w:type="dxa"/>
+            <w:tcBorders>
+              <w:top w:val="single" w:sz="4" w:space="0" w:color="000000"/>
+              <w:left w:val="single" w:sz="4" w:space="0" w:color="000000"/>
+              <w:bottom w:val="single" w:sz="4" w:space="0" w:color="000000"/>
+              <w:right w:val="single" w:sz="4" w:space="0" w:color="000000"/>
+            </w:tcBorders>
+            <w:vAlign w:val="center"/>
+          </w:tcPr>
+          <w:p>
+            <w:pPr>
+              <w:rPr>
+                <w:rFonts w:ascii="Times New Roman" w:hAnsi="Times New Roman" w:cs="Times New Roman"/>
+                <w:sz w:val="26"/>
+                <w:szCs w:val="26"/>
+              </w:rPr>
+            </w:pPr>
+          </w:p>
+        </w:tc>
+        <w:tc>
+          <w:tcPr>
+            <w:tcW w:w="1144" w:type="dxa"/>
+            <w:tcBorders>
+              <w:top w:val="single" w:sz="4" w:space="0" w:color="000000"/>
+              <w:left w:val="single" w:sz="4" w:space="0" w:color="000000"/>
+              <w:bottom w:val="single" w:sz="4" w:space="0" w:color="000000"/>
+              <w:right w:val="single" w:sz="4" w:space="0" w:color="000000"/>
+            </w:tcBorders>
+            <w:vAlign w:val="center"/>
+          </w:tcPr>
+          <w:p>
+            <w:pPr>
+              <w:rPr>
+                <w:rFonts w:ascii="Times New Roman" w:hAnsi="Times New Roman" w:cs="Times New Roman"/>
+                <w:sz w:val="26"/>
+                <w:szCs w:val="26"/>
+              </w:rPr>
+            </w:pPr>
+          </w:p>
+        </w:tc>
+        <w:tc>
+          <w:tcPr>
+            <w:tcW w:w="709" w:type="dxa"/>
+            <w:tcBorders>
+              <w:top w:val="single" w:sz="4" w:space="0" w:color="000000"/>
+              <w:left w:val="single" w:sz="4" w:space="0" w:color="000000"/>
+              <w:bottom w:val="single" w:sz="4" w:space="0" w:color="000000"/>
+              <w:right w:val="single" w:sz="4" w:space="0" w:color="000000"/>
+            </w:tcBorders>
+            <w:vAlign w:val="center"/>
+          </w:tcPr>
+          <w:p>
+            <w:pPr>
+              <w:rPr>
+                <w:rFonts w:ascii="Times New Roman" w:hAnsi="Times New Roman" w:cs="Times New Roman"/>
+                <w:sz w:val="26"/>
+                <w:szCs w:val="26"/>
+              </w:rPr>
+            </w:pPr>
+          </w:p>
+        </w:tc>
+        <w:tc>
+          <w:tcPr>
+            <w:tcW w:w="3260" w:type="dxa"/>
+            <w:tcBorders>
+              <w:top w:val="single" w:sz="4" w:space="0" w:color="000000"/>
+              <w:left w:val="single" w:sz="4" w:space="0" w:color="000000"/>
+              <w:bottom w:val="single" w:sz="4" w:space="0" w:color="000000"/>
+              <w:right w:val="single" w:sz="4" w:space="0" w:color="000000"/>
+            </w:tcBorders>
+            <w:vAlign w:val="center"/>
+          </w:tcPr>
+          <w:p>
+            <w:pPr>
+              <w:rPr>
+                <w:rFonts w:ascii="Times New Roman" w:hAnsi="Times New Roman" w:cs="Times New Roman"/>
+                <w:sz w:val="26"/>
+                <w:szCs w:val="26"/>
+              </w:rPr>
+            </w:pPr>
+          </w:p>
+        </w:tc>
+        <w:tc>
+          <w:tcPr>
+            <w:tcW w:w="1967" w:type="dxa"/>
+            <w:tcBorders>
+              <w:top w:val="single" w:sz="4" w:space="0" w:color="000000"/>
+              <w:left w:val="single" w:sz="4" w:space="0" w:color="000000"/>
+              <w:bottom w:val="single" w:sz="4" w:space="0" w:color="000000"/>
+              <w:right w:val="single" w:sz="4" w:space="0" w:color="000000"/>
+            </w:tcBorders>
+            <w:vAlign w:val="center"/>
+          </w:tcPr>
+          <w:p>
+            <w:pPr>
+              <w:rPr>
+                <w:rFonts w:ascii="Times New Roman" w:hAnsi="Times New Roman" w:cs="Times New Roman"/>
+                <w:sz w:val="26"/>
+                <w:szCs w:val="26"/>
+              </w:rPr>
+            </w:pPr>
+          </w:p>
+        </w:tc>
+      </w:tr>
+      <w:tr>
+        <w:trPr>
+          <w:trHeight w:val="262"/>
+        </w:trPr>
+        <w:tc>
+          <w:tcPr>
+            <w:tcW w:w="1237" w:type="dxa"/>
+            <w:vMerge w:val="restart"/>
+            <w:tcBorders>
+              <w:left w:val="single" w:sz="4" w:space="0" w:color="000000"/>
+              <w:right w:val="single" w:sz="4" w:space="0" w:color="000000"/>
+            </w:tcBorders>
+            <w:vAlign w:val="center"/>
+          </w:tcPr>
+          <w:p>
+            <w:pPr>
+              <w:rPr>
+                <w:rFonts w:ascii="Times New Roman" w:hAnsi="Times New Roman" w:cs="Times New Roman"/>
+                <w:sz w:val="26"/>
+                <w:szCs w:val="26"/>
+              </w:rPr>
+            </w:pPr>
+            <w:r>
+              <w:rPr>
+                <w:rFonts w:ascii="Times New Roman" w:hAnsi="Times New Roman" w:cs="Times New Roman"/>
+                <w:sz w:val="26"/>
+                <w:szCs w:val="26"/>
+              </w:rPr>
+              <w:t>Năm (20/08)</w:t>
+            </w:r>
+          </w:p>
+        </w:tc>
+        <w:tc>
+          <w:tcPr>
+            <w:tcW w:w="846" w:type="dxa"/>
+            <w:tcBorders>
+              <w:top w:val="single" w:sz="4" w:space="0" w:color="000000"/>
+              <w:left w:val="single" w:sz="4" w:space="0" w:color="000000"/>
+              <w:bottom w:val="single" w:sz="4" w:space="0" w:color="000000"/>
+              <w:right w:val="single" w:sz="4" w:space="0" w:color="000000"/>
+            </w:tcBorders>
+            <w:vAlign w:val="center"/>
+          </w:tcPr>
+          <w:p>
+            <w:pPr>
+              <w:rPr>
+                <w:rFonts w:ascii="Times New Roman" w:hAnsi="Times New Roman" w:cs="Times New Roman"/>
+                <w:sz w:val="26"/>
+                <w:szCs w:val="26"/>
+              </w:rPr>
+            </w:pPr>
+            <w:r>
+              <w:rPr>
+                <w:rFonts w:ascii="Times New Roman" w:hAnsi="Times New Roman" w:cs="Times New Roman"/>
+                <w:sz w:val="26"/>
+                <w:szCs w:val="26"/>
+              </w:rPr>
+              <w:t>1</w:t>
+            </w:r>
+          </w:p>
+        </w:tc>
+        <w:tc>
+          <w:tcPr>
+            <w:tcW w:w="987" w:type="dxa"/>
+            <w:tcBorders>
+              <w:top w:val="single" w:sz="4" w:space="0" w:color="000000"/>
+              <w:left w:val="single" w:sz="4" w:space="0" w:color="000000"/>
+              <w:bottom w:val="single" w:sz="4" w:space="0" w:color="000000"/>
+              <w:right w:val="single" w:sz="4" w:space="0" w:color="000000"/>
+            </w:tcBorders>
+            <w:vAlign w:val="center"/>
+          </w:tcPr>
+          <w:p>
+            <w:pPr>
+              <w:rPr>
+                <w:rFonts w:ascii="Times New Roman" w:hAnsi="Times New Roman" w:cs="Times New Roman"/>
+                <w:sz w:val="26"/>
+                <w:szCs w:val="26"/>
+              </w:rPr>
+            </w:pPr>
+          </w:p>
+        </w:tc>
+        <w:tc>
+          <w:tcPr>
+            <w:tcW w:w="1144" w:type="dxa"/>
+            <w:tcBorders>
+              <w:top w:val="single" w:sz="4" w:space="0" w:color="000000"/>
+              <w:left w:val="single" w:sz="4" w:space="0" w:color="000000"/>
+              <w:bottom w:val="single" w:sz="4" w:space="0" w:color="000000"/>
+              <w:right w:val="single" w:sz="4" w:space="0" w:color="000000"/>
+            </w:tcBorders>
+            <w:vAlign w:val="center"/>
+          </w:tcPr>
+          <w:p>
+            <w:pPr>
+              <w:rPr>
+                <w:rFonts w:ascii="Times New Roman" w:hAnsi="Times New Roman" w:cs="Times New Roman"/>
+                <w:sz w:val="26"/>
+                <w:szCs w:val="26"/>
+              </w:rPr>
+            </w:pPr>
+          </w:p>
+        </w:tc>
+        <w:tc>
+          <w:tcPr>
+            <w:tcW w:w="709" w:type="dxa"/>
+            <w:tcBorders>
+              <w:top w:val="single" w:sz="4" w:space="0" w:color="000000"/>
+              <w:left w:val="single" w:sz="4" w:space="0" w:color="000000"/>
+              <w:bottom w:val="single" w:sz="4" w:space="0" w:color="000000"/>
+              <w:right w:val="single" w:sz="4" w:space="0" w:color="000000"/>
+            </w:tcBorders>
+            <w:vAlign w:val="center"/>
+          </w:tcPr>
+          <w:p>
+            <w:pPr>
+              <w:rPr>
+                <w:rFonts w:ascii="Times New Roman" w:hAnsi="Times New Roman" w:cs="Times New Roman"/>
+                <w:sz w:val="26"/>
+                <w:szCs w:val="26"/>
+              </w:rPr>
+            </w:pPr>
+          </w:p>
+        </w:tc>
+        <w:tc>
+          <w:tcPr>
+            <w:tcW w:w="3260" w:type="dxa"/>
+            <w:tcBorders>
+              <w:top w:val="single" w:sz="4" w:space="0" w:color="000000"/>
+              <w:left w:val="single" w:sz="4" w:space="0" w:color="000000"/>
+              <w:bottom w:val="single" w:sz="4" w:space="0" w:color="000000"/>
+              <w:right w:val="single" w:sz="4" w:space="0" w:color="000000"/>
+            </w:tcBorders>
+            <w:vAlign w:val="center"/>
+          </w:tcPr>
+          <w:p>
+            <w:pPr>
+              <w:rPr>
+                <w:rFonts w:ascii="Times New Roman" w:hAnsi="Times New Roman" w:cs="Times New Roman"/>
+                <w:sz w:val="26"/>
+                <w:szCs w:val="26"/>
+              </w:rPr>
+            </w:pPr>
+          </w:p>
+        </w:tc>
+        <w:tc>
+          <w:tcPr>
+            <w:tcW w:w="1967" w:type="dxa"/>
+            <w:tcBorders>
+              <w:top w:val="single" w:sz="4" w:space="0" w:color="000000"/>
+              <w:left w:val="single" w:sz="4" w:space="0" w:color="000000"/>
+              <w:bottom w:val="single" w:sz="4" w:space="0" w:color="000000"/>
+              <w:right w:val="single" w:sz="4" w:space="0" w:color="000000"/>
+            </w:tcBorders>
+            <w:vAlign w:val="center"/>
+          </w:tcPr>
+          <w:p>
+            <w:pPr>
+              <w:rPr>
+                <w:rFonts w:ascii="Times New Roman" w:hAnsi="Times New Roman" w:cs="Times New Roman"/>
+                <w:sz w:val="26"/>
+                <w:szCs w:val="26"/>
+              </w:rPr>
+            </w:pPr>
+          </w:p>
+        </w:tc>
+      </w:tr>
+      <w:tr>
+        <w:trPr>
+          <w:trHeight w:val="262"/>
+        </w:trPr>
+        <w:tc>
+          <w:tcPr>
+            <w:tcW w:w="1237" w:type="dxa"/>
+            <w:vMerge/>
+            <w:tcBorders>
+              <w:left w:val="single" w:sz="4" w:space="0" w:color="000000"/>
+              <w:right w:val="single" w:sz="4" w:space="0" w:color="000000"/>
+            </w:tcBorders>
+            <w:vAlign w:val="center"/>
+          </w:tcPr>
+          <w:p>
+            <w:pPr>
+              <w:widowControl w:val="0"/>
+              <w:jc w:val="center"/>
+              <w:rPr>
+                <w:rFonts w:ascii="Times New Roman" w:hAnsi="Times New Roman" w:cs="Times New Roman"/>
+                <w:b/>
+                <w:bCs/>
+                <w:sz w:val="26"/>
+                <w:szCs w:val="26"/>
+              </w:rPr>
+            </w:pPr>
+          </w:p>
+        </w:tc>
+        <w:tc>
+          <w:tcPr>
+            <w:tcW w:w="846" w:type="dxa"/>
+            <w:tcBorders>
+              <w:top w:val="single" w:sz="4" w:space="0" w:color="000000"/>
+              <w:left w:val="single" w:sz="4" w:space="0" w:color="000000"/>
+              <w:bottom w:val="single" w:sz="4" w:space="0" w:color="000000"/>
+              <w:right w:val="single" w:sz="4" w:space="0" w:color="000000"/>
+            </w:tcBorders>
+            <w:vAlign w:val="center"/>
+          </w:tcPr>
+          <w:p>
+            <w:pPr>
+              <w:rPr>
+                <w:rFonts w:ascii="Times New Roman" w:hAnsi="Times New Roman" w:cs="Times New Roman"/>
+                <w:sz w:val="26"/>
+                <w:szCs w:val="26"/>
+              </w:rPr>
+            </w:pPr>
+            <w:r>
+              <w:rPr>
+                <w:rFonts w:ascii="Times New Roman" w:hAnsi="Times New Roman" w:cs="Times New Roman"/>
+                <w:sz w:val="26"/>
+                <w:szCs w:val="26"/>
+              </w:rPr>
+              <w:t>2</w:t>
+            </w:r>
+          </w:p>
+        </w:tc>
+        <w:tc>
+          <w:tcPr>
+            <w:tcW w:w="987" w:type="dxa"/>
+            <w:tcBorders>
+              <w:top w:val="single" w:sz="4" w:space="0" w:color="000000"/>
+              <w:left w:val="single" w:sz="4" w:space="0" w:color="000000"/>
+              <w:bottom w:val="single" w:sz="4" w:space="0" w:color="000000"/>
+              <w:right w:val="single" w:sz="4" w:space="0" w:color="000000"/>
+            </w:tcBorders>
+            <w:vAlign w:val="center"/>
+          </w:tcPr>
+          <w:p>
+            <w:pPr>
+              <w:rPr>
+                <w:rFonts w:ascii="Times New Roman" w:hAnsi="Times New Roman" w:cs="Times New Roman"/>
+                <w:sz w:val="26"/>
+                <w:szCs w:val="26"/>
+              </w:rPr>
+            </w:pPr>
+          </w:p>
+        </w:tc>
+        <w:tc>
+          <w:tcPr>
+            <w:tcW w:w="1144" w:type="dxa"/>
+            <w:tcBorders>
+              <w:top w:val="single" w:sz="4" w:space="0" w:color="000000"/>
+              <w:left w:val="single" w:sz="4" w:space="0" w:color="000000"/>
+              <w:bottom w:val="single" w:sz="4" w:space="0" w:color="000000"/>
+              <w:right w:val="single" w:sz="4" w:space="0" w:color="000000"/>
+            </w:tcBorders>
+            <w:vAlign w:val="center"/>
+          </w:tcPr>
+          <w:p>
+            <w:pPr>
+              <w:rPr>
+                <w:rFonts w:ascii="Times New Roman" w:hAnsi="Times New Roman" w:cs="Times New Roman"/>
+                <w:sz w:val="26"/>
+                <w:szCs w:val="26"/>
+              </w:rPr>
+            </w:pPr>
+          </w:p>
+        </w:tc>
+        <w:tc>
+          <w:tcPr>
+            <w:tcW w:w="709" w:type="dxa"/>
+            <w:tcBorders>
+              <w:top w:val="single" w:sz="4" w:space="0" w:color="000000"/>
+              <w:left w:val="single" w:sz="4" w:space="0" w:color="000000"/>
+              <w:bottom w:val="single" w:sz="4" w:space="0" w:color="000000"/>
+              <w:right w:val="single" w:sz="4" w:space="0" w:color="000000"/>
+            </w:tcBorders>
+            <w:vAlign w:val="center"/>
+          </w:tcPr>
+          <w:p>
+            <w:pPr>
+              <w:rPr>
+                <w:rFonts w:ascii="Times New Roman" w:hAnsi="Times New Roman" w:cs="Times New Roman"/>
+                <w:sz w:val="26"/>
+                <w:szCs w:val="26"/>
+              </w:rPr>
+            </w:pPr>
+          </w:p>
+        </w:tc>
+        <w:tc>
+          <w:tcPr>
+            <w:tcW w:w="3260" w:type="dxa"/>
+            <w:tcBorders>
+              <w:top w:val="single" w:sz="4" w:space="0" w:color="000000"/>
+              <w:left w:val="single" w:sz="4" w:space="0" w:color="000000"/>
+              <w:bottom w:val="single" w:sz="4" w:space="0" w:color="000000"/>
+              <w:right w:val="single" w:sz="4" w:space="0" w:color="000000"/>
+            </w:tcBorders>
+            <w:vAlign w:val="center"/>
+          </w:tcPr>
+          <w:p>
+            <w:pPr>
+              <w:rPr>
+                <w:rFonts w:ascii="Times New Roman" w:hAnsi="Times New Roman" w:cs="Times New Roman"/>
+                <w:sz w:val="26"/>
+                <w:szCs w:val="26"/>
+              </w:rPr>
+            </w:pPr>
+          </w:p>
+        </w:tc>
+        <w:tc>
+          <w:tcPr>
+            <w:tcW w:w="1967" w:type="dxa"/>
+            <w:tcBorders>
+              <w:top w:val="single" w:sz="4" w:space="0" w:color="000000"/>
+              <w:left w:val="single" w:sz="4" w:space="0" w:color="000000"/>
+              <w:bottom w:val="single" w:sz="4" w:space="0" w:color="000000"/>
+              <w:right w:val="single" w:sz="4" w:space="0" w:color="000000"/>
+            </w:tcBorders>
+            <w:vAlign w:val="center"/>
+          </w:tcPr>
+          <w:p>
+            <w:pPr>
+              <w:rPr>
+                <w:rFonts w:ascii="Times New Roman" w:hAnsi="Times New Roman" w:cs="Times New Roman"/>
+                <w:sz w:val="26"/>
+                <w:szCs w:val="26"/>
+              </w:rPr>
+            </w:pPr>
+          </w:p>
+        </w:tc>
+      </w:tr>
+      <w:tr>
+        <w:trPr>
+          <w:trHeight w:val="262"/>
+        </w:trPr>
+        <w:tc>
+          <w:tcPr>
+            <w:tcW w:w="1237" w:type="dxa"/>
+            <w:vMerge/>
+            <w:tcBorders>
+              <w:left w:val="single" w:sz="4" w:space="0" w:color="000000"/>
+              <w:right w:val="single" w:sz="4" w:space="0" w:color="000000"/>
+            </w:tcBorders>
+            <w:vAlign w:val="center"/>
+          </w:tcPr>
+          <w:p>
+            <w:pPr>
+              <w:widowControl w:val="0"/>
+              <w:jc w:val="center"/>
+              <w:rPr>
+                <w:rFonts w:ascii="Times New Roman" w:hAnsi="Times New Roman" w:cs="Times New Roman"/>
+                <w:b/>
+                <w:bCs/>
+                <w:sz w:val="26"/>
+                <w:szCs w:val="26"/>
+              </w:rPr>
+            </w:pPr>
+          </w:p>
+        </w:tc>
+        <w:tc>
+          <w:tcPr>
+            <w:tcW w:w="846" w:type="dxa"/>
+            <w:tcBorders>
+              <w:top w:val="single" w:sz="4" w:space="0" w:color="000000"/>
+              <w:left w:val="single" w:sz="4" w:space="0" w:color="000000"/>
+              <w:bottom w:val="single" w:sz="4" w:space="0" w:color="000000"/>
+              <w:right w:val="single" w:sz="4" w:space="0" w:color="000000"/>
+            </w:tcBorders>
+            <w:vAlign w:val="center"/>
+          </w:tcPr>
+          <w:p>
+            <w:pPr>
+              <w:rPr>
+                <w:rFonts w:ascii="Times New Roman" w:hAnsi="Times New Roman" w:cs="Times New Roman"/>
+                <w:sz w:val="26"/>
+                <w:szCs w:val="26"/>
+              </w:rPr>
+            </w:pPr>
+            <w:r>
+              <w:rPr>
+                <w:rFonts w:ascii="Times New Roman" w:hAnsi="Times New Roman" w:cs="Times New Roman"/>
+                <w:sz w:val="26"/>
+                <w:szCs w:val="26"/>
+              </w:rPr>
+              <w:t>3</w:t>
+            </w:r>
+          </w:p>
+        </w:tc>
+        <w:tc>
+          <w:tcPr>
+            <w:tcW w:w="987" w:type="dxa"/>
+            <w:tcBorders>
+              <w:top w:val="single" w:sz="4" w:space="0" w:color="000000"/>
+              <w:left w:val="single" w:sz="4" w:space="0" w:color="000000"/>
+              <w:bottom w:val="single" w:sz="4" w:space="0" w:color="000000"/>
+              <w:right w:val="single" w:sz="4" w:space="0" w:color="000000"/>
+            </w:tcBorders>
+            <w:vAlign w:val="center"/>
+          </w:tcPr>
+          <w:p>
+            <w:pPr>
+              <w:rPr>
+                <w:rFonts w:ascii="Times New Roman" w:hAnsi="Times New Roman" w:cs="Times New Roman"/>
+                <w:sz w:val="26"/>
+                <w:szCs w:val="26"/>
+              </w:rPr>
+            </w:pPr>
+          </w:p>
+        </w:tc>
+        <w:tc>
+          <w:tcPr>
+            <w:tcW w:w="1144" w:type="dxa"/>
+            <w:tcBorders>
+              <w:top w:val="single" w:sz="4" w:space="0" w:color="000000"/>
+              <w:left w:val="single" w:sz="4" w:space="0" w:color="000000"/>
+              <w:bottom w:val="single" w:sz="4" w:space="0" w:color="000000"/>
+              <w:right w:val="single" w:sz="4" w:space="0" w:color="000000"/>
+            </w:tcBorders>
+            <w:vAlign w:val="center"/>
+          </w:tcPr>
+          <w:p>
+            <w:pPr>
+              <w:rPr>
+                <w:rFonts w:ascii="Times New Roman" w:hAnsi="Times New Roman" w:cs="Times New Roman"/>
+                <w:sz w:val="26"/>
+                <w:szCs w:val="26"/>
+              </w:rPr>
+            </w:pPr>
+          </w:p>
+        </w:tc>
+        <w:tc>
+          <w:tcPr>
+            <w:tcW w:w="709" w:type="dxa"/>
+            <w:tcBorders>
+              <w:top w:val="single" w:sz="4" w:space="0" w:color="000000"/>
+              <w:left w:val="single" w:sz="4" w:space="0" w:color="000000"/>
+              <w:bottom w:val="single" w:sz="4" w:space="0" w:color="000000"/>
+              <w:right w:val="single" w:sz="4" w:space="0" w:color="000000"/>
+            </w:tcBorders>
+            <w:vAlign w:val="center"/>
+          </w:tcPr>
+          <w:p>
+            <w:pPr>
+              <w:rPr>
+                <w:rFonts w:ascii="Times New Roman" w:hAnsi="Times New Roman" w:cs="Times New Roman"/>
+                <w:sz w:val="26"/>
+                <w:szCs w:val="26"/>
+              </w:rPr>
+            </w:pPr>
+          </w:p>
+        </w:tc>
+        <w:tc>
+          <w:tcPr>
+            <w:tcW w:w="3260" w:type="dxa"/>
+            <w:tcBorders>
+              <w:top w:val="single" w:sz="4" w:space="0" w:color="000000"/>
+              <w:left w:val="single" w:sz="4" w:space="0" w:color="000000"/>
+              <w:bottom w:val="single" w:sz="4" w:space="0" w:color="000000"/>
+              <w:right w:val="single" w:sz="4" w:space="0" w:color="000000"/>
+            </w:tcBorders>
+            <w:vAlign w:val="center"/>
+          </w:tcPr>
+          <w:p>
+            <w:pPr>
+              <w:rPr>
+                <w:rFonts w:ascii="Times New Roman" w:hAnsi="Times New Roman" w:cs="Times New Roman"/>
+                <w:sz w:val="26"/>
+                <w:szCs w:val="26"/>
+              </w:rPr>
+            </w:pPr>
+          </w:p>
+        </w:tc>
+        <w:tc>
+          <w:tcPr>
+            <w:tcW w:w="1967" w:type="dxa"/>
+            <w:tcBorders>
+              <w:top w:val="single" w:sz="4" w:space="0" w:color="000000"/>
+              <w:left w:val="single" w:sz="4" w:space="0" w:color="000000"/>
+              <w:bottom w:val="single" w:sz="4" w:space="0" w:color="000000"/>
+              <w:right w:val="single" w:sz="4" w:space="0" w:color="000000"/>
+            </w:tcBorders>
+            <w:vAlign w:val="center"/>
+          </w:tcPr>
+          <w:p>
+            <w:pPr>
+              <w:rPr>
+                <w:rFonts w:ascii="Times New Roman" w:hAnsi="Times New Roman" w:cs="Times New Roman"/>
+                <w:sz w:val="26"/>
+                <w:szCs w:val="26"/>
+              </w:rPr>
+            </w:pPr>
+          </w:p>
+        </w:tc>
+      </w:tr>
+      <w:tr>
+        <w:trPr>
+          <w:trHeight w:val="262"/>
+        </w:trPr>
+        <w:tc>
+          <w:tcPr>
+            <w:tcW w:w="1237" w:type="dxa"/>
+            <w:vMerge/>
+            <w:tcBorders>
+              <w:left w:val="single" w:sz="4" w:space="0" w:color="000000"/>
+              <w:right w:val="single" w:sz="4" w:space="0" w:color="000000"/>
+            </w:tcBorders>
+            <w:vAlign w:val="center"/>
+          </w:tcPr>
+          <w:p>
+            <w:pPr>
+              <w:widowControl w:val="0"/>
+              <w:jc w:val="center"/>
+              <w:rPr>
+                <w:rFonts w:ascii="Times New Roman" w:hAnsi="Times New Roman" w:cs="Times New Roman"/>
+                <w:b/>
+                <w:bCs/>
+                <w:sz w:val="26"/>
+                <w:szCs w:val="26"/>
+              </w:rPr>
+            </w:pPr>
+          </w:p>
+        </w:tc>
+        <w:tc>
+          <w:tcPr>
+            <w:tcW w:w="846" w:type="dxa"/>
+            <w:tcBorders>
+              <w:top w:val="single" w:sz="4" w:space="0" w:color="000000"/>
+              <w:left w:val="single" w:sz="4" w:space="0" w:color="000000"/>
+              <w:bottom w:val="single" w:sz="4" w:space="0" w:color="000000"/>
+              <w:right w:val="single" w:sz="4" w:space="0" w:color="000000"/>
+            </w:tcBorders>
+            <w:vAlign w:val="center"/>
+          </w:tcPr>
+          <w:p>
+            <w:pPr>
+              <w:rPr>
+                <w:rFonts w:ascii="Times New Roman" w:hAnsi="Times New Roman" w:cs="Times New Roman"/>
+                <w:sz w:val="26"/>
+                <w:szCs w:val="26"/>
+              </w:rPr>
+            </w:pPr>
+            <w:r>
+              <w:rPr>
+                <w:rFonts w:ascii="Times New Roman" w:hAnsi="Times New Roman" w:cs="Times New Roman"/>
+                <w:sz w:val="26"/>
+                <w:szCs w:val="26"/>
+              </w:rPr>
+              <w:t>4</w:t>
+            </w:r>
+          </w:p>
+        </w:tc>
+        <w:tc>
+          <w:tcPr>
+            <w:tcW w:w="987" w:type="dxa"/>
+            <w:tcBorders>
+              <w:top w:val="single" w:sz="4" w:space="0" w:color="000000"/>
+              <w:left w:val="single" w:sz="4" w:space="0" w:color="000000"/>
+              <w:bottom w:val="single" w:sz="4" w:space="0" w:color="000000"/>
+              <w:right w:val="single" w:sz="4" w:space="0" w:color="000000"/>
+            </w:tcBorders>
+            <w:vAlign w:val="center"/>
+          </w:tcPr>
+          <w:p>
+            <w:pPr>
+              <w:rPr>
+                <w:rFonts w:ascii="Times New Roman" w:hAnsi="Times New Roman" w:cs="Times New Roman"/>
+                <w:sz w:val="26"/>
+                <w:szCs w:val="26"/>
+              </w:rPr>
+            </w:pPr>
+          </w:p>
+        </w:tc>
+        <w:tc>
+          <w:tcPr>
+            <w:tcW w:w="1144" w:type="dxa"/>
+            <w:tcBorders>
+              <w:top w:val="single" w:sz="4" w:space="0" w:color="000000"/>
+              <w:left w:val="single" w:sz="4" w:space="0" w:color="000000"/>
+              <w:bottom w:val="single" w:sz="4" w:space="0" w:color="000000"/>
+              <w:right w:val="single" w:sz="4" w:space="0" w:color="000000"/>
+            </w:tcBorders>
+            <w:vAlign w:val="center"/>
+          </w:tcPr>
+          <w:p>
+            <w:pPr>
+              <w:rPr>
+                <w:rFonts w:ascii="Times New Roman" w:hAnsi="Times New Roman" w:cs="Times New Roman"/>
+                <w:sz w:val="26"/>
+                <w:szCs w:val="26"/>
+              </w:rPr>
+            </w:pPr>
+          </w:p>
+        </w:tc>
+        <w:tc>
+          <w:tcPr>
+            <w:tcW w:w="709" w:type="dxa"/>
+            <w:tcBorders>
+              <w:top w:val="single" w:sz="4" w:space="0" w:color="000000"/>
+              <w:left w:val="single" w:sz="4" w:space="0" w:color="000000"/>
+              <w:bottom w:val="single" w:sz="4" w:space="0" w:color="000000"/>
+              <w:right w:val="single" w:sz="4" w:space="0" w:color="000000"/>
+            </w:tcBorders>
+            <w:vAlign w:val="center"/>
+          </w:tcPr>
+          <w:p>
+            <w:pPr>
+              <w:rPr>
+                <w:rFonts w:ascii="Times New Roman" w:hAnsi="Times New Roman" w:cs="Times New Roman"/>
+                <w:sz w:val="26"/>
+                <w:szCs w:val="26"/>
+              </w:rPr>
+            </w:pPr>
+          </w:p>
+        </w:tc>
+        <w:tc>
+          <w:tcPr>
+            <w:tcW w:w="3260" w:type="dxa"/>
+            <w:tcBorders>
+              <w:top w:val="single" w:sz="4" w:space="0" w:color="000000"/>
+              <w:left w:val="single" w:sz="4" w:space="0" w:color="000000"/>
+              <w:bottom w:val="single" w:sz="4" w:space="0" w:color="000000"/>
+              <w:right w:val="single" w:sz="4" w:space="0" w:color="000000"/>
+            </w:tcBorders>
+            <w:vAlign w:val="center"/>
+          </w:tcPr>
+          <w:p>
+            <w:pPr>
+              <w:rPr>
+                <w:rFonts w:ascii="Times New Roman" w:hAnsi="Times New Roman" w:cs="Times New Roman"/>
+                <w:sz w:val="26"/>
+                <w:szCs w:val="26"/>
+              </w:rPr>
+            </w:pPr>
+          </w:p>
+        </w:tc>
+        <w:tc>
+          <w:tcPr>
+            <w:tcW w:w="1967" w:type="dxa"/>
+            <w:tcBorders>
+              <w:top w:val="single" w:sz="4" w:space="0" w:color="000000"/>
+              <w:left w:val="single" w:sz="4" w:space="0" w:color="000000"/>
+              <w:bottom w:val="single" w:sz="4" w:space="0" w:color="000000"/>
+              <w:right w:val="single" w:sz="4" w:space="0" w:color="000000"/>
+            </w:tcBorders>
+            <w:vAlign w:val="center"/>
+          </w:tcPr>
+          <w:p>
+            <w:pPr>
+              <w:rPr>
+                <w:rFonts w:ascii="Times New Roman" w:hAnsi="Times New Roman" w:cs="Times New Roman"/>
+                <w:sz w:val="26"/>
+                <w:szCs w:val="26"/>
+              </w:rPr>
+            </w:pPr>
+          </w:p>
+        </w:tc>
+      </w:tr>
+      <w:tr>
+        <w:trPr>
+          <w:trHeight w:val="262"/>
+        </w:trPr>
+        <w:tc>
+          <w:tcPr>
+            <w:tcW w:w="1237" w:type="dxa"/>
+            <w:vMerge/>
+            <w:tcBorders>
+              <w:left w:val="single" w:sz="4" w:space="0" w:color="000000"/>
+              <w:right w:val="single" w:sz="4" w:space="0" w:color="000000"/>
+            </w:tcBorders>
+            <w:vAlign w:val="center"/>
+          </w:tcPr>
+          <w:p>
+            <w:pPr>
+              <w:widowControl w:val="0"/>
+              <w:jc w:val="center"/>
+              <w:rPr>
+                <w:rFonts w:ascii="Times New Roman" w:hAnsi="Times New Roman" w:cs="Times New Roman"/>
+                <w:b/>
+                <w:bCs/>
+                <w:sz w:val="26"/>
+                <w:szCs w:val="26"/>
+              </w:rPr>
+            </w:pPr>
+          </w:p>
+        </w:tc>
+        <w:tc>
+          <w:tcPr>
+            <w:tcW w:w="846" w:type="dxa"/>
+            <w:tcBorders>
+              <w:top w:val="single" w:sz="4" w:space="0" w:color="000000"/>
+              <w:left w:val="single" w:sz="4" w:space="0" w:color="000000"/>
+              <w:bottom w:val="single" w:sz="4" w:space="0" w:color="000000"/>
+              <w:right w:val="single" w:sz="4" w:space="0" w:color="000000"/>
+            </w:tcBorders>
+            <w:vAlign w:val="center"/>
+          </w:tcPr>
+          <w:p>
+            <w:pPr>
+              <w:rPr>
+                <w:rFonts w:ascii="Times New Roman" w:hAnsi="Times New Roman" w:cs="Times New Roman"/>
+                <w:sz w:val="26"/>
+                <w:szCs w:val="26"/>
+              </w:rPr>
+            </w:pPr>
+            <w:r>
+              <w:rPr>
+                <w:rFonts w:ascii="Times New Roman" w:hAnsi="Times New Roman" w:cs="Times New Roman"/>
+                <w:sz w:val="26"/>
+                <w:szCs w:val="26"/>
+              </w:rPr>
+              <w:t>5</w:t>
+            </w:r>
+          </w:p>
+        </w:tc>
+        <w:tc>
+          <w:tcPr>
+            <w:tcW w:w="987" w:type="dxa"/>
+            <w:tcBorders>
+              <w:top w:val="single" w:sz="4" w:space="0" w:color="000000"/>
+              <w:left w:val="single" w:sz="4" w:space="0" w:color="000000"/>
+              <w:bottom w:val="single" w:sz="4" w:space="0" w:color="000000"/>
+              <w:right w:val="single" w:sz="4" w:space="0" w:color="000000"/>
+            </w:tcBorders>
+            <w:vAlign w:val="center"/>
+          </w:tcPr>
+          <w:p>
+            <w:pPr>
+              <w:rPr>
+                <w:rFonts w:ascii="Times New Roman" w:hAnsi="Times New Roman" w:cs="Times New Roman"/>
+                <w:sz w:val="26"/>
+                <w:szCs w:val="26"/>
+              </w:rPr>
+            </w:pPr>
+          </w:p>
+        </w:tc>
+        <w:tc>
+          <w:tcPr>
+            <w:tcW w:w="1144" w:type="dxa"/>
+            <w:tcBorders>
+              <w:top w:val="single" w:sz="4" w:space="0" w:color="000000"/>
+              <w:left w:val="single" w:sz="4" w:space="0" w:color="000000"/>
+              <w:bottom w:val="single" w:sz="4" w:space="0" w:color="000000"/>
+              <w:right w:val="single" w:sz="4" w:space="0" w:color="000000"/>
+            </w:tcBorders>
+            <w:vAlign w:val="center"/>
+          </w:tcPr>
+          <w:p>
+            <w:pPr>
+              <w:rPr>
+                <w:rFonts w:ascii="Times New Roman" w:hAnsi="Times New Roman" w:cs="Times New Roman"/>
+                <w:sz w:val="26"/>
+                <w:szCs w:val="26"/>
+              </w:rPr>
+            </w:pPr>
+          </w:p>
+        </w:tc>
+        <w:tc>
+          <w:tcPr>
+            <w:tcW w:w="709" w:type="dxa"/>
+            <w:tcBorders>
+              <w:top w:val="single" w:sz="4" w:space="0" w:color="000000"/>
+              <w:left w:val="single" w:sz="4" w:space="0" w:color="000000"/>
+              <w:bottom w:val="single" w:sz="4" w:space="0" w:color="000000"/>
+              <w:right w:val="single" w:sz="4" w:space="0" w:color="000000"/>
+            </w:tcBorders>
+            <w:vAlign w:val="center"/>
+          </w:tcPr>
+          <w:p>
+            <w:pPr>
+              <w:rPr>
+                <w:rFonts w:ascii="Times New Roman" w:hAnsi="Times New Roman" w:cs="Times New Roman"/>
+                <w:sz w:val="26"/>
+                <w:szCs w:val="26"/>
+              </w:rPr>
+            </w:pPr>
+          </w:p>
+        </w:tc>
+        <w:tc>
+          <w:tcPr>
+            <w:tcW w:w="3260" w:type="dxa"/>
+            <w:tcBorders>
+              <w:top w:val="single" w:sz="4" w:space="0" w:color="000000"/>
+              <w:left w:val="single" w:sz="4" w:space="0" w:color="000000"/>
+              <w:bottom w:val="single" w:sz="4" w:space="0" w:color="000000"/>
+              <w:right w:val="single" w:sz="4" w:space="0" w:color="000000"/>
+            </w:tcBorders>
+            <w:vAlign w:val="center"/>
+          </w:tcPr>
+          <w:p>
+            <w:pPr>
+              <w:rPr>
+                <w:rFonts w:ascii="Times New Roman" w:hAnsi="Times New Roman" w:cs="Times New Roman"/>
+                <w:sz w:val="26"/>
+                <w:szCs w:val="26"/>
+              </w:rPr>
+            </w:pPr>
+          </w:p>
+        </w:tc>
+        <w:tc>
+          <w:tcPr>
+            <w:tcW w:w="1967" w:type="dxa"/>
+            <w:tcBorders>
+              <w:top w:val="single" w:sz="4" w:space="0" w:color="000000"/>
+              <w:left w:val="single" w:sz="4" w:space="0" w:color="000000"/>
+              <w:bottom w:val="single" w:sz="4" w:space="0" w:color="000000"/>
+              <w:right w:val="single" w:sz="4" w:space="0" w:color="000000"/>
+            </w:tcBorders>
+            <w:vAlign w:val="center"/>
+          </w:tcPr>
+          <w:p>
+            <w:pPr>
+              <w:rPr>
+                <w:rFonts w:ascii="Times New Roman" w:hAnsi="Times New Roman" w:cs="Times New Roman"/>
+                <w:sz w:val="26"/>
+                <w:szCs w:val="26"/>
+              </w:rPr>
+            </w:pPr>
+          </w:p>
+        </w:tc>
+      </w:tr>
+      <w:tr>
+        <w:trPr>
+          <w:trHeight w:val="262"/>
+        </w:trPr>
+        <w:tc>
+          <w:tcPr>
+            <w:tcW w:w="1237" w:type="dxa"/>
+            <w:vMerge w:val="restart"/>
+            <w:tcBorders>
+              <w:left w:val="single" w:sz="4" w:space="0" w:color="000000"/>
+              <w:right w:val="single" w:sz="4" w:space="0" w:color="000000"/>
+            </w:tcBorders>
+            <w:vAlign w:val="center"/>
+          </w:tcPr>
+          <w:p>
+            <w:pPr>
+              <w:rPr>
+                <w:rFonts w:ascii="Times New Roman" w:hAnsi="Times New Roman" w:cs="Times New Roman"/>
+                <w:sz w:val="26"/>
+                <w:szCs w:val="26"/>
+              </w:rPr>
+            </w:pPr>
+            <w:r>
+              <w:rPr>
+                <w:rFonts w:ascii="Times New Roman" w:hAnsi="Times New Roman" w:cs="Times New Roman"/>
+                <w:sz w:val="26"/>
+                <w:szCs w:val="26"/>
+              </w:rPr>
+              <w:t>Sáu (21/08)</w:t>
+            </w:r>
+          </w:p>
+        </w:tc>
+        <w:tc>
+          <w:tcPr>
+            <w:tcW w:w="846" w:type="dxa"/>
+            <w:tcBorders>
+              <w:top w:val="single" w:sz="4" w:space="0" w:color="000000"/>
+              <w:left w:val="single" w:sz="4" w:space="0" w:color="000000"/>
+              <w:bottom w:val="single" w:sz="4" w:space="0" w:color="000000"/>
+              <w:right w:val="single" w:sz="4" w:space="0" w:color="000000"/>
+            </w:tcBorders>
+            <w:vAlign w:val="center"/>
+          </w:tcPr>
+          <w:p>
+            <w:pPr>
+              <w:rPr>
+                <w:rFonts w:ascii="Times New Roman" w:hAnsi="Times New Roman" w:cs="Times New Roman"/>
+                <w:sz w:val="26"/>
+                <w:szCs w:val="26"/>
+              </w:rPr>
+            </w:pPr>
+            <w:r>
+              <w:rPr>
+                <w:rFonts w:ascii="Times New Roman" w:hAnsi="Times New Roman" w:cs="Times New Roman"/>
+                <w:sz w:val="26"/>
+                <w:szCs w:val="26"/>
+              </w:rPr>
+              <w:t>1</w:t>
+            </w:r>
+          </w:p>
+        </w:tc>
+        <w:tc>
+          <w:tcPr>
+            <w:tcW w:w="987" w:type="dxa"/>
+            <w:tcBorders>
+              <w:top w:val="single" w:sz="4" w:space="0" w:color="000000"/>
+              <w:left w:val="single" w:sz="4" w:space="0" w:color="000000"/>
+              <w:bottom w:val="single" w:sz="4" w:space="0" w:color="000000"/>
+              <w:right w:val="single" w:sz="4" w:space="0" w:color="000000"/>
+            </w:tcBorders>
+            <w:vAlign w:val="center"/>
+          </w:tcPr>
+          <w:p>
+            <w:pPr>
+              <w:rPr>
+                <w:rFonts w:ascii="Times New Roman" w:hAnsi="Times New Roman" w:cs="Times New Roman"/>
+                <w:sz w:val="26"/>
+                <w:szCs w:val="26"/>
+              </w:rPr>
+            </w:pPr>
+          </w:p>
+        </w:tc>
+        <w:tc>
+          <w:tcPr>
+            <w:tcW w:w="1144" w:type="dxa"/>
+            <w:tcBorders>
+              <w:top w:val="single" w:sz="4" w:space="0" w:color="000000"/>
+              <w:left w:val="single" w:sz="4" w:space="0" w:color="000000"/>
+              <w:bottom w:val="single" w:sz="4" w:space="0" w:color="000000"/>
+              <w:right w:val="single" w:sz="4" w:space="0" w:color="000000"/>
+            </w:tcBorders>
+            <w:vAlign w:val="center"/>
+          </w:tcPr>
+          <w:p>
+            <w:pPr>
+              <w:rPr>
+                <w:rFonts w:ascii="Times New Roman" w:hAnsi="Times New Roman" w:cs="Times New Roman"/>
+                <w:sz w:val="26"/>
+                <w:szCs w:val="26"/>
+              </w:rPr>
+            </w:pPr>
+          </w:p>
+        </w:tc>
+        <w:tc>
+          <w:tcPr>
+            <w:tcW w:w="709" w:type="dxa"/>
+            <w:tcBorders>
+              <w:top w:val="single" w:sz="4" w:space="0" w:color="000000"/>
+              <w:left w:val="single" w:sz="4" w:space="0" w:color="000000"/>
+              <w:bottom w:val="single" w:sz="4" w:space="0" w:color="000000"/>
+              <w:right w:val="single" w:sz="4" w:space="0" w:color="000000"/>
+            </w:tcBorders>
+            <w:vAlign w:val="center"/>
+          </w:tcPr>
+          <w:p>
+            <w:pPr>
+              <w:rPr>
+                <w:rFonts w:ascii="Times New Roman" w:hAnsi="Times New Roman" w:cs="Times New Roman"/>
+                <w:sz w:val="26"/>
+                <w:szCs w:val="26"/>
+              </w:rPr>
+            </w:pPr>
+          </w:p>
+        </w:tc>
+        <w:tc>
+          <w:tcPr>
+            <w:tcW w:w="3260" w:type="dxa"/>
+            <w:tcBorders>
+              <w:top w:val="single" w:sz="4" w:space="0" w:color="000000"/>
+              <w:left w:val="single" w:sz="4" w:space="0" w:color="000000"/>
+              <w:bottom w:val="single" w:sz="4" w:space="0" w:color="000000"/>
+              <w:right w:val="single" w:sz="4" w:space="0" w:color="000000"/>
+            </w:tcBorders>
+            <w:vAlign w:val="center"/>
+          </w:tcPr>
+          <w:p>
+            <w:pPr>
+              <w:rPr>
+                <w:rFonts w:ascii="Times New Roman" w:hAnsi="Times New Roman" w:cs="Times New Roman"/>
+                <w:sz w:val="26"/>
+                <w:szCs w:val="26"/>
+              </w:rPr>
+            </w:pPr>
+          </w:p>
+        </w:tc>
+        <w:tc>
+          <w:tcPr>
+            <w:tcW w:w="1967" w:type="dxa"/>
+            <w:tcBorders>
+              <w:top w:val="single" w:sz="4" w:space="0" w:color="000000"/>
+              <w:left w:val="single" w:sz="4" w:space="0" w:color="000000"/>
+              <w:bottom w:val="single" w:sz="4" w:space="0" w:color="000000"/>
+              <w:right w:val="single" w:sz="4" w:space="0" w:color="000000"/>
+            </w:tcBorders>
+            <w:vAlign w:val="center"/>
+          </w:tcPr>
+          <w:p>
+            <w:pPr>
+              <w:rPr>
+                <w:rFonts w:ascii="Times New Roman" w:hAnsi="Times New Roman" w:cs="Times New Roman"/>
+                <w:sz w:val="26"/>
+                <w:szCs w:val="26"/>
+              </w:rPr>
+            </w:pPr>
+          </w:p>
+        </w:tc>
+      </w:tr>
+      <w:tr>
+        <w:trPr>
+          <w:trHeight w:val="262"/>
+        </w:trPr>
+        <w:tc>
+          <w:tcPr>
+            <w:tcW w:w="1237" w:type="dxa"/>
+            <w:vMerge/>
+            <w:tcBorders>
+              <w:left w:val="single" w:sz="4" w:space="0" w:color="000000"/>
+              <w:right w:val="single" w:sz="4" w:space="0" w:color="000000"/>
+            </w:tcBorders>
+            <w:vAlign w:val="center"/>
+          </w:tcPr>
+          <w:p>
+            <w:pPr>
+              <w:widowControl w:val="0"/>
+              <w:rPr>
+                <w:rFonts w:ascii="Times New Roman" w:hAnsi="Times New Roman" w:cs="Times New Roman"/>
+                <w:sz w:val="26"/>
+                <w:szCs w:val="26"/>
+              </w:rPr>
+            </w:pPr>
+          </w:p>
+        </w:tc>
+        <w:tc>
+          <w:tcPr>
+            <w:tcW w:w="846" w:type="dxa"/>
+            <w:tcBorders>
+              <w:top w:val="single" w:sz="4" w:space="0" w:color="000000"/>
+              <w:left w:val="single" w:sz="4" w:space="0" w:color="000000"/>
+              <w:bottom w:val="single" w:sz="4" w:space="0" w:color="000000"/>
+              <w:right w:val="single" w:sz="4" w:space="0" w:color="000000"/>
+            </w:tcBorders>
+            <w:vAlign w:val="center"/>
+          </w:tcPr>
+          <w:p>
+            <w:pPr>
+              <w:rPr>
+                <w:rFonts w:ascii="Times New Roman" w:hAnsi="Times New Roman" w:cs="Times New Roman"/>
+                <w:sz w:val="26"/>
+                <w:szCs w:val="26"/>
+              </w:rPr>
+            </w:pPr>
+            <w:r>
+              <w:rPr>
+                <w:rFonts w:ascii="Times New Roman" w:hAnsi="Times New Roman" w:cs="Times New Roman"/>
+                <w:sz w:val="26"/>
+                <w:szCs w:val="26"/>
+              </w:rPr>
+              <w:t>2</w:t>
+            </w:r>
+          </w:p>
+        </w:tc>
+        <w:tc>
+          <w:tcPr>
+            <w:tcW w:w="987" w:type="dxa"/>
+            <w:tcBorders>
+              <w:top w:val="single" w:sz="4" w:space="0" w:color="000000"/>
+              <w:left w:val="single" w:sz="4" w:space="0" w:color="000000"/>
+              <w:bottom w:val="single" w:sz="4" w:space="0" w:color="000000"/>
+              <w:right w:val="single" w:sz="4" w:space="0" w:color="000000"/>
+            </w:tcBorders>
+            <w:vAlign w:val="center"/>
+          </w:tcPr>
+          <w:p>
+            <w:pPr>
+              <w:rPr>
+                <w:rFonts w:ascii="Times New Roman" w:hAnsi="Times New Roman" w:cs="Times New Roman"/>
+                <w:sz w:val="26"/>
+                <w:szCs w:val="26"/>
+              </w:rPr>
+            </w:pPr>
+          </w:p>
+        </w:tc>
+        <w:tc>
+          <w:tcPr>
+            <w:tcW w:w="1144" w:type="dxa"/>
+            <w:tcBorders>
+              <w:top w:val="single" w:sz="4" w:space="0" w:color="000000"/>
+              <w:left w:val="single" w:sz="4" w:space="0" w:color="000000"/>
+              <w:bottom w:val="single" w:sz="4" w:space="0" w:color="000000"/>
+              <w:right w:val="single" w:sz="4" w:space="0" w:color="000000"/>
+            </w:tcBorders>
+            <w:vAlign w:val="center"/>
+          </w:tcPr>
+          <w:p>
+            <w:pPr>
+              <w:rPr>
+                <w:rFonts w:ascii="Times New Roman" w:hAnsi="Times New Roman" w:cs="Times New Roman"/>
+                <w:sz w:val="26"/>
+                <w:szCs w:val="26"/>
+              </w:rPr>
+            </w:pPr>
+          </w:p>
+        </w:tc>
+        <w:tc>
+          <w:tcPr>
+            <w:tcW w:w="709" w:type="dxa"/>
+            <w:tcBorders>
+              <w:top w:val="single" w:sz="4" w:space="0" w:color="000000"/>
+              <w:left w:val="single" w:sz="4" w:space="0" w:color="000000"/>
+              <w:bottom w:val="single" w:sz="4" w:space="0" w:color="000000"/>
+              <w:right w:val="single" w:sz="4" w:space="0" w:color="000000"/>
+            </w:tcBorders>
+            <w:vAlign w:val="center"/>
+          </w:tcPr>
+          <w:p>
+            <w:pPr>
+              <w:rPr>
+                <w:rFonts w:ascii="Times New Roman" w:hAnsi="Times New Roman" w:cs="Times New Roman"/>
+                <w:sz w:val="26"/>
+                <w:szCs w:val="26"/>
+              </w:rPr>
+            </w:pPr>
+          </w:p>
+        </w:tc>
+        <w:tc>
+          <w:tcPr>
+            <w:tcW w:w="3260" w:type="dxa"/>
+            <w:tcBorders>
+              <w:top w:val="single" w:sz="4" w:space="0" w:color="000000"/>
+              <w:left w:val="single" w:sz="4" w:space="0" w:color="000000"/>
+              <w:bottom w:val="single" w:sz="4" w:space="0" w:color="000000"/>
+              <w:right w:val="single" w:sz="4" w:space="0" w:color="000000"/>
+            </w:tcBorders>
+            <w:vAlign w:val="center"/>
+          </w:tcPr>
+          <w:p>
+            <w:pPr>
+              <w:rPr>
+                <w:rFonts w:ascii="Times New Roman" w:hAnsi="Times New Roman" w:cs="Times New Roman"/>
+                <w:sz w:val="26"/>
+                <w:szCs w:val="26"/>
+              </w:rPr>
+            </w:pPr>
+          </w:p>
+        </w:tc>
+        <w:tc>
+          <w:tcPr>
+            <w:tcW w:w="1967" w:type="dxa"/>
+            <w:tcBorders>
+              <w:top w:val="single" w:sz="4" w:space="0" w:color="000000"/>
+              <w:left w:val="single" w:sz="4" w:space="0" w:color="000000"/>
+              <w:bottom w:val="single" w:sz="4" w:space="0" w:color="000000"/>
+              <w:right w:val="single" w:sz="4" w:space="0" w:color="000000"/>
+            </w:tcBorders>
+            <w:vAlign w:val="center"/>
+          </w:tcPr>
+          <w:p>
+            <w:pPr>
+              <w:rPr>
+                <w:rFonts w:ascii="Times New Roman" w:hAnsi="Times New Roman" w:cs="Times New Roman"/>
+                <w:sz w:val="26"/>
+                <w:szCs w:val="26"/>
+              </w:rPr>
+            </w:pPr>
+          </w:p>
+        </w:tc>
+      </w:tr>
+      <w:tr>
+        <w:trPr>
+          <w:trHeight w:val="262"/>
+        </w:trPr>
+        <w:tc>
+          <w:tcPr>
+            <w:tcW w:w="1237" w:type="dxa"/>
+            <w:vMerge/>
+            <w:tcBorders>
+              <w:left w:val="single" w:sz="4" w:space="0" w:color="000000"/>
+              <w:right w:val="single" w:sz="4" w:space="0" w:color="000000"/>
+            </w:tcBorders>
+            <w:vAlign w:val="center"/>
+          </w:tcPr>
+          <w:p>
+            <w:pPr>
+              <w:widowControl w:val="0"/>
+              <w:rPr>
+                <w:rFonts w:ascii="Times New Roman" w:hAnsi="Times New Roman" w:cs="Times New Roman"/>
+                <w:sz w:val="26"/>
+                <w:szCs w:val="26"/>
+              </w:rPr>
+            </w:pPr>
+          </w:p>
+        </w:tc>
+        <w:tc>
+          <w:tcPr>
+            <w:tcW w:w="846" w:type="dxa"/>
+            <w:tcBorders>
+              <w:top w:val="single" w:sz="4" w:space="0" w:color="000000"/>
+              <w:left w:val="single" w:sz="4" w:space="0" w:color="000000"/>
+              <w:bottom w:val="single" w:sz="4" w:space="0" w:color="000000"/>
+              <w:right w:val="single" w:sz="4" w:space="0" w:color="000000"/>
+            </w:tcBorders>
+            <w:vAlign w:val="center"/>
+          </w:tcPr>
+          <w:p>
+            <w:pPr>
+              <w:rPr>
+                <w:rFonts w:ascii="Times New Roman" w:hAnsi="Times New Roman" w:cs="Times New Roman"/>
+                <w:sz w:val="26"/>
+                <w:szCs w:val="26"/>
+              </w:rPr>
+            </w:pPr>
+            <w:r>
+              <w:rPr>
+                <w:rFonts w:ascii="Times New Roman" w:hAnsi="Times New Roman" w:cs="Times New Roman"/>
+                <w:sz w:val="26"/>
+                <w:szCs w:val="26"/>
+              </w:rPr>
+              <w:t>3</w:t>
+            </w:r>
+          </w:p>
+        </w:tc>
+        <w:tc>
+          <w:tcPr>
+            <w:tcW w:w="987" w:type="dxa"/>
+            <w:tcBorders>
+              <w:top w:val="single" w:sz="4" w:space="0" w:color="000000"/>
+              <w:left w:val="single" w:sz="4" w:space="0" w:color="000000"/>
+              <w:bottom w:val="single" w:sz="4" w:space="0" w:color="000000"/>
+              <w:right w:val="single" w:sz="4" w:space="0" w:color="000000"/>
+            </w:tcBorders>
+            <w:vAlign w:val="center"/>
+          </w:tcPr>
+          <w:p>
+            <w:pPr>
+              <w:rPr>
+                <w:rFonts w:ascii="Times New Roman" w:hAnsi="Times New Roman" w:cs="Times New Roman"/>
+                <w:sz w:val="26"/>
+                <w:szCs w:val="26"/>
+              </w:rPr>
+            </w:pPr>
+          </w:p>
+        </w:tc>
+        <w:tc>
+          <w:tcPr>
+            <w:tcW w:w="1144" w:type="dxa"/>
+            <w:tcBorders>
+              <w:top w:val="single" w:sz="4" w:space="0" w:color="000000"/>
+              <w:left w:val="single" w:sz="4" w:space="0" w:color="000000"/>
+              <w:bottom w:val="single" w:sz="4" w:space="0" w:color="000000"/>
+              <w:right w:val="single" w:sz="4" w:space="0" w:color="000000"/>
+            </w:tcBorders>
+            <w:vAlign w:val="center"/>
+          </w:tcPr>
+          <w:p>
+            <w:pPr>
+              <w:rPr>
+                <w:rFonts w:ascii="Times New Roman" w:hAnsi="Times New Roman" w:cs="Times New Roman"/>
+                <w:sz w:val="26"/>
+                <w:szCs w:val="26"/>
+              </w:rPr>
+            </w:pPr>
+          </w:p>
+        </w:tc>
+        <w:tc>
+          <w:tcPr>
+            <w:tcW w:w="709" w:type="dxa"/>
+            <w:tcBorders>
+              <w:top w:val="single" w:sz="4" w:space="0" w:color="000000"/>
+              <w:left w:val="single" w:sz="4" w:space="0" w:color="000000"/>
+              <w:bottom w:val="single" w:sz="4" w:space="0" w:color="000000"/>
+              <w:right w:val="single" w:sz="4" w:space="0" w:color="000000"/>
+            </w:tcBorders>
+            <w:vAlign w:val="center"/>
+          </w:tcPr>
+          <w:p>
+            <w:pPr>
+              <w:rPr>
+                <w:rFonts w:ascii="Times New Roman" w:hAnsi="Times New Roman" w:cs="Times New Roman"/>
+                <w:sz w:val="26"/>
+                <w:szCs w:val="26"/>
+              </w:rPr>
+            </w:pPr>
+          </w:p>
+        </w:tc>
+        <w:tc>
+          <w:tcPr>
+            <w:tcW w:w="3260" w:type="dxa"/>
+            <w:tcBorders>
+              <w:top w:val="single" w:sz="4" w:space="0" w:color="000000"/>
+              <w:left w:val="single" w:sz="4" w:space="0" w:color="000000"/>
+              <w:bottom w:val="single" w:sz="4" w:space="0" w:color="000000"/>
+              <w:right w:val="single" w:sz="4" w:space="0" w:color="000000"/>
+            </w:tcBorders>
+            <w:vAlign w:val="center"/>
+          </w:tcPr>
+          <w:p>
+            <w:pPr>
+              <w:rPr>
+                <w:rFonts w:ascii="Times New Roman" w:hAnsi="Times New Roman" w:cs="Times New Roman"/>
+                <w:sz w:val="26"/>
+                <w:szCs w:val="26"/>
+              </w:rPr>
+            </w:pPr>
+          </w:p>
+        </w:tc>
+        <w:tc>
+          <w:tcPr>
+            <w:tcW w:w="1967" w:type="dxa"/>
+            <w:tcBorders>
+              <w:top w:val="single" w:sz="4" w:space="0" w:color="000000"/>
+              <w:left w:val="single" w:sz="4" w:space="0" w:color="000000"/>
+              <w:bottom w:val="single" w:sz="4" w:space="0" w:color="000000"/>
+              <w:right w:val="single" w:sz="4" w:space="0" w:color="000000"/>
+            </w:tcBorders>
+            <w:vAlign w:val="center"/>
+          </w:tcPr>
+          <w:p>
+            <w:pPr>
+              <w:rPr>
+                <w:rFonts w:ascii="Times New Roman" w:hAnsi="Times New Roman" w:cs="Times New Roman"/>
+                <w:sz w:val="26"/>
+                <w:szCs w:val="26"/>
+              </w:rPr>
+            </w:pPr>
+          </w:p>
+        </w:tc>
+      </w:tr>
+      <w:tr>
+        <w:trPr>
+          <w:trHeight w:val="262"/>
+        </w:trPr>
+        <w:tc>
+          <w:tcPr>
+            <w:tcW w:w="1237" w:type="dxa"/>
+            <w:vMerge/>
+            <w:tcBorders>
+              <w:left w:val="single" w:sz="4" w:space="0" w:color="000000"/>
+              <w:right w:val="single" w:sz="4" w:space="0" w:color="000000"/>
+            </w:tcBorders>
+            <w:vAlign w:val="center"/>
+          </w:tcPr>
+          <w:p>
+            <w:pPr>
+              <w:widowControl w:val="0"/>
+              <w:rPr>
+                <w:rFonts w:ascii="Times New Roman" w:hAnsi="Times New Roman" w:cs="Times New Roman"/>
+                <w:sz w:val="26"/>
+                <w:szCs w:val="26"/>
+              </w:rPr>
+            </w:pPr>
+          </w:p>
+        </w:tc>
+        <w:tc>
+          <w:tcPr>
+            <w:tcW w:w="846" w:type="dxa"/>
+            <w:tcBorders>
+              <w:top w:val="single" w:sz="4" w:space="0" w:color="000000"/>
+              <w:left w:val="single" w:sz="4" w:space="0" w:color="000000"/>
+              <w:bottom w:val="single" w:sz="4" w:space="0" w:color="000000"/>
+              <w:right w:val="single" w:sz="4" w:space="0" w:color="000000"/>
+            </w:tcBorders>
+            <w:vAlign w:val="center"/>
+          </w:tcPr>
+          <w:p>
+            <w:pPr>
+              <w:rPr>
+                <w:rFonts w:ascii="Times New Roman" w:hAnsi="Times New Roman" w:cs="Times New Roman"/>
+                <w:sz w:val="26"/>
+                <w:szCs w:val="26"/>
+              </w:rPr>
+            </w:pPr>
+            <w:r>
+              <w:rPr>
+                <w:rFonts w:ascii="Times New Roman" w:hAnsi="Times New Roman" w:cs="Times New Roman"/>
+                <w:sz w:val="26"/>
+                <w:szCs w:val="26"/>
+              </w:rPr>
+              <w:t>4</w:t>
+            </w:r>
+          </w:p>
+        </w:tc>
+        <w:tc>
+          <w:tcPr>
+            <w:tcW w:w="987" w:type="dxa"/>
+            <w:tcBorders>
+              <w:top w:val="single" w:sz="4" w:space="0" w:color="000000"/>
+              <w:left w:val="single" w:sz="4" w:space="0" w:color="000000"/>
+              <w:bottom w:val="single" w:sz="4" w:space="0" w:color="000000"/>
+              <w:right w:val="single" w:sz="4" w:space="0" w:color="000000"/>
+            </w:tcBorders>
+            <w:vAlign w:val="center"/>
+          </w:tcPr>
+          <w:p>
+            <w:pPr>
+              <w:rPr>
+                <w:rFonts w:ascii="Times New Roman" w:hAnsi="Times New Roman" w:cs="Times New Roman"/>
+                <w:sz w:val="26"/>
+                <w:szCs w:val="26"/>
+              </w:rPr>
+            </w:pPr>
+            <w:r>
+              <w:rPr>
+                <w:rFonts w:ascii="Times New Roman" w:hAnsi="Times New Roman" w:cs="Times New Roman"/>
+                <w:sz w:val="26"/>
+                <w:szCs w:val="26"/>
+              </w:rPr>
+              <w:t>1</w:t>
+            </w:r>
+          </w:p>
+        </w:tc>
+        <w:tc>
+          <w:tcPr>
+            <w:tcW w:w="1144" w:type="dxa"/>
+            <w:tcBorders>
+              <w:top w:val="single" w:sz="4" w:space="0" w:color="000000"/>
+              <w:left w:val="single" w:sz="4" w:space="0" w:color="000000"/>
+              <w:bottom w:val="single" w:sz="4" w:space="0" w:color="000000"/>
+              <w:right w:val="single" w:sz="4" w:space="0" w:color="000000"/>
+            </w:tcBorders>
+            <w:vAlign w:val="center"/>
+          </w:tcPr>
+          <w:p>
+            <w:pPr>
+              <w:rPr>
+                <w:rFonts w:ascii="Times New Roman" w:hAnsi="Times New Roman" w:cs="Times New Roman"/>
+                <w:sz w:val="26"/>
+                <w:szCs w:val="26"/>
+              </w:rPr>
+            </w:pPr>
+            <w:r>
+              <w:rPr>
+                <w:rFonts w:ascii="Times New Roman" w:hAnsi="Times New Roman" w:cs="Times New Roman"/>
+                <w:sz w:val="26"/>
+                <w:szCs w:val="26"/>
+              </w:rPr>
+              <w:t>Tin - Robotics</w:t>
+            </w:r>
+          </w:p>
+        </w:tc>
+        <w:tc>
+          <w:tcPr>
+            <w:tcW w:w="709" w:type="dxa"/>
+            <w:tcBorders>
+              <w:top w:val="single" w:sz="4" w:space="0" w:color="000000"/>
+              <w:left w:val="single" w:sz="4" w:space="0" w:color="000000"/>
+              <w:bottom w:val="single" w:sz="4" w:space="0" w:color="000000"/>
+              <w:right w:val="single" w:sz="4" w:space="0" w:color="000000"/>
+            </w:tcBorders>
+            <w:vAlign w:val="center"/>
+          </w:tcPr>
+          <w:p>
+            <w:pPr>
+              <w:rPr>
+                <w:rFonts w:ascii="Times New Roman" w:hAnsi="Times New Roman" w:cs="Times New Roman"/>
+                <w:sz w:val="26"/>
+                <w:szCs w:val="26"/>
+              </w:rPr>
+            </w:pPr>
+            <w:r>
+              <w:rPr>
+                <w:rFonts w:ascii="Times New Roman" w:hAnsi="Times New Roman" w:cs="Times New Roman"/>
+                <w:sz w:val="26"/>
+                <w:szCs w:val="26"/>
+              </w:rPr>
+              <w:t>6A1</w:t>
+            </w:r>
+          </w:p>
+        </w:tc>
+        <w:tc>
+          <w:tcPr>
+            <w:tcW w:w="3260" w:type="dxa"/>
+            <w:tcBorders>
+              <w:top w:val="single" w:sz="4" w:space="0" w:color="000000"/>
+              <w:left w:val="single" w:sz="4" w:space="0" w:color="000000"/>
+              <w:bottom w:val="single" w:sz="4" w:space="0" w:color="000000"/>
+              <w:right w:val="single" w:sz="4" w:space="0" w:color="000000"/>
+            </w:tcBorders>
+            <w:vAlign w:val="center"/>
+          </w:tcPr>
+          <w:p>
+            <w:pPr>
+              <w:rPr>
+                <w:rFonts w:ascii="Times New Roman" w:hAnsi="Times New Roman" w:cs="Times New Roman"/>
+                <w:sz w:val="26"/>
+                <w:szCs w:val="26"/>
+              </w:rPr>
+            </w:pPr>
+            <w:r>
+              <w:rPr>
+                <w:rFonts w:ascii="Times New Roman" w:hAnsi="Times New Roman" w:cs="Times New Roman"/>
+                <w:sz w:val="26"/>
+                <w:szCs w:val="26"/>
+              </w:rPr>
+              <w:t>Bài 1. Động cơ là gì?</w:t>
+            </w:r>
+          </w:p>
+        </w:tc>
+        <w:tc>
+          <w:tcPr>
+            <w:tcW w:w="1967" w:type="dxa"/>
+            <w:tcBorders>
+              <w:top w:val="single" w:sz="4" w:space="0" w:color="000000"/>
+              <w:left w:val="single" w:sz="4" w:space="0" w:color="000000"/>
+              <w:bottom w:val="single" w:sz="4" w:space="0" w:color="000000"/>
+              <w:right w:val="single" w:sz="4" w:space="0" w:color="000000"/>
+            </w:tcBorders>
+            <w:vAlign w:val="center"/>
+          </w:tcPr>
+          <w:p>
+            <w:pPr>
+              <w:rPr>
+                <w:rFonts w:ascii="Times New Roman" w:hAnsi="Times New Roman" w:cs="Times New Roman"/>
+                <w:sz w:val="26"/>
+                <w:szCs w:val="26"/>
+              </w:rPr>
+            </w:pPr>
+            <w:r>
+              <w:rPr>
+                <w:rFonts w:ascii="Times New Roman" w:hAnsi="Times New Roman" w:cs="Times New Roman"/>
+                <w:sz w:val="26"/>
+                <w:szCs w:val="26"/>
+              </w:rPr>
+              <w:t>Bộ Kit Robotics</w:t>
+            </w:r>
+          </w:p>
+        </w:tc>
+      </w:tr>
+      <w:tr>
+        <w:trPr>
+          <w:trHeight w:val="262"/>
+        </w:trPr>
+        <w:tc>
+          <w:tcPr>
+            <w:tcW w:w="1237" w:type="dxa"/>
+            <w:vMerge/>
+            <w:tcBorders>
+              <w:left w:val="single" w:sz="4" w:space="0" w:color="000000"/>
+              <w:right w:val="single" w:sz="4" w:space="0" w:color="000000"/>
+            </w:tcBorders>
+            <w:vAlign w:val="center"/>
+          </w:tcPr>
+          <w:p>
+            <w:pPr>
+              <w:widowControl w:val="0"/>
+              <w:rPr>
+                <w:rFonts w:ascii="Times New Roman" w:hAnsi="Times New Roman" w:cs="Times New Roman"/>
+                <w:sz w:val="26"/>
+                <w:szCs w:val="26"/>
+              </w:rPr>
+            </w:pPr>
+          </w:p>
+        </w:tc>
+        <w:tc>
+          <w:tcPr>
+            <w:tcW w:w="846" w:type="dxa"/>
+            <w:tcBorders>
+              <w:top w:val="single" w:sz="4" w:space="0" w:color="000000"/>
+              <w:left w:val="single" w:sz="4" w:space="0" w:color="000000"/>
+              <w:bottom w:val="single" w:sz="4" w:space="0" w:color="000000"/>
+              <w:right w:val="single" w:sz="4" w:space="0" w:color="000000"/>
+            </w:tcBorders>
+            <w:vAlign w:val="center"/>
+          </w:tcPr>
+          <w:p>
+            <w:pPr>
+              <w:rPr>
+                <w:rFonts w:ascii="Times New Roman" w:hAnsi="Times New Roman" w:cs="Times New Roman"/>
+                <w:sz w:val="26"/>
+                <w:szCs w:val="26"/>
+              </w:rPr>
+            </w:pPr>
+            <w:r>
+              <w:rPr>
+                <w:rFonts w:ascii="Times New Roman" w:hAnsi="Times New Roman" w:cs="Times New Roman"/>
+                <w:sz w:val="26"/>
+                <w:szCs w:val="26"/>
+              </w:rPr>
+              <w:t>5</w:t>
+            </w:r>
+          </w:p>
+        </w:tc>
+        <w:tc>
+          <w:tcPr>
+            <w:tcW w:w="987" w:type="dxa"/>
+            <w:tcBorders>
+              <w:top w:val="single" w:sz="4" w:space="0" w:color="000000"/>
+              <w:left w:val="single" w:sz="4" w:space="0" w:color="000000"/>
+              <w:bottom w:val="single" w:sz="4" w:space="0" w:color="000000"/>
+              <w:right w:val="single" w:sz="4" w:space="0" w:color="000000"/>
+            </w:tcBorders>
+            <w:vAlign w:val="center"/>
+          </w:tcPr>
+          <w:p>
+            <w:pPr>
+              <w:rPr>
+                <w:rFonts w:ascii="Times New Roman" w:hAnsi="Times New Roman" w:cs="Times New Roman"/>
+                <w:sz w:val="26"/>
+                <w:szCs w:val="26"/>
+              </w:rPr>
+            </w:pPr>
+            <w:r>
+              <w:rPr>
+                <w:rFonts w:ascii="Times New Roman" w:hAnsi="Times New Roman" w:cs="Times New Roman"/>
+                <w:sz w:val="26"/>
+                <w:szCs w:val="26"/>
+              </w:rPr>
+              <w:t>2</w:t>
+            </w:r>
+          </w:p>
+        </w:tc>
+        <w:tc>
+          <w:tcPr>
+            <w:tcW w:w="1144" w:type="dxa"/>
+            <w:tcBorders>
+              <w:top w:val="single" w:sz="4" w:space="0" w:color="000000"/>
+              <w:left w:val="single" w:sz="4" w:space="0" w:color="000000"/>
+              <w:bottom w:val="single" w:sz="4" w:space="0" w:color="000000"/>
+              <w:right w:val="single" w:sz="4" w:space="0" w:color="000000"/>
+            </w:tcBorders>
+            <w:vAlign w:val="center"/>
+          </w:tcPr>
+          <w:p>
+            <w:pPr>
+              <w:rPr>
+                <w:rFonts w:ascii="Times New Roman" w:hAnsi="Times New Roman" w:cs="Times New Roman"/>
+                <w:sz w:val="26"/>
+                <w:szCs w:val="26"/>
+              </w:rPr>
+            </w:pPr>
+            <w:r>
+              <w:rPr>
+                <w:rFonts w:ascii="Times New Roman" w:hAnsi="Times New Roman" w:cs="Times New Roman"/>
+                <w:sz w:val="26"/>
+                <w:szCs w:val="26"/>
+              </w:rPr>
+              <w:t>Tin - Robotics</w:t>
+            </w:r>
+          </w:p>
+        </w:tc>
+        <w:tc>
+          <w:tcPr>
+            <w:tcW w:w="709" w:type="dxa"/>
+            <w:tcBorders>
+              <w:top w:val="single" w:sz="4" w:space="0" w:color="000000"/>
+              <w:left w:val="single" w:sz="4" w:space="0" w:color="000000"/>
+              <w:bottom w:val="single" w:sz="4" w:space="0" w:color="000000"/>
+              <w:right w:val="single" w:sz="4" w:space="0" w:color="000000"/>
+            </w:tcBorders>
+            <w:vAlign w:val="center"/>
+          </w:tcPr>
+          <w:p>
+            <w:pPr>
+              <w:rPr>
+                <w:rFonts w:ascii="Times New Roman" w:hAnsi="Times New Roman" w:cs="Times New Roman"/>
+                <w:sz w:val="26"/>
+                <w:szCs w:val="26"/>
+              </w:rPr>
+            </w:pPr>
+            <w:r>
+              <w:rPr>
+                <w:rFonts w:ascii="Times New Roman" w:hAnsi="Times New Roman" w:cs="Times New Roman"/>
+                <w:sz w:val="26"/>
+                <w:szCs w:val="26"/>
+              </w:rPr>
+              <w:t>6A1</w:t>
+            </w:r>
+          </w:p>
+        </w:tc>
+        <w:tc>
+          <w:tcPr>
+            <w:tcW w:w="3260" w:type="dxa"/>
+            <w:tcBorders>
+              <w:top w:val="single" w:sz="4" w:space="0" w:color="000000"/>
+              <w:left w:val="single" w:sz="4" w:space="0" w:color="000000"/>
+              <w:bottom w:val="single" w:sz="4" w:space="0" w:color="000000"/>
+              <w:right w:val="single" w:sz="4" w:space="0" w:color="000000"/>
+            </w:tcBorders>
+            <w:vAlign w:val="center"/>
+          </w:tcPr>
+          <w:p>
+            <w:pPr>
+              <w:rPr>
+                <w:rFonts w:ascii="Times New Roman" w:hAnsi="Times New Roman" w:cs="Times New Roman"/>
+                <w:sz w:val="26"/>
+                <w:szCs w:val="26"/>
+              </w:rPr>
+            </w:pPr>
+            <w:r>
+              <w:rPr>
+                <w:rFonts w:ascii="Times New Roman" w:hAnsi="Times New Roman" w:cs="Times New Roman"/>
+                <w:sz w:val="26"/>
+                <w:szCs w:val="26"/>
+              </w:rPr>
+              <w:t>Bài 2. Robot cố định vật</w:t>
+            </w:r>
+          </w:p>
+        </w:tc>
+        <w:tc>
+          <w:tcPr>
+            <w:tcW w:w="1967" w:type="dxa"/>
+            <w:tcBorders>
+              <w:top w:val="single" w:sz="4" w:space="0" w:color="000000"/>
+              <w:left w:val="single" w:sz="4" w:space="0" w:color="000000"/>
+              <w:bottom w:val="single" w:sz="4" w:space="0" w:color="000000"/>
+              <w:right w:val="single" w:sz="4" w:space="0" w:color="000000"/>
+            </w:tcBorders>
+            <w:vAlign w:val="center"/>
+          </w:tcPr>
+          <w:p>
+            <w:pPr>
+              <w:rPr>
+                <w:rFonts w:ascii="Times New Roman" w:hAnsi="Times New Roman" w:cs="Times New Roman"/>
+                <w:sz w:val="26"/>
+                <w:szCs w:val="26"/>
+              </w:rPr>
+            </w:pPr>
+            <w:r>
+              <w:rPr>
+                <w:rFonts w:ascii="Times New Roman" w:hAnsi="Times New Roman" w:cs="Times New Roman"/>
+                <w:sz w:val="26"/>
+                <w:szCs w:val="26"/>
+              </w:rPr>
+              <w:t>Bộ Kit Robotics</w:t>
+            </w:r>
+          </w:p>
+        </w:tc>
+      </w:tr>
+    </w:tbl>
+    <w:p>
+      <w:pPr>
+        <w:spacing w:after="0" w:line="240" w:lineRule="auto"/>
+        <w:jc w:val="center"/>
+        <w:rPr>
+          <w:i/>
+        </w:rPr>
+      </w:pPr>
+      <w:r>
+        <w:rPr>
+          <w:i/>
+        </w:rPr>
+        <w:t xml:space="preserve"> </w:t>
+      </w:r>
+    </w:p>
+    <w:p>
+      <w:pPr>
+        <w:spacing w:after="0" w:line="240" w:lineRule="auto"/>
+        <w:jc w:val="center"/>
+        <w:rPr>
+          <w:i/>
+        </w:rPr>
+      </w:pPr>
+    </w:p>
+    <w:tbl>
+      <w:tblPr>
+        <w:tblStyle w:val="TableGrid"/>
+        <w:tblW w:w="0" w:type="auto"/>
+        <w:tblBorders>
+          <w:top w:val="none" w:sz="0" w:space="0" w:color="auto"/>
+          <w:left w:val="none" w:sz="0" w:space="0" w:color="auto"/>
+          <w:bottom w:val="none" w:sz="0" w:space="0" w:color="auto"/>
+          <w:right w:val="none" w:sz="0" w:space="0" w:color="auto"/>
+          <w:insideH w:val="none" w:sz="0" w:space="0" w:color="auto"/>
+          <w:insideV w:val="none" w:sz="0" w:space="0" w:color="auto"/>
+        </w:tblBorders>
+        <w:tblLook w:val="04A0" w:firstRow="1" w:lastRow="0" w:firstColumn="1" w:lastColumn="0" w:noHBand="0" w:noVBand="1"/>
+      </w:tblPr>
+      <w:tblGrid>
+        <w:gridCol w:w="6716"/>
+        <w:gridCol w:w="3294"/>
+      </w:tblGrid>
+      <w:tr>
+        <w:tc>
+          <w:tcPr>
+            <w:tcW w:w="6091" w:type="dxa"/>
+          </w:tcPr>
+          <w:p>
+            <w:pPr>
+              <w:rPr>
+                <w:rFonts w:ascii="Times New Roman" w:hAnsi="Times New Roman" w:cs="Times New Roman"/>
+                <w:sz w:val="26"/>
+                <w:szCs w:val="26"/>
+              </w:rPr>
+            </w:pPr>
+            <w:r>
+              <w:rPr>
+                <w:rFonts w:ascii="Times New Roman" w:hAnsi="Times New Roman" w:cs="Times New Roman"/>
+                <w:sz w:val="26"/>
+                <w:szCs w:val="26"/>
+              </w:rPr>
+              <w:t>Kiểm tra, nhận xét</w:t>
+            </w:r>
+            <w:r>
+              <w:rPr>
+                <w:rFonts w:ascii="Times New Roman" w:hAnsi="Times New Roman" w:cs="Times New Roman"/>
+                <w:sz w:val="26"/>
+                <w:szCs w:val="26"/>
+              </w:rPr>
+              <w:br/>
+              <w:t>…………………………………………………………………</w:t>
+            </w:r>
+            <w:r>
+              <w:rPr>
+                <w:rFonts w:ascii="Times New Roman" w:hAnsi="Times New Roman" w:cs="Times New Roman"/>
+                <w:sz w:val="26"/>
+                <w:szCs w:val="26"/>
+              </w:rPr>
+              <w:br/>
+              <w:t>…………………………………………………………………</w:t>
+            </w:r>
+            <w:r>
+              <w:rPr>
+                <w:rFonts w:ascii="Times New Roman" w:hAnsi="Times New Roman" w:cs="Times New Roman"/>
+                <w:sz w:val="26"/>
+                <w:szCs w:val="26"/>
+              </w:rPr>
+              <w:br/>
+              <w:t>…………………………………………………………………</w:t>
+            </w:r>
+            <w:r>
+              <w:rPr>
+                <w:rFonts w:ascii="Times New Roman" w:hAnsi="Times New Roman" w:cs="Times New Roman"/>
+                <w:sz w:val="26"/>
+                <w:szCs w:val="26"/>
+              </w:rPr>
+              <w:br/>
+              <w:t>…………………………………………………………………</w:t>
+            </w:r>
+          </w:p>
+        </w:tc>
+        <w:tc>
+          <w:tcPr>
+            <w:tcW w:w="3909" w:type="dxa"/>
+          </w:tcPr>
+          <w:p>
+            <w:pPr>
+              <w:jc w:val="center"/>
+              <w:rPr>
+                <w:rFonts w:ascii="Times New Roman" w:hAnsi="Times New Roman" w:cs="Times New Roman"/>
+                <w:sz w:val="26"/>
+                <w:szCs w:val="26"/>
+              </w:rPr>
+            </w:pPr>
+            <w:r>
+              <w:rPr>
+                <w:rFonts w:ascii="Times New Roman" w:hAnsi="Times New Roman" w:cs="Times New Roman"/>
+                <w:sz w:val="26"/>
+                <w:szCs w:val="26"/>
+              </w:rPr>
+              <w:t>Ngày 14 tháng 8 năm 2026</w:t>
+            </w:r>
+            <w:r>
+              <w:rPr>
+                <w:rFonts w:ascii="Times New Roman" w:hAnsi="Times New Roman" w:cs="Times New Roman"/>
+                <w:sz w:val="26"/>
+                <w:szCs w:val="26"/>
+              </w:rPr>
+              <w:br/>
+              <w:t>Tổ trưởng</w:t>
+            </w:r>
+            <w:r>
+              <w:rPr>
+                <w:rFonts w:ascii="Times New Roman" w:hAnsi="Times New Roman" w:cs="Times New Roman"/>
+                <w:sz w:val="26"/>
+                <w:szCs w:val="26"/>
+              </w:rPr>
+              <w:br/>
+            </w:r>
+          </w:p>
+          <w:p>
+            <w:pPr>
+              <w:jc w:val="center"/>
+              <w:rPr>
+                <w:rFonts w:ascii="Times New Roman" w:hAnsi="Times New Roman" w:cs="Times New Roman"/>
+                <w:sz w:val="26"/>
+                <w:szCs w:val="26"/>
+              </w:rPr>
+            </w:pPr>
+          </w:p>
+          <w:p>
+            <w:pPr>
+              <w:jc w:val="center"/>
+              <w:rPr>
+                <w:rFonts w:ascii="Times New Roman" w:hAnsi="Times New Roman" w:cs="Times New Roman"/>
+                <w:sz w:val="26"/>
+                <w:szCs w:val="26"/>
+              </w:rPr>
+            </w:pPr>
+            <w:r>
+              <w:rPr>
+                <w:rFonts w:ascii="Times New Roman" w:hAnsi="Times New Roman" w:cs="Times New Roman"/>
+                <w:sz w:val="26"/>
+                <w:szCs w:val="26"/>
+              </w:rPr>
+              <w:t>Nguyễn Thị Ngọc Ánh</w:t>
+            </w:r>
+          </w:p>
+        </w:tc>
+      </w:tr>
+    </w:tbl>
+    <w:p>
+      <w:r>
+        <w:br w:type="page"/>
+      </w:r>
+    </w:p>
+    <w:p>
+      <w:pPr>
+        <w:spacing w:after="0" w:line="240" w:lineRule="auto"/>
+        <w:rPr>
+          <w:i/>
+        </w:rPr>
+      </w:pPr>
+      <w:r>
+        <w:rPr>
+          <w:i/>
+        </w:rPr>
+        <w:lastRenderedPageBreak/>
+        <w:t>Buổi…chiều…..Tuần…03…(Từ ngày…17/08/2026…đến ngày:… 21/08/2026….)</w:t>
+      </w:r>
+    </w:p>
+    <w:tbl>
+      <w:tblPr>
+        <w:tblStyle w:val="TableGrid"/>
+        <w:tblW w:w="10150" w:type="dxa"/>
+        <w:tblInd w:w="-108" w:type="dxa"/>
+        <w:tblBorders>
+          <w:top w:val="single" w:sz="4" w:space="0" w:color="000000"/>
+          <w:left w:val="single" w:sz="4" w:space="0" w:color="000000"/>
+          <w:bottom w:val="single" w:sz="4" w:space="0" w:color="000000"/>
+          <w:right w:val="single" w:sz="4" w:space="0" w:color="000000"/>
+          <w:insideH w:val="single" w:sz="4" w:space="0" w:color="000000"/>
+          <w:insideV w:val="single" w:sz="4" w:space="0" w:color="000000"/>
+        </w:tblBorders>
+        <w:tblLayout w:type="fixed"/>
+        <w:tblLook w:val="04A0" w:firstRow="1" w:lastRow="0" w:firstColumn="1" w:lastColumn="0" w:noHBand="0" w:noVBand="1"/>
+      </w:tblPr>
+      <w:tblGrid>
+        <w:gridCol w:w="1096"/>
+        <w:gridCol w:w="850"/>
+        <w:gridCol w:w="709"/>
+        <w:gridCol w:w="1276"/>
+        <w:gridCol w:w="992"/>
+        <w:gridCol w:w="3260"/>
+        <w:gridCol w:w="1967"/>
+      </w:tblGrid>
+      <w:tr>
+        <w:trPr>
+          <w:trHeight w:val="1199"/>
+        </w:trPr>
+        <w:tc>
+          <w:tcPr>
+            <w:tcW w:w="1096" w:type="dxa"/>
+            <w:tcBorders>
+              <w:top w:val="single" w:sz="4" w:space="0" w:color="000000"/>
+              <w:left w:val="single" w:sz="4" w:space="0" w:color="000000"/>
+              <w:bottom w:val="single" w:sz="4" w:space="0" w:color="000000"/>
+              <w:right w:val="single" w:sz="4" w:space="0" w:color="000000"/>
+            </w:tcBorders>
+            <w:vAlign w:val="center"/>
+          </w:tcPr>
+          <w:p>
+            <w:pPr>
+              <w:jc w:val="center"/>
+              <w:rPr>
+                <w:rFonts w:ascii="Times New Roman" w:eastAsia="Times New Roman" w:hAnsi="Times New Roman" w:cs="Times New Roman"/>
+                <w:b/>
+                <w:sz w:val="26"/>
+                <w:szCs w:val="26"/>
+              </w:rPr>
+            </w:pPr>
+            <w:r>
+              <w:rPr>
+                <w:rFonts w:ascii="Times New Roman" w:eastAsia="Times New Roman" w:hAnsi="Times New Roman" w:cs="Times New Roman"/>
+                <w:b/>
+                <w:sz w:val="26"/>
+                <w:szCs w:val="26"/>
+              </w:rPr>
+              <w:t>Thứ/</w:t>
+            </w:r>
+          </w:p>
+          <w:p>
+            <w:pPr>
+              <w:jc w:val="center"/>
+              <w:rPr>
+                <w:rFonts w:ascii="Times New Roman" w:eastAsia="Times New Roman" w:hAnsi="Times New Roman" w:cs="Times New Roman"/>
+                <w:b/>
+                <w:sz w:val="26"/>
+                <w:szCs w:val="26"/>
+              </w:rPr>
+            </w:pPr>
+            <w:r>
+              <w:rPr>
+                <w:rFonts w:ascii="Times New Roman" w:eastAsia="Times New Roman" w:hAnsi="Times New Roman" w:cs="Times New Roman"/>
+                <w:b/>
+                <w:sz w:val="26"/>
+                <w:szCs w:val="26"/>
+              </w:rPr>
+              <w:t>ngày</w:t>
+            </w:r>
+          </w:p>
+        </w:tc>
+        <w:tc>
+          <w:tcPr>
+            <w:tcW w:w="850" w:type="dxa"/>
+            <w:tcBorders>
+              <w:top w:val="single" w:sz="4" w:space="0" w:color="000000"/>
+              <w:left w:val="single" w:sz="4" w:space="0" w:color="000000"/>
+              <w:bottom w:val="single" w:sz="4" w:space="0" w:color="000000"/>
+              <w:right w:val="single" w:sz="4" w:space="0" w:color="000000"/>
+            </w:tcBorders>
+            <w:vAlign w:val="center"/>
+          </w:tcPr>
+          <w:p>
+            <w:pPr>
+              <w:jc w:val="center"/>
+              <w:rPr>
+                <w:rFonts w:ascii="Times New Roman" w:eastAsia="Times New Roman" w:hAnsi="Times New Roman" w:cs="Times New Roman"/>
+                <w:b/>
+                <w:sz w:val="26"/>
+                <w:szCs w:val="26"/>
+              </w:rPr>
+            </w:pPr>
+            <w:r>
+              <w:rPr>
+                <w:rFonts w:ascii="Times New Roman" w:eastAsia="Times New Roman" w:hAnsi="Times New Roman" w:cs="Times New Roman"/>
+                <w:b/>
+                <w:sz w:val="26"/>
+                <w:szCs w:val="26"/>
+              </w:rPr>
+              <w:t>Tiết TKB</w:t>
+            </w:r>
+          </w:p>
+        </w:tc>
+        <w:tc>
+          <w:tcPr>
+            <w:tcW w:w="709" w:type="dxa"/>
+            <w:tcBorders>
+              <w:top w:val="single" w:sz="4" w:space="0" w:color="000000"/>
+              <w:left w:val="single" w:sz="4" w:space="0" w:color="000000"/>
+              <w:bottom w:val="single" w:sz="4" w:space="0" w:color="000000"/>
+              <w:right w:val="single" w:sz="4" w:space="0" w:color="000000"/>
+            </w:tcBorders>
+            <w:vAlign w:val="center"/>
+          </w:tcPr>
+          <w:p>
+            <w:pPr>
+              <w:jc w:val="center"/>
+              <w:rPr>
+                <w:rFonts w:ascii="Times New Roman" w:eastAsia="Times New Roman" w:hAnsi="Times New Roman" w:cs="Times New Roman"/>
+                <w:b/>
+                <w:sz w:val="26"/>
+                <w:szCs w:val="26"/>
+              </w:rPr>
+            </w:pPr>
+            <w:r>
+              <w:rPr>
+                <w:rFonts w:ascii="Times New Roman" w:eastAsia="Times New Roman" w:hAnsi="Times New Roman" w:cs="Times New Roman"/>
+                <w:b/>
+                <w:sz w:val="26"/>
+                <w:szCs w:val="26"/>
+              </w:rPr>
+              <w:t>Tiết PPCT</w:t>
+            </w:r>
+          </w:p>
+        </w:tc>
+        <w:tc>
+          <w:tcPr>
+            <w:tcW w:w="1276" w:type="dxa"/>
+            <w:tcBorders>
+              <w:top w:val="single" w:sz="4" w:space="0" w:color="000000"/>
+              <w:left w:val="single" w:sz="4" w:space="0" w:color="000000"/>
+              <w:bottom w:val="single" w:sz="4" w:space="0" w:color="000000"/>
+              <w:right w:val="single" w:sz="4" w:space="0" w:color="000000"/>
+            </w:tcBorders>
+            <w:vAlign w:val="center"/>
+          </w:tcPr>
+          <w:p>
+            <w:pPr>
+              <w:jc w:val="center"/>
+              <w:rPr>
+                <w:rFonts w:ascii="Times New Roman" w:eastAsia="Times New Roman" w:hAnsi="Times New Roman" w:cs="Times New Roman"/>
+                <w:b/>
+                <w:sz w:val="26"/>
+                <w:szCs w:val="26"/>
+              </w:rPr>
+            </w:pPr>
+            <w:r>
+              <w:rPr>
+                <w:rFonts w:ascii="Times New Roman" w:eastAsia="Times New Roman" w:hAnsi="Times New Roman" w:cs="Times New Roman"/>
+                <w:b/>
+                <w:sz w:val="26"/>
+                <w:szCs w:val="26"/>
+              </w:rPr>
+              <w:t>Môn (phân môn)</w:t>
+            </w:r>
+          </w:p>
+        </w:tc>
+        <w:tc>
+          <w:tcPr>
+            <w:tcW w:w="992" w:type="dxa"/>
+            <w:tcBorders>
+              <w:top w:val="single" w:sz="4" w:space="0" w:color="000000"/>
+              <w:left w:val="single" w:sz="4" w:space="0" w:color="000000"/>
+              <w:bottom w:val="single" w:sz="4" w:space="0" w:color="000000"/>
+              <w:right w:val="single" w:sz="4" w:space="0" w:color="000000"/>
+            </w:tcBorders>
+            <w:vAlign w:val="center"/>
+          </w:tcPr>
+          <w:p>
+            <w:pPr>
+              <w:jc w:val="center"/>
+              <w:rPr>
+                <w:rFonts w:ascii="Times New Roman" w:eastAsia="Times New Roman" w:hAnsi="Times New Roman" w:cs="Times New Roman"/>
+                <w:b/>
+                <w:sz w:val="26"/>
+                <w:szCs w:val="26"/>
+              </w:rPr>
+            </w:pPr>
+            <w:r>
+              <w:rPr>
+                <w:rFonts w:ascii="Times New Roman" w:eastAsia="Times New Roman" w:hAnsi="Times New Roman" w:cs="Times New Roman"/>
+                <w:b/>
+                <w:sz w:val="26"/>
+                <w:szCs w:val="26"/>
+              </w:rPr>
+              <w:t>Lớp</w:t>
+            </w:r>
+          </w:p>
+        </w:tc>
+        <w:tc>
+          <w:tcPr>
+            <w:tcW w:w="3260" w:type="dxa"/>
+            <w:tcBorders>
+              <w:top w:val="single" w:sz="4" w:space="0" w:color="000000"/>
+              <w:left w:val="single" w:sz="4" w:space="0" w:color="000000"/>
+              <w:bottom w:val="single" w:sz="4" w:space="0" w:color="000000"/>
+              <w:right w:val="single" w:sz="4" w:space="0" w:color="000000"/>
+            </w:tcBorders>
+            <w:vAlign w:val="center"/>
+          </w:tcPr>
+          <w:p>
+            <w:pPr>
+              <w:jc w:val="center"/>
+              <w:rPr>
+                <w:rFonts w:ascii="Times New Roman" w:eastAsia="Times New Roman" w:hAnsi="Times New Roman" w:cs="Times New Roman"/>
+                <w:b/>
+                <w:sz w:val="26"/>
+                <w:szCs w:val="26"/>
+              </w:rPr>
+            </w:pPr>
+            <w:r>
+              <w:rPr>
+                <w:rFonts w:ascii="Times New Roman" w:eastAsia="Times New Roman" w:hAnsi="Times New Roman" w:cs="Times New Roman"/>
+                <w:b/>
+                <w:sz w:val="26"/>
+                <w:szCs w:val="26"/>
+              </w:rPr>
+              <w:t>Tên bài</w:t>
+            </w:r>
+          </w:p>
+        </w:tc>
+        <w:tc>
+          <w:tcPr>
+            <w:tcW w:w="1967" w:type="dxa"/>
+            <w:tcBorders>
+              <w:top w:val="single" w:sz="4" w:space="0" w:color="000000"/>
+              <w:left w:val="single" w:sz="4" w:space="0" w:color="000000"/>
+              <w:bottom w:val="single" w:sz="4" w:space="0" w:color="000000"/>
+              <w:right w:val="single" w:sz="4" w:space="0" w:color="000000"/>
+            </w:tcBorders>
+            <w:vAlign w:val="center"/>
+          </w:tcPr>
+          <w:p>
+            <w:pPr>
+              <w:jc w:val="center"/>
+              <w:rPr>
+                <w:rFonts w:ascii="Times New Roman" w:eastAsia="Times New Roman" w:hAnsi="Times New Roman" w:cs="Times New Roman"/>
+                <w:b/>
+                <w:sz w:val="26"/>
+                <w:szCs w:val="26"/>
+              </w:rPr>
+            </w:pPr>
+            <w:r>
+              <w:rPr>
+                <w:rFonts w:ascii="Times New Roman" w:eastAsia="Times New Roman" w:hAnsi="Times New Roman" w:cs="Times New Roman"/>
+                <w:b/>
+                <w:sz w:val="26"/>
+                <w:szCs w:val="26"/>
+              </w:rPr>
+              <w:t xml:space="preserve">Đồ dùng </w:t>
+            </w:r>
+          </w:p>
+        </w:tc>
+      </w:tr>
+      <w:tr>
+        <w:trPr>
+          <w:trHeight w:val="262"/>
+        </w:trPr>
+        <w:tc>
+          <w:tcPr>
+            <w:tcW w:w="1096" w:type="dxa"/>
+            <w:vMerge w:val="restart"/>
+            <w:tcBorders>
+              <w:top w:val="single" w:sz="4" w:space="0" w:color="000000"/>
+              <w:left w:val="single" w:sz="4" w:space="0" w:color="000000"/>
+              <w:right w:val="single" w:sz="4" w:space="0" w:color="000000"/>
+            </w:tcBorders>
+            <w:vAlign w:val="center"/>
+          </w:tcPr>
+          <w:p>
+            <w:pPr>
+              <w:rPr>
+                <w:rFonts w:ascii="Times New Roman" w:hAnsi="Times New Roman" w:cs="Times New Roman"/>
+                <w:sz w:val="26"/>
+                <w:szCs w:val="26"/>
+              </w:rPr>
+            </w:pPr>
+            <w:r>
+              <w:rPr>
+                <w:rFonts w:ascii="Times New Roman" w:hAnsi="Times New Roman" w:cs="Times New Roman"/>
+                <w:sz w:val="26"/>
+                <w:szCs w:val="26"/>
+              </w:rPr>
+              <w:t>Hai (17/08)</w:t>
+            </w:r>
+          </w:p>
+        </w:tc>
+        <w:tc>
+          <w:tcPr>
+            <w:tcW w:w="850" w:type="dxa"/>
+            <w:tcBorders>
+              <w:top w:val="single" w:sz="4" w:space="0" w:color="000000"/>
+              <w:left w:val="single" w:sz="4" w:space="0" w:color="000000"/>
+              <w:bottom w:val="single" w:sz="4" w:space="0" w:color="000000"/>
+              <w:right w:val="single" w:sz="4" w:space="0" w:color="000000"/>
+            </w:tcBorders>
+            <w:vAlign w:val="center"/>
+          </w:tcPr>
+          <w:p>
+            <w:pPr>
+              <w:rPr>
+                <w:rFonts w:ascii="Times New Roman" w:hAnsi="Times New Roman" w:cs="Times New Roman"/>
+                <w:sz w:val="26"/>
+                <w:szCs w:val="26"/>
+              </w:rPr>
+            </w:pPr>
+            <w:r>
+              <w:rPr>
+                <w:rFonts w:ascii="Times New Roman" w:hAnsi="Times New Roman" w:cs="Times New Roman"/>
+                <w:sz w:val="26"/>
+                <w:szCs w:val="26"/>
+              </w:rPr>
+              <w:t>1</w:t>
+            </w:r>
+          </w:p>
+        </w:tc>
+        <w:tc>
+          <w:tcPr>
+            <w:tcW w:w="709" w:type="dxa"/>
+            <w:tcBorders>
+              <w:top w:val="single" w:sz="4" w:space="0" w:color="000000"/>
+              <w:left w:val="single" w:sz="4" w:space="0" w:color="000000"/>
+              <w:bottom w:val="single" w:sz="4" w:space="0" w:color="000000"/>
+              <w:right w:val="single" w:sz="4" w:space="0" w:color="000000"/>
+            </w:tcBorders>
+            <w:vAlign w:val="center"/>
+          </w:tcPr>
+          <w:p>
+            <w:pPr>
+              <w:rPr>
+                <w:rFonts w:ascii="Times New Roman" w:hAnsi="Times New Roman" w:cs="Times New Roman"/>
+                <w:sz w:val="26"/>
+                <w:szCs w:val="26"/>
+              </w:rPr>
+            </w:pPr>
+          </w:p>
+        </w:tc>
+        <w:tc>
+          <w:tcPr>
+            <w:tcW w:w="1276" w:type="dxa"/>
+            <w:tcBorders>
+              <w:top w:val="single" w:sz="4" w:space="0" w:color="000000"/>
+              <w:left w:val="single" w:sz="4" w:space="0" w:color="000000"/>
+              <w:bottom w:val="single" w:sz="4" w:space="0" w:color="000000"/>
+              <w:right w:val="single" w:sz="4" w:space="0" w:color="000000"/>
+            </w:tcBorders>
+            <w:vAlign w:val="center"/>
+          </w:tcPr>
+          <w:p>
+            <w:pPr>
+              <w:rPr>
+                <w:rFonts w:ascii="Times New Roman" w:hAnsi="Times New Roman" w:cs="Times New Roman"/>
+                <w:sz w:val="26"/>
+                <w:szCs w:val="26"/>
+              </w:rPr>
+            </w:pPr>
+          </w:p>
+        </w:tc>
+        <w:tc>
+          <w:tcPr>
+            <w:tcW w:w="992" w:type="dxa"/>
+            <w:tcBorders>
+              <w:top w:val="single" w:sz="4" w:space="0" w:color="000000"/>
+              <w:left w:val="single" w:sz="4" w:space="0" w:color="000000"/>
+              <w:bottom w:val="single" w:sz="4" w:space="0" w:color="000000"/>
+              <w:right w:val="single" w:sz="4" w:space="0" w:color="000000"/>
+            </w:tcBorders>
+            <w:vAlign w:val="center"/>
+          </w:tcPr>
+          <w:p>
+            <w:pPr>
+              <w:rPr>
+                <w:rFonts w:ascii="Times New Roman" w:hAnsi="Times New Roman" w:cs="Times New Roman"/>
+                <w:sz w:val="26"/>
+                <w:szCs w:val="26"/>
+              </w:rPr>
+            </w:pPr>
+          </w:p>
+        </w:tc>
+        <w:tc>
+          <w:tcPr>
+            <w:tcW w:w="3260" w:type="dxa"/>
+            <w:tcBorders>
+              <w:top w:val="single" w:sz="4" w:space="0" w:color="000000"/>
+              <w:left w:val="single" w:sz="4" w:space="0" w:color="000000"/>
+              <w:bottom w:val="single" w:sz="4" w:space="0" w:color="000000"/>
+              <w:right w:val="single" w:sz="4" w:space="0" w:color="000000"/>
+            </w:tcBorders>
+            <w:vAlign w:val="center"/>
+          </w:tcPr>
+          <w:p>
+            <w:pPr>
+              <w:rPr>
+                <w:rFonts w:ascii="Times New Roman" w:hAnsi="Times New Roman" w:cs="Times New Roman"/>
+                <w:sz w:val="26"/>
+                <w:szCs w:val="26"/>
+              </w:rPr>
+            </w:pPr>
+          </w:p>
+        </w:tc>
+        <w:tc>
+          <w:tcPr>
+            <w:tcW w:w="1967" w:type="dxa"/>
+            <w:tcBorders>
+              <w:top w:val="single" w:sz="4" w:space="0" w:color="000000"/>
+              <w:left w:val="single" w:sz="4" w:space="0" w:color="000000"/>
+              <w:bottom w:val="single" w:sz="4" w:space="0" w:color="000000"/>
+              <w:right w:val="single" w:sz="4" w:space="0" w:color="000000"/>
+            </w:tcBorders>
+            <w:vAlign w:val="center"/>
+          </w:tcPr>
+          <w:p>
+            <w:pPr>
+              <w:rPr>
+                <w:rFonts w:ascii="Times New Roman" w:hAnsi="Times New Roman" w:cs="Times New Roman"/>
+                <w:sz w:val="26"/>
+                <w:szCs w:val="26"/>
+              </w:rPr>
+            </w:pPr>
+          </w:p>
+        </w:tc>
+      </w:tr>
+      <w:tr>
+        <w:trPr>
+          <w:trHeight w:val="262"/>
+        </w:trPr>
+        <w:tc>
+          <w:tcPr>
+            <w:tcW w:w="1096" w:type="dxa"/>
+            <w:vMerge/>
+            <w:tcBorders>
+              <w:left w:val="single" w:sz="4" w:space="0" w:color="000000"/>
+              <w:right w:val="single" w:sz="4" w:space="0" w:color="000000"/>
+            </w:tcBorders>
+            <w:vAlign w:val="center"/>
+          </w:tcPr>
+          <w:p>
+            <w:pPr>
+              <w:widowControl w:val="0"/>
+              <w:jc w:val="center"/>
+              <w:rPr>
+                <w:rFonts w:ascii="Times New Roman" w:eastAsia="Times New Roman" w:hAnsi="Times New Roman" w:cs="Times New Roman"/>
+                <w:sz w:val="26"/>
+                <w:szCs w:val="26"/>
+              </w:rPr>
+            </w:pPr>
+          </w:p>
+        </w:tc>
+        <w:tc>
+          <w:tcPr>
+            <w:tcW w:w="850" w:type="dxa"/>
+            <w:tcBorders>
+              <w:top w:val="single" w:sz="4" w:space="0" w:color="000000"/>
+              <w:left w:val="single" w:sz="4" w:space="0" w:color="000000"/>
+              <w:bottom w:val="single" w:sz="4" w:space="0" w:color="000000"/>
+              <w:right w:val="single" w:sz="4" w:space="0" w:color="000000"/>
+            </w:tcBorders>
+            <w:vAlign w:val="center"/>
+          </w:tcPr>
+          <w:p>
+            <w:pPr>
+              <w:rPr>
+                <w:rFonts w:ascii="Times New Roman" w:hAnsi="Times New Roman" w:cs="Times New Roman"/>
+                <w:sz w:val="26"/>
+                <w:szCs w:val="26"/>
+              </w:rPr>
+            </w:pPr>
+            <w:r>
+              <w:rPr>
+                <w:rFonts w:ascii="Times New Roman" w:hAnsi="Times New Roman" w:cs="Times New Roman"/>
+                <w:sz w:val="26"/>
+                <w:szCs w:val="26"/>
+              </w:rPr>
+              <w:t>2</w:t>
+            </w:r>
+          </w:p>
+        </w:tc>
+        <w:tc>
+          <w:tcPr>
+            <w:tcW w:w="709" w:type="dxa"/>
+            <w:tcBorders>
+              <w:top w:val="single" w:sz="4" w:space="0" w:color="000000"/>
+              <w:left w:val="single" w:sz="4" w:space="0" w:color="000000"/>
+              <w:bottom w:val="single" w:sz="4" w:space="0" w:color="000000"/>
+              <w:right w:val="single" w:sz="4" w:space="0" w:color="000000"/>
+            </w:tcBorders>
+            <w:vAlign w:val="center"/>
+          </w:tcPr>
+          <w:p>
+            <w:pPr>
+              <w:rPr>
+                <w:rFonts w:ascii="Times New Roman" w:hAnsi="Times New Roman" w:cs="Times New Roman"/>
+                <w:sz w:val="26"/>
+                <w:szCs w:val="26"/>
+              </w:rPr>
+            </w:pPr>
+          </w:p>
+        </w:tc>
+        <w:tc>
+          <w:tcPr>
+            <w:tcW w:w="1276" w:type="dxa"/>
+            <w:tcBorders>
+              <w:top w:val="single" w:sz="4" w:space="0" w:color="000000"/>
+              <w:left w:val="single" w:sz="4" w:space="0" w:color="000000"/>
+              <w:bottom w:val="single" w:sz="4" w:space="0" w:color="000000"/>
+              <w:right w:val="single" w:sz="4" w:space="0" w:color="000000"/>
+            </w:tcBorders>
+            <w:vAlign w:val="center"/>
+          </w:tcPr>
+          <w:p>
+            <w:pPr>
+              <w:rPr>
+                <w:rFonts w:ascii="Times New Roman" w:hAnsi="Times New Roman" w:cs="Times New Roman"/>
+                <w:sz w:val="26"/>
+                <w:szCs w:val="26"/>
+              </w:rPr>
+            </w:pPr>
+          </w:p>
+        </w:tc>
+        <w:tc>
+          <w:tcPr>
+            <w:tcW w:w="992" w:type="dxa"/>
+            <w:tcBorders>
+              <w:top w:val="single" w:sz="4" w:space="0" w:color="000000"/>
+              <w:left w:val="single" w:sz="4" w:space="0" w:color="000000"/>
+              <w:bottom w:val="single" w:sz="4" w:space="0" w:color="000000"/>
+              <w:right w:val="single" w:sz="4" w:space="0" w:color="000000"/>
+            </w:tcBorders>
+            <w:vAlign w:val="center"/>
+          </w:tcPr>
+          <w:p>
+            <w:pPr>
+              <w:rPr>
+                <w:rFonts w:ascii="Times New Roman" w:hAnsi="Times New Roman" w:cs="Times New Roman"/>
+                <w:sz w:val="26"/>
+                <w:szCs w:val="26"/>
+              </w:rPr>
+            </w:pPr>
+          </w:p>
+        </w:tc>
+        <w:tc>
+          <w:tcPr>
+            <w:tcW w:w="3260" w:type="dxa"/>
+            <w:tcBorders>
+              <w:top w:val="single" w:sz="4" w:space="0" w:color="000000"/>
+              <w:left w:val="single" w:sz="4" w:space="0" w:color="000000"/>
+              <w:bottom w:val="single" w:sz="4" w:space="0" w:color="000000"/>
+              <w:right w:val="single" w:sz="4" w:space="0" w:color="000000"/>
+            </w:tcBorders>
+            <w:vAlign w:val="center"/>
+          </w:tcPr>
+          <w:p>
+            <w:pPr>
+              <w:rPr>
+                <w:rFonts w:ascii="Times New Roman" w:hAnsi="Times New Roman" w:cs="Times New Roman"/>
+                <w:sz w:val="26"/>
+                <w:szCs w:val="26"/>
+              </w:rPr>
+            </w:pPr>
+          </w:p>
+        </w:tc>
+        <w:tc>
+          <w:tcPr>
+            <w:tcW w:w="1967" w:type="dxa"/>
+            <w:tcBorders>
+              <w:top w:val="single" w:sz="4" w:space="0" w:color="000000"/>
+              <w:left w:val="single" w:sz="4" w:space="0" w:color="000000"/>
+              <w:bottom w:val="single" w:sz="4" w:space="0" w:color="000000"/>
+              <w:right w:val="single" w:sz="4" w:space="0" w:color="000000"/>
+            </w:tcBorders>
+            <w:vAlign w:val="center"/>
+          </w:tcPr>
+          <w:p>
+            <w:pPr>
+              <w:rPr>
+                <w:rFonts w:ascii="Times New Roman" w:hAnsi="Times New Roman" w:cs="Times New Roman"/>
+                <w:sz w:val="26"/>
+                <w:szCs w:val="26"/>
+              </w:rPr>
+            </w:pPr>
+          </w:p>
+        </w:tc>
+      </w:tr>
+      <w:tr>
+        <w:trPr>
+          <w:trHeight w:val="262"/>
+        </w:trPr>
+        <w:tc>
+          <w:tcPr>
+            <w:tcW w:w="1096" w:type="dxa"/>
+            <w:vMerge/>
+            <w:tcBorders>
+              <w:left w:val="single" w:sz="4" w:space="0" w:color="000000"/>
+              <w:right w:val="single" w:sz="4" w:space="0" w:color="000000"/>
+            </w:tcBorders>
+            <w:vAlign w:val="center"/>
+          </w:tcPr>
+          <w:p>
+            <w:pPr>
+              <w:widowControl w:val="0"/>
+              <w:jc w:val="center"/>
+              <w:rPr>
+                <w:rFonts w:ascii="Times New Roman" w:eastAsia="Times New Roman" w:hAnsi="Times New Roman" w:cs="Times New Roman"/>
+                <w:sz w:val="26"/>
+                <w:szCs w:val="26"/>
+              </w:rPr>
+            </w:pPr>
+          </w:p>
+        </w:tc>
+        <w:tc>
+          <w:tcPr>
+            <w:tcW w:w="850" w:type="dxa"/>
+            <w:tcBorders>
+              <w:top w:val="single" w:sz="4" w:space="0" w:color="000000"/>
+              <w:left w:val="single" w:sz="4" w:space="0" w:color="000000"/>
+              <w:bottom w:val="single" w:sz="4" w:space="0" w:color="000000"/>
+              <w:right w:val="single" w:sz="4" w:space="0" w:color="000000"/>
+            </w:tcBorders>
+            <w:vAlign w:val="center"/>
+          </w:tcPr>
+          <w:p>
+            <w:pPr>
+              <w:rPr>
+                <w:rFonts w:ascii="Times New Roman" w:hAnsi="Times New Roman" w:cs="Times New Roman"/>
+                <w:sz w:val="26"/>
+                <w:szCs w:val="26"/>
+              </w:rPr>
+            </w:pPr>
+            <w:r>
+              <w:rPr>
+                <w:rFonts w:ascii="Times New Roman" w:hAnsi="Times New Roman" w:cs="Times New Roman"/>
+                <w:sz w:val="26"/>
+                <w:szCs w:val="26"/>
+              </w:rPr>
+              <w:t>3</w:t>
+            </w:r>
+          </w:p>
+        </w:tc>
+        <w:tc>
+          <w:tcPr>
+            <w:tcW w:w="709" w:type="dxa"/>
+            <w:tcBorders>
+              <w:top w:val="single" w:sz="4" w:space="0" w:color="000000"/>
+              <w:left w:val="single" w:sz="4" w:space="0" w:color="000000"/>
+              <w:bottom w:val="single" w:sz="4" w:space="0" w:color="000000"/>
+              <w:right w:val="single" w:sz="4" w:space="0" w:color="000000"/>
+            </w:tcBorders>
+            <w:vAlign w:val="center"/>
+          </w:tcPr>
+          <w:p>
+            <w:pPr>
+              <w:rPr>
+                <w:rFonts w:ascii="Times New Roman" w:hAnsi="Times New Roman" w:cs="Times New Roman"/>
+                <w:sz w:val="26"/>
+                <w:szCs w:val="26"/>
+              </w:rPr>
+            </w:pPr>
+          </w:p>
+        </w:tc>
+        <w:tc>
+          <w:tcPr>
+            <w:tcW w:w="1276" w:type="dxa"/>
+            <w:tcBorders>
+              <w:top w:val="single" w:sz="4" w:space="0" w:color="000000"/>
+              <w:left w:val="single" w:sz="4" w:space="0" w:color="000000"/>
+              <w:bottom w:val="single" w:sz="4" w:space="0" w:color="000000"/>
+              <w:right w:val="single" w:sz="4" w:space="0" w:color="000000"/>
+            </w:tcBorders>
+            <w:vAlign w:val="center"/>
+          </w:tcPr>
+          <w:p>
+            <w:pPr>
+              <w:rPr>
+                <w:rFonts w:ascii="Times New Roman" w:hAnsi="Times New Roman" w:cs="Times New Roman"/>
+                <w:sz w:val="26"/>
+                <w:szCs w:val="26"/>
+              </w:rPr>
+            </w:pPr>
+          </w:p>
+        </w:tc>
+        <w:tc>
+          <w:tcPr>
+            <w:tcW w:w="992" w:type="dxa"/>
+            <w:tcBorders>
+              <w:top w:val="single" w:sz="4" w:space="0" w:color="000000"/>
+              <w:left w:val="single" w:sz="4" w:space="0" w:color="000000"/>
+              <w:bottom w:val="single" w:sz="4" w:space="0" w:color="000000"/>
+              <w:right w:val="single" w:sz="4" w:space="0" w:color="000000"/>
+            </w:tcBorders>
+            <w:vAlign w:val="center"/>
+          </w:tcPr>
+          <w:p>
+            <w:pPr>
+              <w:rPr>
+                <w:rFonts w:ascii="Times New Roman" w:hAnsi="Times New Roman" w:cs="Times New Roman"/>
+                <w:sz w:val="26"/>
+                <w:szCs w:val="26"/>
+              </w:rPr>
+            </w:pPr>
+          </w:p>
+        </w:tc>
+        <w:tc>
+          <w:tcPr>
+            <w:tcW w:w="3260" w:type="dxa"/>
+            <w:tcBorders>
+              <w:top w:val="single" w:sz="4" w:space="0" w:color="000000"/>
+              <w:left w:val="single" w:sz="4" w:space="0" w:color="000000"/>
+              <w:bottom w:val="single" w:sz="4" w:space="0" w:color="000000"/>
+              <w:right w:val="single" w:sz="4" w:space="0" w:color="000000"/>
+            </w:tcBorders>
+            <w:vAlign w:val="center"/>
+          </w:tcPr>
+          <w:p>
+            <w:pPr>
+              <w:rPr>
+                <w:rFonts w:ascii="Times New Roman" w:hAnsi="Times New Roman" w:cs="Times New Roman"/>
+                <w:sz w:val="26"/>
+                <w:szCs w:val="26"/>
+              </w:rPr>
+            </w:pPr>
+          </w:p>
+        </w:tc>
+        <w:tc>
+          <w:tcPr>
+            <w:tcW w:w="1967" w:type="dxa"/>
+            <w:tcBorders>
+              <w:top w:val="single" w:sz="4" w:space="0" w:color="000000"/>
+              <w:left w:val="single" w:sz="4" w:space="0" w:color="000000"/>
+              <w:bottom w:val="single" w:sz="4" w:space="0" w:color="000000"/>
+              <w:right w:val="single" w:sz="4" w:space="0" w:color="000000"/>
+            </w:tcBorders>
+            <w:vAlign w:val="center"/>
+          </w:tcPr>
+          <w:p>
+            <w:pPr>
+              <w:rPr>
+                <w:rFonts w:ascii="Times New Roman" w:hAnsi="Times New Roman" w:cs="Times New Roman"/>
+                <w:sz w:val="26"/>
+                <w:szCs w:val="26"/>
+              </w:rPr>
+            </w:pPr>
+          </w:p>
+        </w:tc>
+      </w:tr>
+      <w:tr>
+        <w:trPr>
+          <w:trHeight w:val="262"/>
+        </w:trPr>
+        <w:tc>
+          <w:tcPr>
+            <w:tcW w:w="1096" w:type="dxa"/>
+            <w:vMerge/>
+            <w:tcBorders>
+              <w:left w:val="single" w:sz="4" w:space="0" w:color="000000"/>
+              <w:right w:val="single" w:sz="4" w:space="0" w:color="000000"/>
+            </w:tcBorders>
+            <w:vAlign w:val="center"/>
+          </w:tcPr>
+          <w:p>
+            <w:pPr>
+              <w:widowControl w:val="0"/>
+              <w:jc w:val="center"/>
+              <w:rPr>
+                <w:rFonts w:ascii="Times New Roman" w:hAnsi="Times New Roman" w:cs="Times New Roman"/>
+                <w:sz w:val="26"/>
+                <w:szCs w:val="26"/>
+              </w:rPr>
+            </w:pPr>
+          </w:p>
+        </w:tc>
+        <w:tc>
+          <w:tcPr>
+            <w:tcW w:w="850" w:type="dxa"/>
+            <w:tcBorders>
+              <w:top w:val="single" w:sz="4" w:space="0" w:color="000000"/>
+              <w:left w:val="single" w:sz="4" w:space="0" w:color="000000"/>
+              <w:bottom w:val="single" w:sz="4" w:space="0" w:color="000000"/>
+              <w:right w:val="single" w:sz="4" w:space="0" w:color="000000"/>
+            </w:tcBorders>
+            <w:vAlign w:val="center"/>
+          </w:tcPr>
+          <w:p>
+            <w:pPr>
+              <w:rPr>
+                <w:rFonts w:ascii="Times New Roman" w:hAnsi="Times New Roman" w:cs="Times New Roman"/>
+                <w:sz w:val="26"/>
+                <w:szCs w:val="26"/>
+              </w:rPr>
+            </w:pPr>
+            <w:r>
+              <w:rPr>
+                <w:rFonts w:ascii="Times New Roman" w:hAnsi="Times New Roman" w:cs="Times New Roman"/>
+                <w:sz w:val="26"/>
+                <w:szCs w:val="26"/>
+              </w:rPr>
+              <w:t>4</w:t>
+            </w:r>
+          </w:p>
+        </w:tc>
+        <w:tc>
+          <w:tcPr>
+            <w:tcW w:w="709" w:type="dxa"/>
+            <w:tcBorders>
+              <w:top w:val="single" w:sz="4" w:space="0" w:color="000000"/>
+              <w:left w:val="single" w:sz="4" w:space="0" w:color="000000"/>
+              <w:bottom w:val="single" w:sz="4" w:space="0" w:color="000000"/>
+              <w:right w:val="single" w:sz="4" w:space="0" w:color="000000"/>
+            </w:tcBorders>
+            <w:vAlign w:val="center"/>
+          </w:tcPr>
+          <w:p>
+            <w:pPr>
+              <w:rPr>
+                <w:rFonts w:ascii="Times New Roman" w:hAnsi="Times New Roman" w:cs="Times New Roman"/>
+                <w:sz w:val="26"/>
+                <w:szCs w:val="26"/>
+              </w:rPr>
+            </w:pPr>
+          </w:p>
+        </w:tc>
+        <w:tc>
+          <w:tcPr>
+            <w:tcW w:w="1276" w:type="dxa"/>
+            <w:tcBorders>
+              <w:top w:val="single" w:sz="4" w:space="0" w:color="000000"/>
+              <w:left w:val="single" w:sz="4" w:space="0" w:color="000000"/>
+              <w:bottom w:val="single" w:sz="4" w:space="0" w:color="000000"/>
+              <w:right w:val="single" w:sz="4" w:space="0" w:color="000000"/>
+            </w:tcBorders>
+            <w:vAlign w:val="center"/>
+          </w:tcPr>
+          <w:p>
+            <w:pPr>
+              <w:rPr>
+                <w:rFonts w:ascii="Times New Roman" w:hAnsi="Times New Roman" w:cs="Times New Roman"/>
+                <w:sz w:val="26"/>
+                <w:szCs w:val="26"/>
+              </w:rPr>
+            </w:pPr>
+          </w:p>
+        </w:tc>
+        <w:tc>
+          <w:tcPr>
+            <w:tcW w:w="992" w:type="dxa"/>
+            <w:tcBorders>
+              <w:top w:val="single" w:sz="4" w:space="0" w:color="000000"/>
+              <w:left w:val="single" w:sz="4" w:space="0" w:color="000000"/>
+              <w:bottom w:val="single" w:sz="4" w:space="0" w:color="000000"/>
+              <w:right w:val="single" w:sz="4" w:space="0" w:color="000000"/>
+            </w:tcBorders>
+            <w:vAlign w:val="center"/>
+          </w:tcPr>
+          <w:p>
+            <w:pPr>
+              <w:rPr>
+                <w:rFonts w:ascii="Times New Roman" w:hAnsi="Times New Roman" w:cs="Times New Roman"/>
+                <w:sz w:val="26"/>
+                <w:szCs w:val="26"/>
+              </w:rPr>
+            </w:pPr>
+          </w:p>
+        </w:tc>
+        <w:tc>
+          <w:tcPr>
+            <w:tcW w:w="3260" w:type="dxa"/>
+            <w:tcBorders>
+              <w:top w:val="single" w:sz="4" w:space="0" w:color="000000"/>
+              <w:left w:val="single" w:sz="4" w:space="0" w:color="000000"/>
+              <w:bottom w:val="single" w:sz="4" w:space="0" w:color="000000"/>
+              <w:right w:val="single" w:sz="4" w:space="0" w:color="000000"/>
+            </w:tcBorders>
+            <w:vAlign w:val="center"/>
+          </w:tcPr>
+          <w:p>
+            <w:pPr>
+              <w:rPr>
+                <w:rFonts w:ascii="Times New Roman" w:hAnsi="Times New Roman" w:cs="Times New Roman"/>
+                <w:sz w:val="26"/>
+                <w:szCs w:val="26"/>
+              </w:rPr>
+            </w:pPr>
+          </w:p>
+        </w:tc>
+        <w:tc>
+          <w:tcPr>
+            <w:tcW w:w="1967" w:type="dxa"/>
+            <w:tcBorders>
+              <w:top w:val="single" w:sz="4" w:space="0" w:color="000000"/>
+              <w:left w:val="single" w:sz="4" w:space="0" w:color="000000"/>
+              <w:bottom w:val="single" w:sz="4" w:space="0" w:color="000000"/>
+              <w:right w:val="single" w:sz="4" w:space="0" w:color="000000"/>
+            </w:tcBorders>
+            <w:vAlign w:val="center"/>
+          </w:tcPr>
+          <w:p>
+            <w:pPr>
+              <w:rPr>
+                <w:rFonts w:ascii="Times New Roman" w:hAnsi="Times New Roman" w:cs="Times New Roman"/>
+                <w:sz w:val="26"/>
+                <w:szCs w:val="26"/>
+              </w:rPr>
+            </w:pPr>
+          </w:p>
+        </w:tc>
+      </w:tr>
+      <w:tr>
+        <w:trPr>
+          <w:trHeight w:val="262"/>
+        </w:trPr>
+        <w:tc>
+          <w:tcPr>
+            <w:tcW w:w="1096" w:type="dxa"/>
+            <w:vMerge/>
+            <w:tcBorders>
+              <w:left w:val="single" w:sz="4" w:space="0" w:color="000000"/>
+              <w:right w:val="single" w:sz="4" w:space="0" w:color="000000"/>
+            </w:tcBorders>
+            <w:vAlign w:val="center"/>
+          </w:tcPr>
+          <w:p>
+            <w:pPr>
+              <w:widowControl w:val="0"/>
+              <w:jc w:val="center"/>
+              <w:rPr>
+                <w:rFonts w:ascii="Times New Roman" w:eastAsia="Times New Roman" w:hAnsi="Times New Roman" w:cs="Times New Roman"/>
+                <w:sz w:val="26"/>
+                <w:szCs w:val="26"/>
+              </w:rPr>
+            </w:pPr>
+          </w:p>
+        </w:tc>
+        <w:tc>
+          <w:tcPr>
+            <w:tcW w:w="850" w:type="dxa"/>
+            <w:tcBorders>
+              <w:top w:val="single" w:sz="4" w:space="0" w:color="000000"/>
+              <w:left w:val="single" w:sz="4" w:space="0" w:color="000000"/>
+              <w:bottom w:val="single" w:sz="4" w:space="0" w:color="000000"/>
+              <w:right w:val="single" w:sz="4" w:space="0" w:color="000000"/>
+            </w:tcBorders>
+            <w:vAlign w:val="center"/>
+          </w:tcPr>
+          <w:p>
+            <w:pPr>
+              <w:rPr>
+                <w:rFonts w:ascii="Times New Roman" w:hAnsi="Times New Roman" w:cs="Times New Roman"/>
+                <w:sz w:val="26"/>
+                <w:szCs w:val="26"/>
+              </w:rPr>
+            </w:pPr>
+            <w:r>
+              <w:rPr>
+                <w:rFonts w:ascii="Times New Roman" w:hAnsi="Times New Roman" w:cs="Times New Roman"/>
+                <w:sz w:val="26"/>
+                <w:szCs w:val="26"/>
+              </w:rPr>
+              <w:t>5</w:t>
+            </w:r>
+          </w:p>
+        </w:tc>
+        <w:tc>
+          <w:tcPr>
+            <w:tcW w:w="709" w:type="dxa"/>
+            <w:tcBorders>
+              <w:top w:val="single" w:sz="4" w:space="0" w:color="000000"/>
+              <w:left w:val="single" w:sz="4" w:space="0" w:color="000000"/>
+              <w:bottom w:val="single" w:sz="4" w:space="0" w:color="000000"/>
+              <w:right w:val="single" w:sz="4" w:space="0" w:color="000000"/>
+            </w:tcBorders>
+            <w:vAlign w:val="center"/>
+          </w:tcPr>
+          <w:p>
+            <w:pPr>
+              <w:rPr>
+                <w:rFonts w:ascii="Times New Roman" w:hAnsi="Times New Roman" w:cs="Times New Roman"/>
+                <w:sz w:val="26"/>
+                <w:szCs w:val="26"/>
+              </w:rPr>
+            </w:pPr>
+          </w:p>
+        </w:tc>
+        <w:tc>
+          <w:tcPr>
+            <w:tcW w:w="1276" w:type="dxa"/>
+            <w:tcBorders>
+              <w:top w:val="single" w:sz="4" w:space="0" w:color="000000"/>
+              <w:left w:val="single" w:sz="4" w:space="0" w:color="000000"/>
+              <w:bottom w:val="single" w:sz="4" w:space="0" w:color="000000"/>
+              <w:right w:val="single" w:sz="4" w:space="0" w:color="000000"/>
+            </w:tcBorders>
+            <w:vAlign w:val="center"/>
+          </w:tcPr>
+          <w:p>
+            <w:pPr>
+              <w:rPr>
+                <w:rFonts w:ascii="Times New Roman" w:hAnsi="Times New Roman" w:cs="Times New Roman"/>
+                <w:sz w:val="26"/>
+                <w:szCs w:val="26"/>
+              </w:rPr>
+            </w:pPr>
+          </w:p>
+        </w:tc>
+        <w:tc>
+          <w:tcPr>
+            <w:tcW w:w="992" w:type="dxa"/>
+            <w:tcBorders>
+              <w:top w:val="single" w:sz="4" w:space="0" w:color="000000"/>
+              <w:left w:val="single" w:sz="4" w:space="0" w:color="000000"/>
+              <w:bottom w:val="single" w:sz="4" w:space="0" w:color="000000"/>
+              <w:right w:val="single" w:sz="4" w:space="0" w:color="000000"/>
+            </w:tcBorders>
+            <w:vAlign w:val="center"/>
+          </w:tcPr>
+          <w:p>
+            <w:pPr>
+              <w:rPr>
+                <w:rFonts w:ascii="Times New Roman" w:hAnsi="Times New Roman" w:cs="Times New Roman"/>
+                <w:sz w:val="26"/>
+                <w:szCs w:val="26"/>
+              </w:rPr>
+            </w:pPr>
+          </w:p>
+        </w:tc>
+        <w:tc>
+          <w:tcPr>
+            <w:tcW w:w="3260" w:type="dxa"/>
+            <w:tcBorders>
+              <w:top w:val="single" w:sz="4" w:space="0" w:color="000000"/>
+              <w:left w:val="single" w:sz="4" w:space="0" w:color="000000"/>
+              <w:bottom w:val="single" w:sz="4" w:space="0" w:color="000000"/>
+              <w:right w:val="single" w:sz="4" w:space="0" w:color="000000"/>
+            </w:tcBorders>
+            <w:vAlign w:val="center"/>
+          </w:tcPr>
+          <w:p>
+            <w:pPr>
+              <w:rPr>
+                <w:rFonts w:ascii="Times New Roman" w:hAnsi="Times New Roman" w:cs="Times New Roman"/>
+                <w:sz w:val="26"/>
+                <w:szCs w:val="26"/>
+              </w:rPr>
+            </w:pPr>
+          </w:p>
+        </w:tc>
+        <w:tc>
+          <w:tcPr>
+            <w:tcW w:w="1967" w:type="dxa"/>
+            <w:tcBorders>
+              <w:top w:val="single" w:sz="4" w:space="0" w:color="000000"/>
+              <w:left w:val="single" w:sz="4" w:space="0" w:color="000000"/>
+              <w:bottom w:val="single" w:sz="4" w:space="0" w:color="000000"/>
+              <w:right w:val="single" w:sz="4" w:space="0" w:color="000000"/>
+            </w:tcBorders>
+            <w:vAlign w:val="center"/>
+          </w:tcPr>
+          <w:p>
+            <w:pPr>
+              <w:rPr>
+                <w:rFonts w:ascii="Times New Roman" w:hAnsi="Times New Roman" w:cs="Times New Roman"/>
+                <w:sz w:val="26"/>
+                <w:szCs w:val="26"/>
+              </w:rPr>
+            </w:pPr>
+          </w:p>
+        </w:tc>
+      </w:tr>
+      <w:tr>
+        <w:trPr>
+          <w:trHeight w:val="323"/>
+        </w:trPr>
+        <w:tc>
+          <w:tcPr>
+            <w:tcW w:w="1096" w:type="dxa"/>
+            <w:vMerge w:val="restart"/>
+            <w:tcBorders>
+              <w:left w:val="single" w:sz="4" w:space="0" w:color="000000"/>
+              <w:right w:val="single" w:sz="4" w:space="0" w:color="000000"/>
+            </w:tcBorders>
+            <w:vAlign w:val="center"/>
+          </w:tcPr>
+          <w:p>
+            <w:pPr>
+              <w:rPr>
+                <w:rFonts w:ascii="Times New Roman" w:hAnsi="Times New Roman" w:cs="Times New Roman"/>
+                <w:sz w:val="26"/>
+                <w:szCs w:val="26"/>
+              </w:rPr>
+            </w:pPr>
+            <w:r>
+              <w:rPr>
+                <w:rFonts w:ascii="Times New Roman" w:hAnsi="Times New Roman" w:cs="Times New Roman"/>
+                <w:sz w:val="26"/>
+                <w:szCs w:val="26"/>
+              </w:rPr>
+              <w:t>Ba (18/08)</w:t>
+            </w:r>
+          </w:p>
+        </w:tc>
+        <w:tc>
+          <w:tcPr>
+            <w:tcW w:w="850" w:type="dxa"/>
+            <w:tcBorders>
+              <w:top w:val="single" w:sz="4" w:space="0" w:color="000000"/>
+              <w:left w:val="single" w:sz="4" w:space="0" w:color="000000"/>
+              <w:bottom w:val="single" w:sz="4" w:space="0" w:color="000000"/>
+              <w:right w:val="single" w:sz="4" w:space="0" w:color="000000"/>
+            </w:tcBorders>
+            <w:vAlign w:val="center"/>
+          </w:tcPr>
+          <w:p>
+            <w:pPr>
+              <w:rPr>
+                <w:rFonts w:ascii="Times New Roman" w:hAnsi="Times New Roman" w:cs="Times New Roman"/>
+                <w:sz w:val="26"/>
+                <w:szCs w:val="26"/>
+              </w:rPr>
+            </w:pPr>
+            <w:r>
+              <w:rPr>
+                <w:rFonts w:ascii="Times New Roman" w:hAnsi="Times New Roman" w:cs="Times New Roman"/>
+                <w:sz w:val="26"/>
+                <w:szCs w:val="26"/>
+              </w:rPr>
+              <w:t>1</w:t>
+            </w:r>
+          </w:p>
+        </w:tc>
+        <w:tc>
+          <w:tcPr>
+            <w:tcW w:w="709" w:type="dxa"/>
+            <w:tcBorders>
+              <w:top w:val="single" w:sz="4" w:space="0" w:color="000000"/>
+              <w:left w:val="single" w:sz="4" w:space="0" w:color="000000"/>
+              <w:bottom w:val="single" w:sz="4" w:space="0" w:color="000000"/>
+              <w:right w:val="single" w:sz="4" w:space="0" w:color="000000"/>
+            </w:tcBorders>
+            <w:vAlign w:val="center"/>
+          </w:tcPr>
+          <w:p>
+            <w:pPr>
+              <w:rPr>
+                <w:rFonts w:ascii="Times New Roman" w:hAnsi="Times New Roman" w:cs="Times New Roman"/>
+                <w:sz w:val="26"/>
+                <w:szCs w:val="26"/>
+              </w:rPr>
+            </w:pPr>
+          </w:p>
+        </w:tc>
+        <w:tc>
+          <w:tcPr>
+            <w:tcW w:w="1276" w:type="dxa"/>
+            <w:tcBorders>
+              <w:top w:val="single" w:sz="4" w:space="0" w:color="000000"/>
+              <w:left w:val="single" w:sz="4" w:space="0" w:color="000000"/>
+              <w:bottom w:val="single" w:sz="4" w:space="0" w:color="000000"/>
+              <w:right w:val="single" w:sz="4" w:space="0" w:color="000000"/>
+            </w:tcBorders>
+            <w:vAlign w:val="center"/>
+          </w:tcPr>
+          <w:p>
+            <w:pPr>
+              <w:rPr>
+                <w:rFonts w:ascii="Times New Roman" w:hAnsi="Times New Roman" w:cs="Times New Roman"/>
+                <w:sz w:val="26"/>
+                <w:szCs w:val="26"/>
+              </w:rPr>
+            </w:pPr>
+          </w:p>
+        </w:tc>
+        <w:tc>
+          <w:tcPr>
+            <w:tcW w:w="992" w:type="dxa"/>
+            <w:tcBorders>
+              <w:top w:val="single" w:sz="4" w:space="0" w:color="000000"/>
+              <w:left w:val="single" w:sz="4" w:space="0" w:color="000000"/>
+              <w:bottom w:val="single" w:sz="4" w:space="0" w:color="000000"/>
+              <w:right w:val="single" w:sz="4" w:space="0" w:color="000000"/>
+            </w:tcBorders>
+            <w:vAlign w:val="center"/>
+          </w:tcPr>
+          <w:p>
+            <w:pPr>
+              <w:rPr>
+                <w:rFonts w:ascii="Times New Roman" w:hAnsi="Times New Roman" w:cs="Times New Roman"/>
+                <w:sz w:val="26"/>
+                <w:szCs w:val="26"/>
+              </w:rPr>
+            </w:pPr>
+          </w:p>
+        </w:tc>
+        <w:tc>
+          <w:tcPr>
+            <w:tcW w:w="3260" w:type="dxa"/>
+            <w:tcBorders>
+              <w:top w:val="single" w:sz="4" w:space="0" w:color="000000"/>
+              <w:left w:val="single" w:sz="4" w:space="0" w:color="000000"/>
+              <w:bottom w:val="single" w:sz="4" w:space="0" w:color="000000"/>
+              <w:right w:val="single" w:sz="4" w:space="0" w:color="000000"/>
+            </w:tcBorders>
+            <w:vAlign w:val="center"/>
+          </w:tcPr>
+          <w:p>
+            <w:pPr>
+              <w:rPr>
+                <w:rFonts w:ascii="Times New Roman" w:hAnsi="Times New Roman" w:cs="Times New Roman"/>
+                <w:sz w:val="26"/>
+                <w:szCs w:val="26"/>
+              </w:rPr>
+            </w:pPr>
+          </w:p>
+        </w:tc>
+        <w:tc>
+          <w:tcPr>
+            <w:tcW w:w="1967" w:type="dxa"/>
+            <w:tcBorders>
+              <w:top w:val="single" w:sz="4" w:space="0" w:color="000000"/>
+              <w:left w:val="single" w:sz="4" w:space="0" w:color="000000"/>
+              <w:bottom w:val="single" w:sz="4" w:space="0" w:color="000000"/>
+              <w:right w:val="single" w:sz="4" w:space="0" w:color="000000"/>
+            </w:tcBorders>
+            <w:vAlign w:val="center"/>
+          </w:tcPr>
+          <w:p>
+            <w:pPr>
+              <w:rPr>
+                <w:rFonts w:ascii="Times New Roman" w:hAnsi="Times New Roman" w:cs="Times New Roman"/>
+                <w:sz w:val="26"/>
+                <w:szCs w:val="26"/>
+              </w:rPr>
+            </w:pPr>
+          </w:p>
+        </w:tc>
+      </w:tr>
+      <w:tr>
+        <w:trPr>
+          <w:trHeight w:val="262"/>
+        </w:trPr>
+        <w:tc>
+          <w:tcPr>
+            <w:tcW w:w="1096" w:type="dxa"/>
+            <w:vMerge/>
+            <w:tcBorders>
+              <w:left w:val="single" w:sz="4" w:space="0" w:color="000000"/>
+              <w:right w:val="single" w:sz="4" w:space="0" w:color="000000"/>
+            </w:tcBorders>
+            <w:vAlign w:val="center"/>
+          </w:tcPr>
+          <w:p>
+            <w:pPr>
+              <w:widowControl w:val="0"/>
+              <w:jc w:val="center"/>
+              <w:rPr>
+                <w:rFonts w:ascii="Times New Roman" w:eastAsia="Times New Roman" w:hAnsi="Times New Roman" w:cs="Times New Roman"/>
+                <w:b/>
+                <w:bCs/>
+                <w:sz w:val="26"/>
+                <w:szCs w:val="26"/>
+              </w:rPr>
+            </w:pPr>
+          </w:p>
+        </w:tc>
+        <w:tc>
+          <w:tcPr>
+            <w:tcW w:w="850" w:type="dxa"/>
+            <w:tcBorders>
+              <w:top w:val="single" w:sz="4" w:space="0" w:color="000000"/>
+              <w:left w:val="single" w:sz="4" w:space="0" w:color="000000"/>
+              <w:bottom w:val="single" w:sz="4" w:space="0" w:color="000000"/>
+              <w:right w:val="single" w:sz="4" w:space="0" w:color="000000"/>
+            </w:tcBorders>
+            <w:vAlign w:val="center"/>
+          </w:tcPr>
+          <w:p>
+            <w:pPr>
+              <w:rPr>
+                <w:rFonts w:ascii="Times New Roman" w:hAnsi="Times New Roman" w:cs="Times New Roman"/>
+                <w:sz w:val="26"/>
+                <w:szCs w:val="26"/>
+              </w:rPr>
+            </w:pPr>
+            <w:r>
+              <w:rPr>
+                <w:rFonts w:ascii="Times New Roman" w:hAnsi="Times New Roman" w:cs="Times New Roman"/>
+                <w:sz w:val="26"/>
+                <w:szCs w:val="26"/>
+              </w:rPr>
+              <w:t>2</w:t>
+            </w:r>
+          </w:p>
+        </w:tc>
+        <w:tc>
+          <w:tcPr>
+            <w:tcW w:w="709" w:type="dxa"/>
+            <w:tcBorders>
+              <w:top w:val="single" w:sz="4" w:space="0" w:color="000000"/>
+              <w:left w:val="single" w:sz="4" w:space="0" w:color="000000"/>
+              <w:bottom w:val="single" w:sz="4" w:space="0" w:color="000000"/>
+              <w:right w:val="single" w:sz="4" w:space="0" w:color="000000"/>
+            </w:tcBorders>
+            <w:vAlign w:val="center"/>
+          </w:tcPr>
+          <w:p>
+            <w:pPr>
+              <w:rPr>
+                <w:rFonts w:ascii="Times New Roman" w:hAnsi="Times New Roman" w:cs="Times New Roman"/>
+                <w:sz w:val="26"/>
+                <w:szCs w:val="26"/>
+              </w:rPr>
+            </w:pPr>
+          </w:p>
+        </w:tc>
+        <w:tc>
+          <w:tcPr>
+            <w:tcW w:w="1276" w:type="dxa"/>
+            <w:tcBorders>
+              <w:top w:val="single" w:sz="4" w:space="0" w:color="000000"/>
+              <w:left w:val="single" w:sz="4" w:space="0" w:color="000000"/>
+              <w:bottom w:val="single" w:sz="4" w:space="0" w:color="000000"/>
+              <w:right w:val="single" w:sz="4" w:space="0" w:color="000000"/>
+            </w:tcBorders>
+            <w:vAlign w:val="center"/>
+          </w:tcPr>
+          <w:p>
+            <w:pPr>
+              <w:rPr>
+                <w:rFonts w:ascii="Times New Roman" w:hAnsi="Times New Roman" w:cs="Times New Roman"/>
+                <w:sz w:val="26"/>
+                <w:szCs w:val="26"/>
+              </w:rPr>
+            </w:pPr>
+          </w:p>
+        </w:tc>
+        <w:tc>
+          <w:tcPr>
+            <w:tcW w:w="992" w:type="dxa"/>
+            <w:tcBorders>
+              <w:top w:val="single" w:sz="4" w:space="0" w:color="000000"/>
+              <w:left w:val="single" w:sz="4" w:space="0" w:color="000000"/>
+              <w:bottom w:val="single" w:sz="4" w:space="0" w:color="000000"/>
+              <w:right w:val="single" w:sz="4" w:space="0" w:color="000000"/>
+            </w:tcBorders>
+            <w:vAlign w:val="center"/>
+          </w:tcPr>
+          <w:p>
+            <w:pPr>
+              <w:rPr>
+                <w:rFonts w:ascii="Times New Roman" w:hAnsi="Times New Roman" w:cs="Times New Roman"/>
+                <w:sz w:val="26"/>
+                <w:szCs w:val="26"/>
+              </w:rPr>
+            </w:pPr>
+          </w:p>
+        </w:tc>
+        <w:tc>
+          <w:tcPr>
+            <w:tcW w:w="3260" w:type="dxa"/>
+            <w:tcBorders>
+              <w:top w:val="single" w:sz="4" w:space="0" w:color="000000"/>
+              <w:left w:val="single" w:sz="4" w:space="0" w:color="000000"/>
+              <w:bottom w:val="single" w:sz="4" w:space="0" w:color="000000"/>
+              <w:right w:val="single" w:sz="4" w:space="0" w:color="000000"/>
+            </w:tcBorders>
+            <w:vAlign w:val="center"/>
+          </w:tcPr>
+          <w:p>
+            <w:pPr>
+              <w:rPr>
+                <w:rFonts w:ascii="Times New Roman" w:hAnsi="Times New Roman" w:cs="Times New Roman"/>
+                <w:sz w:val="26"/>
+                <w:szCs w:val="26"/>
+              </w:rPr>
+            </w:pPr>
+          </w:p>
+        </w:tc>
+        <w:tc>
+          <w:tcPr>
+            <w:tcW w:w="1967" w:type="dxa"/>
+            <w:tcBorders>
+              <w:top w:val="single" w:sz="4" w:space="0" w:color="000000"/>
+              <w:left w:val="single" w:sz="4" w:space="0" w:color="000000"/>
+              <w:bottom w:val="single" w:sz="4" w:space="0" w:color="000000"/>
+              <w:right w:val="single" w:sz="4" w:space="0" w:color="000000"/>
+            </w:tcBorders>
+            <w:vAlign w:val="center"/>
+          </w:tcPr>
+          <w:p>
+            <w:pPr>
+              <w:rPr>
+                <w:rFonts w:ascii="Times New Roman" w:hAnsi="Times New Roman" w:cs="Times New Roman"/>
+                <w:sz w:val="26"/>
+                <w:szCs w:val="26"/>
+              </w:rPr>
+            </w:pPr>
+          </w:p>
+        </w:tc>
+      </w:tr>
+      <w:tr>
+        <w:trPr>
+          <w:trHeight w:val="262"/>
+        </w:trPr>
+        <w:tc>
+          <w:tcPr>
+            <w:tcW w:w="1096" w:type="dxa"/>
+            <w:vMerge/>
+            <w:tcBorders>
+              <w:left w:val="single" w:sz="4" w:space="0" w:color="000000"/>
+              <w:right w:val="single" w:sz="4" w:space="0" w:color="000000"/>
+            </w:tcBorders>
+            <w:vAlign w:val="center"/>
+          </w:tcPr>
+          <w:p>
+            <w:pPr>
+              <w:widowControl w:val="0"/>
+              <w:jc w:val="center"/>
+              <w:rPr>
+                <w:rFonts w:ascii="Times New Roman" w:eastAsia="Times New Roman" w:hAnsi="Times New Roman" w:cs="Times New Roman"/>
+                <w:b/>
+                <w:bCs/>
+                <w:sz w:val="26"/>
+                <w:szCs w:val="26"/>
+              </w:rPr>
+            </w:pPr>
+          </w:p>
+        </w:tc>
+        <w:tc>
+          <w:tcPr>
+            <w:tcW w:w="850" w:type="dxa"/>
+            <w:tcBorders>
+              <w:top w:val="single" w:sz="4" w:space="0" w:color="000000"/>
+              <w:left w:val="single" w:sz="4" w:space="0" w:color="000000"/>
+              <w:bottom w:val="single" w:sz="4" w:space="0" w:color="000000"/>
+              <w:right w:val="single" w:sz="4" w:space="0" w:color="000000"/>
+            </w:tcBorders>
+            <w:vAlign w:val="center"/>
+          </w:tcPr>
+          <w:p>
+            <w:pPr>
+              <w:rPr>
+                <w:rFonts w:ascii="Times New Roman" w:hAnsi="Times New Roman" w:cs="Times New Roman"/>
+                <w:sz w:val="26"/>
+                <w:szCs w:val="26"/>
+              </w:rPr>
+            </w:pPr>
+            <w:r>
+              <w:rPr>
+                <w:rFonts w:ascii="Times New Roman" w:hAnsi="Times New Roman" w:cs="Times New Roman"/>
+                <w:sz w:val="26"/>
+                <w:szCs w:val="26"/>
+              </w:rPr>
+              <w:t>3</w:t>
+            </w:r>
+          </w:p>
+        </w:tc>
+        <w:tc>
+          <w:tcPr>
+            <w:tcW w:w="709" w:type="dxa"/>
+            <w:tcBorders>
+              <w:top w:val="single" w:sz="4" w:space="0" w:color="000000"/>
+              <w:left w:val="single" w:sz="4" w:space="0" w:color="000000"/>
+              <w:bottom w:val="single" w:sz="4" w:space="0" w:color="000000"/>
+              <w:right w:val="single" w:sz="4" w:space="0" w:color="000000"/>
+            </w:tcBorders>
+            <w:vAlign w:val="center"/>
+          </w:tcPr>
+          <w:p>
+            <w:pPr>
+              <w:rPr>
+                <w:rFonts w:ascii="Times New Roman" w:hAnsi="Times New Roman" w:cs="Times New Roman"/>
+                <w:sz w:val="26"/>
+                <w:szCs w:val="26"/>
+              </w:rPr>
+            </w:pPr>
+            <w:r>
+              <w:rPr>
+                <w:rFonts w:ascii="Times New Roman" w:hAnsi="Times New Roman" w:cs="Times New Roman"/>
+                <w:sz w:val="26"/>
+                <w:szCs w:val="26"/>
+              </w:rPr>
+              <w:t>1</w:t>
+            </w:r>
+          </w:p>
+        </w:tc>
+        <w:tc>
+          <w:tcPr>
+            <w:tcW w:w="1276" w:type="dxa"/>
+            <w:tcBorders>
+              <w:top w:val="single" w:sz="4" w:space="0" w:color="000000"/>
+              <w:left w:val="single" w:sz="4" w:space="0" w:color="000000"/>
+              <w:bottom w:val="single" w:sz="4" w:space="0" w:color="000000"/>
+              <w:right w:val="single" w:sz="4" w:space="0" w:color="000000"/>
+            </w:tcBorders>
+            <w:vAlign w:val="center"/>
+          </w:tcPr>
+          <w:p>
+            <w:pPr>
+              <w:rPr>
+                <w:rFonts w:ascii="Times New Roman" w:hAnsi="Times New Roman" w:cs="Times New Roman"/>
+                <w:sz w:val="26"/>
+                <w:szCs w:val="26"/>
+              </w:rPr>
+            </w:pPr>
+            <w:r>
+              <w:rPr>
+                <w:rFonts w:ascii="Times New Roman" w:hAnsi="Times New Roman" w:cs="Times New Roman"/>
+                <w:sz w:val="26"/>
+                <w:szCs w:val="26"/>
+              </w:rPr>
+              <w:t>Tin - Robotics</w:t>
+            </w:r>
+          </w:p>
+        </w:tc>
+        <w:tc>
+          <w:tcPr>
+            <w:tcW w:w="992" w:type="dxa"/>
+            <w:tcBorders>
+              <w:top w:val="single" w:sz="4" w:space="0" w:color="000000"/>
+              <w:left w:val="single" w:sz="4" w:space="0" w:color="000000"/>
+              <w:bottom w:val="single" w:sz="4" w:space="0" w:color="000000"/>
+              <w:right w:val="single" w:sz="4" w:space="0" w:color="000000"/>
+            </w:tcBorders>
+            <w:vAlign w:val="center"/>
+          </w:tcPr>
+          <w:p>
+            <w:pPr>
+              <w:rPr>
+                <w:rFonts w:ascii="Times New Roman" w:hAnsi="Times New Roman" w:cs="Times New Roman"/>
+                <w:sz w:val="26"/>
+                <w:szCs w:val="26"/>
+              </w:rPr>
+            </w:pPr>
+            <w:r>
+              <w:rPr>
+                <w:rFonts w:ascii="Times New Roman" w:hAnsi="Times New Roman" w:cs="Times New Roman"/>
+                <w:sz w:val="26"/>
+                <w:szCs w:val="26"/>
+              </w:rPr>
+              <w:t>7A1</w:t>
+            </w:r>
+          </w:p>
+        </w:tc>
+        <w:tc>
+          <w:tcPr>
+            <w:tcW w:w="3260" w:type="dxa"/>
+            <w:tcBorders>
+              <w:top w:val="single" w:sz="4" w:space="0" w:color="000000"/>
+              <w:left w:val="single" w:sz="4" w:space="0" w:color="000000"/>
+              <w:bottom w:val="single" w:sz="4" w:space="0" w:color="000000"/>
+              <w:right w:val="single" w:sz="4" w:space="0" w:color="000000"/>
+            </w:tcBorders>
+            <w:vAlign w:val="center"/>
+          </w:tcPr>
+          <w:p>
+            <w:pPr>
+              <w:rPr>
+                <w:rFonts w:ascii="Times New Roman" w:hAnsi="Times New Roman" w:cs="Times New Roman"/>
+                <w:sz w:val="26"/>
+                <w:szCs w:val="26"/>
+              </w:rPr>
+            </w:pPr>
+            <w:r>
+              <w:rPr>
+                <w:rFonts w:ascii="Times New Roman" w:hAnsi="Times New Roman" w:cs="Times New Roman"/>
+                <w:sz w:val="26"/>
+                <w:szCs w:val="26"/>
+              </w:rPr>
+              <w:t>Bài 1. Động cơ là gì?</w:t>
+            </w:r>
+          </w:p>
+        </w:tc>
+        <w:tc>
+          <w:tcPr>
+            <w:tcW w:w="1967" w:type="dxa"/>
+            <w:tcBorders>
+              <w:top w:val="single" w:sz="4" w:space="0" w:color="000000"/>
+              <w:left w:val="single" w:sz="4" w:space="0" w:color="000000"/>
+              <w:bottom w:val="single" w:sz="4" w:space="0" w:color="000000"/>
+              <w:right w:val="single" w:sz="4" w:space="0" w:color="000000"/>
+            </w:tcBorders>
+            <w:vAlign w:val="center"/>
+          </w:tcPr>
+          <w:p>
+            <w:pPr>
+              <w:rPr>
+                <w:rFonts w:ascii="Times New Roman" w:hAnsi="Times New Roman" w:cs="Times New Roman"/>
+                <w:sz w:val="26"/>
+                <w:szCs w:val="26"/>
+              </w:rPr>
+            </w:pPr>
+            <w:r>
+              <w:rPr>
+                <w:rFonts w:ascii="Times New Roman" w:hAnsi="Times New Roman" w:cs="Times New Roman"/>
+                <w:sz w:val="26"/>
+                <w:szCs w:val="26"/>
+              </w:rPr>
+              <w:t>Bộ Kit Robotics</w:t>
+            </w:r>
+          </w:p>
+        </w:tc>
+      </w:tr>
+      <w:tr>
+        <w:trPr>
+          <w:trHeight w:val="262"/>
+        </w:trPr>
+        <w:tc>
+          <w:tcPr>
+            <w:tcW w:w="1096" w:type="dxa"/>
+            <w:vMerge/>
+            <w:tcBorders>
+              <w:left w:val="single" w:sz="4" w:space="0" w:color="000000"/>
+              <w:right w:val="single" w:sz="4" w:space="0" w:color="000000"/>
+            </w:tcBorders>
+            <w:vAlign w:val="center"/>
+          </w:tcPr>
+          <w:p>
+            <w:pPr>
+              <w:widowControl w:val="0"/>
+              <w:jc w:val="center"/>
+              <w:rPr>
+                <w:rFonts w:ascii="Times New Roman" w:eastAsia="Times New Roman" w:hAnsi="Times New Roman" w:cs="Times New Roman"/>
+                <w:b/>
+                <w:bCs/>
+                <w:sz w:val="26"/>
+                <w:szCs w:val="26"/>
+              </w:rPr>
+            </w:pPr>
+          </w:p>
+        </w:tc>
+        <w:tc>
+          <w:tcPr>
+            <w:tcW w:w="850" w:type="dxa"/>
+            <w:tcBorders>
+              <w:top w:val="single" w:sz="4" w:space="0" w:color="000000"/>
+              <w:left w:val="single" w:sz="4" w:space="0" w:color="000000"/>
+              <w:bottom w:val="single" w:sz="4" w:space="0" w:color="000000"/>
+              <w:right w:val="single" w:sz="4" w:space="0" w:color="000000"/>
+            </w:tcBorders>
+            <w:vAlign w:val="center"/>
+          </w:tcPr>
+          <w:p>
+            <w:pPr>
+              <w:rPr>
+                <w:rFonts w:ascii="Times New Roman" w:hAnsi="Times New Roman" w:cs="Times New Roman"/>
+                <w:sz w:val="26"/>
+                <w:szCs w:val="26"/>
+              </w:rPr>
+            </w:pPr>
+            <w:r>
+              <w:rPr>
+                <w:rFonts w:ascii="Times New Roman" w:hAnsi="Times New Roman" w:cs="Times New Roman"/>
+                <w:sz w:val="26"/>
+                <w:szCs w:val="26"/>
+              </w:rPr>
+              <w:t>4</w:t>
+            </w:r>
+          </w:p>
+        </w:tc>
+        <w:tc>
+          <w:tcPr>
+            <w:tcW w:w="709" w:type="dxa"/>
+            <w:tcBorders>
+              <w:top w:val="single" w:sz="4" w:space="0" w:color="000000"/>
+              <w:left w:val="single" w:sz="4" w:space="0" w:color="000000"/>
+              <w:bottom w:val="single" w:sz="4" w:space="0" w:color="000000"/>
+              <w:right w:val="single" w:sz="4" w:space="0" w:color="000000"/>
+            </w:tcBorders>
+            <w:vAlign w:val="center"/>
+          </w:tcPr>
+          <w:p>
+            <w:pPr>
+              <w:rPr>
+                <w:rFonts w:ascii="Times New Roman" w:hAnsi="Times New Roman" w:cs="Times New Roman"/>
+                <w:sz w:val="26"/>
+                <w:szCs w:val="26"/>
+              </w:rPr>
+            </w:pPr>
+            <w:r>
+              <w:rPr>
+                <w:rFonts w:ascii="Times New Roman" w:hAnsi="Times New Roman" w:cs="Times New Roman"/>
+                <w:sz w:val="26"/>
+                <w:szCs w:val="26"/>
+              </w:rPr>
+              <w:t>2</w:t>
+            </w:r>
+          </w:p>
+        </w:tc>
+        <w:tc>
+          <w:tcPr>
+            <w:tcW w:w="1276" w:type="dxa"/>
+            <w:tcBorders>
+              <w:top w:val="single" w:sz="4" w:space="0" w:color="000000"/>
+              <w:left w:val="single" w:sz="4" w:space="0" w:color="000000"/>
+              <w:bottom w:val="single" w:sz="4" w:space="0" w:color="000000"/>
+              <w:right w:val="single" w:sz="4" w:space="0" w:color="000000"/>
+            </w:tcBorders>
+            <w:vAlign w:val="center"/>
+          </w:tcPr>
+          <w:p>
+            <w:pPr>
+              <w:rPr>
+                <w:rFonts w:ascii="Times New Roman" w:hAnsi="Times New Roman" w:cs="Times New Roman"/>
+                <w:sz w:val="26"/>
+                <w:szCs w:val="26"/>
+              </w:rPr>
+            </w:pPr>
+            <w:r>
+              <w:rPr>
+                <w:rFonts w:ascii="Times New Roman" w:hAnsi="Times New Roman" w:cs="Times New Roman"/>
+                <w:sz w:val="26"/>
+                <w:szCs w:val="26"/>
+              </w:rPr>
+              <w:t>Tin - Robotics</w:t>
+            </w:r>
+          </w:p>
+        </w:tc>
+        <w:tc>
+          <w:tcPr>
+            <w:tcW w:w="992" w:type="dxa"/>
+            <w:tcBorders>
+              <w:top w:val="single" w:sz="4" w:space="0" w:color="000000"/>
+              <w:left w:val="single" w:sz="4" w:space="0" w:color="000000"/>
+              <w:bottom w:val="single" w:sz="4" w:space="0" w:color="000000"/>
+              <w:right w:val="single" w:sz="4" w:space="0" w:color="000000"/>
+            </w:tcBorders>
+            <w:vAlign w:val="center"/>
+          </w:tcPr>
+          <w:p>
+            <w:pPr>
+              <w:rPr>
+                <w:rFonts w:ascii="Times New Roman" w:hAnsi="Times New Roman" w:cs="Times New Roman"/>
+                <w:sz w:val="26"/>
+                <w:szCs w:val="26"/>
+              </w:rPr>
+            </w:pPr>
+            <w:r>
+              <w:rPr>
+                <w:rFonts w:ascii="Times New Roman" w:hAnsi="Times New Roman" w:cs="Times New Roman"/>
+                <w:sz w:val="26"/>
+                <w:szCs w:val="26"/>
+              </w:rPr>
+              <w:t>7A1</w:t>
+            </w:r>
+          </w:p>
+        </w:tc>
+        <w:tc>
+          <w:tcPr>
+            <w:tcW w:w="3260" w:type="dxa"/>
+            <w:tcBorders>
+              <w:top w:val="single" w:sz="4" w:space="0" w:color="000000"/>
+              <w:left w:val="single" w:sz="4" w:space="0" w:color="000000"/>
+              <w:bottom w:val="single" w:sz="4" w:space="0" w:color="000000"/>
+              <w:right w:val="single" w:sz="4" w:space="0" w:color="000000"/>
+            </w:tcBorders>
+            <w:vAlign w:val="center"/>
+          </w:tcPr>
+          <w:p>
+            <w:pPr>
+              <w:rPr>
+                <w:rFonts w:ascii="Times New Roman" w:hAnsi="Times New Roman" w:cs="Times New Roman"/>
+                <w:sz w:val="26"/>
+                <w:szCs w:val="26"/>
+              </w:rPr>
+            </w:pPr>
+            <w:r>
+              <w:rPr>
+                <w:rFonts w:ascii="Times New Roman" w:hAnsi="Times New Roman" w:cs="Times New Roman"/>
+                <w:sz w:val="26"/>
+                <w:szCs w:val="26"/>
+              </w:rPr>
+              <w:t>Bài 2. Robot cố định vật</w:t>
+            </w:r>
+          </w:p>
+        </w:tc>
+        <w:tc>
+          <w:tcPr>
+            <w:tcW w:w="1967" w:type="dxa"/>
+            <w:tcBorders>
+              <w:top w:val="single" w:sz="4" w:space="0" w:color="000000"/>
+              <w:left w:val="single" w:sz="4" w:space="0" w:color="000000"/>
+              <w:bottom w:val="single" w:sz="4" w:space="0" w:color="000000"/>
+              <w:right w:val="single" w:sz="4" w:space="0" w:color="000000"/>
+            </w:tcBorders>
+            <w:vAlign w:val="center"/>
+          </w:tcPr>
+          <w:p>
+            <w:pPr>
+              <w:rPr>
+                <w:rFonts w:ascii="Times New Roman" w:hAnsi="Times New Roman" w:cs="Times New Roman"/>
+                <w:sz w:val="26"/>
+                <w:szCs w:val="26"/>
+              </w:rPr>
+            </w:pPr>
+            <w:r>
+              <w:rPr>
+                <w:rFonts w:ascii="Times New Roman" w:hAnsi="Times New Roman" w:cs="Times New Roman"/>
+                <w:sz w:val="26"/>
+                <w:szCs w:val="26"/>
+              </w:rPr>
+              <w:t>Bộ Kit Robotics</w:t>
+            </w:r>
+          </w:p>
+        </w:tc>
+      </w:tr>
+      <w:tr>
+        <w:trPr>
+          <w:trHeight w:val="262"/>
+        </w:trPr>
+        <w:tc>
+          <w:tcPr>
+            <w:tcW w:w="1096" w:type="dxa"/>
+            <w:vMerge/>
+            <w:tcBorders>
+              <w:left w:val="single" w:sz="4" w:space="0" w:color="000000"/>
+              <w:right w:val="single" w:sz="4" w:space="0" w:color="000000"/>
+            </w:tcBorders>
+            <w:vAlign w:val="center"/>
+          </w:tcPr>
+          <w:p>
+            <w:pPr>
+              <w:widowControl w:val="0"/>
+              <w:jc w:val="center"/>
+              <w:rPr>
+                <w:rFonts w:ascii="Times New Roman" w:hAnsi="Times New Roman" w:cs="Times New Roman"/>
+                <w:b/>
+                <w:bCs/>
+                <w:sz w:val="26"/>
+                <w:szCs w:val="26"/>
+              </w:rPr>
+            </w:pPr>
+          </w:p>
+        </w:tc>
+        <w:tc>
+          <w:tcPr>
+            <w:tcW w:w="850" w:type="dxa"/>
+            <w:tcBorders>
+              <w:top w:val="single" w:sz="4" w:space="0" w:color="000000"/>
+              <w:left w:val="single" w:sz="4" w:space="0" w:color="000000"/>
+              <w:bottom w:val="single" w:sz="4" w:space="0" w:color="000000"/>
+              <w:right w:val="single" w:sz="4" w:space="0" w:color="000000"/>
+            </w:tcBorders>
+            <w:vAlign w:val="center"/>
+          </w:tcPr>
+          <w:p>
+            <w:pPr>
+              <w:rPr>
+                <w:rFonts w:ascii="Times New Roman" w:hAnsi="Times New Roman" w:cs="Times New Roman"/>
+                <w:sz w:val="26"/>
+                <w:szCs w:val="26"/>
+              </w:rPr>
+            </w:pPr>
+            <w:r>
+              <w:rPr>
+                <w:rFonts w:ascii="Times New Roman" w:hAnsi="Times New Roman" w:cs="Times New Roman"/>
+                <w:sz w:val="26"/>
+                <w:szCs w:val="26"/>
+              </w:rPr>
+              <w:t>5</w:t>
+            </w:r>
+          </w:p>
+        </w:tc>
+        <w:tc>
+          <w:tcPr>
+            <w:tcW w:w="709" w:type="dxa"/>
+            <w:tcBorders>
+              <w:top w:val="single" w:sz="4" w:space="0" w:color="000000"/>
+              <w:left w:val="single" w:sz="4" w:space="0" w:color="000000"/>
+              <w:bottom w:val="single" w:sz="4" w:space="0" w:color="000000"/>
+              <w:right w:val="single" w:sz="4" w:space="0" w:color="000000"/>
+            </w:tcBorders>
+            <w:vAlign w:val="center"/>
+          </w:tcPr>
+          <w:p>
+            <w:pPr>
+              <w:rPr>
+                <w:rFonts w:ascii="Times New Roman" w:hAnsi="Times New Roman" w:cs="Times New Roman"/>
+                <w:sz w:val="26"/>
+                <w:szCs w:val="26"/>
+              </w:rPr>
+            </w:pPr>
+          </w:p>
+        </w:tc>
+        <w:tc>
+          <w:tcPr>
+            <w:tcW w:w="1276" w:type="dxa"/>
+            <w:tcBorders>
+              <w:top w:val="single" w:sz="4" w:space="0" w:color="000000"/>
+              <w:left w:val="single" w:sz="4" w:space="0" w:color="000000"/>
+              <w:bottom w:val="single" w:sz="4" w:space="0" w:color="000000"/>
+              <w:right w:val="single" w:sz="4" w:space="0" w:color="000000"/>
+            </w:tcBorders>
+            <w:vAlign w:val="center"/>
+          </w:tcPr>
+          <w:p>
+            <w:pPr>
+              <w:rPr>
+                <w:rFonts w:ascii="Times New Roman" w:hAnsi="Times New Roman" w:cs="Times New Roman"/>
+                <w:sz w:val="26"/>
+                <w:szCs w:val="26"/>
+              </w:rPr>
+            </w:pPr>
+          </w:p>
+        </w:tc>
+        <w:tc>
+          <w:tcPr>
+            <w:tcW w:w="992" w:type="dxa"/>
+            <w:tcBorders>
+              <w:top w:val="single" w:sz="4" w:space="0" w:color="000000"/>
+              <w:left w:val="single" w:sz="4" w:space="0" w:color="000000"/>
+              <w:bottom w:val="single" w:sz="4" w:space="0" w:color="000000"/>
+              <w:right w:val="single" w:sz="4" w:space="0" w:color="000000"/>
+            </w:tcBorders>
+            <w:vAlign w:val="center"/>
+          </w:tcPr>
+          <w:p>
+            <w:pPr>
+              <w:rPr>
+                <w:rFonts w:ascii="Times New Roman" w:hAnsi="Times New Roman" w:cs="Times New Roman"/>
+                <w:sz w:val="26"/>
+                <w:szCs w:val="26"/>
+              </w:rPr>
+            </w:pPr>
+          </w:p>
+        </w:tc>
+        <w:tc>
+          <w:tcPr>
+            <w:tcW w:w="3260" w:type="dxa"/>
+            <w:tcBorders>
+              <w:top w:val="single" w:sz="4" w:space="0" w:color="000000"/>
+              <w:left w:val="single" w:sz="4" w:space="0" w:color="000000"/>
+              <w:bottom w:val="single" w:sz="4" w:space="0" w:color="000000"/>
+              <w:right w:val="single" w:sz="4" w:space="0" w:color="000000"/>
+            </w:tcBorders>
+            <w:vAlign w:val="center"/>
+          </w:tcPr>
+          <w:p>
+            <w:pPr>
+              <w:rPr>
+                <w:rFonts w:ascii="Times New Roman" w:hAnsi="Times New Roman" w:cs="Times New Roman"/>
+                <w:sz w:val="26"/>
+                <w:szCs w:val="26"/>
+              </w:rPr>
+            </w:pPr>
+          </w:p>
+        </w:tc>
+        <w:tc>
+          <w:tcPr>
+            <w:tcW w:w="1967" w:type="dxa"/>
+            <w:tcBorders>
+              <w:top w:val="single" w:sz="4" w:space="0" w:color="000000"/>
+              <w:left w:val="single" w:sz="4" w:space="0" w:color="000000"/>
+              <w:bottom w:val="single" w:sz="4" w:space="0" w:color="000000"/>
+              <w:right w:val="single" w:sz="4" w:space="0" w:color="000000"/>
+            </w:tcBorders>
+            <w:vAlign w:val="center"/>
+          </w:tcPr>
+          <w:p>
+            <w:pPr>
+              <w:rPr>
+                <w:rFonts w:ascii="Times New Roman" w:hAnsi="Times New Roman" w:cs="Times New Roman"/>
+                <w:sz w:val="26"/>
+                <w:szCs w:val="26"/>
+              </w:rPr>
+            </w:pPr>
+          </w:p>
+        </w:tc>
+      </w:tr>
+      <w:tr>
+        <w:trPr>
+          <w:trHeight w:val="262"/>
+        </w:trPr>
+        <w:tc>
+          <w:tcPr>
+            <w:tcW w:w="1096" w:type="dxa"/>
+            <w:vMerge w:val="restart"/>
+            <w:tcBorders>
+              <w:left w:val="single" w:sz="4" w:space="0" w:color="000000"/>
+              <w:right w:val="single" w:sz="4" w:space="0" w:color="000000"/>
+            </w:tcBorders>
+            <w:vAlign w:val="center"/>
+          </w:tcPr>
+          <w:p>
+            <w:pPr>
+              <w:rPr>
+                <w:rFonts w:ascii="Times New Roman" w:hAnsi="Times New Roman" w:cs="Times New Roman"/>
+                <w:sz w:val="26"/>
+                <w:szCs w:val="26"/>
+              </w:rPr>
+            </w:pPr>
+            <w:r>
+              <w:rPr>
+                <w:rFonts w:ascii="Times New Roman" w:hAnsi="Times New Roman" w:cs="Times New Roman"/>
+                <w:sz w:val="26"/>
+                <w:szCs w:val="26"/>
+              </w:rPr>
+              <w:t>Tư (19/08)</w:t>
+            </w:r>
+          </w:p>
+        </w:tc>
+        <w:tc>
+          <w:tcPr>
+            <w:tcW w:w="850" w:type="dxa"/>
+            <w:tcBorders>
+              <w:top w:val="single" w:sz="4" w:space="0" w:color="000000"/>
+              <w:left w:val="single" w:sz="4" w:space="0" w:color="000000"/>
+              <w:bottom w:val="single" w:sz="4" w:space="0" w:color="000000"/>
+              <w:right w:val="single" w:sz="4" w:space="0" w:color="000000"/>
+            </w:tcBorders>
+            <w:vAlign w:val="center"/>
+          </w:tcPr>
+          <w:p>
+            <w:pPr>
+              <w:rPr>
+                <w:rFonts w:ascii="Times New Roman" w:hAnsi="Times New Roman" w:cs="Times New Roman"/>
+                <w:sz w:val="26"/>
+                <w:szCs w:val="26"/>
+              </w:rPr>
+            </w:pPr>
+            <w:r>
+              <w:rPr>
+                <w:rFonts w:ascii="Times New Roman" w:hAnsi="Times New Roman" w:cs="Times New Roman"/>
+                <w:sz w:val="26"/>
+                <w:szCs w:val="26"/>
+              </w:rPr>
+              <w:t>1</w:t>
+            </w:r>
+          </w:p>
+        </w:tc>
+        <w:tc>
+          <w:tcPr>
+            <w:tcW w:w="709" w:type="dxa"/>
+            <w:tcBorders>
+              <w:top w:val="single" w:sz="4" w:space="0" w:color="000000"/>
+              <w:left w:val="single" w:sz="4" w:space="0" w:color="000000"/>
+              <w:bottom w:val="single" w:sz="4" w:space="0" w:color="000000"/>
+              <w:right w:val="single" w:sz="4" w:space="0" w:color="000000"/>
+            </w:tcBorders>
+            <w:vAlign w:val="center"/>
+          </w:tcPr>
+          <w:p>
+            <w:pPr>
+              <w:rPr>
+                <w:rFonts w:ascii="Times New Roman" w:hAnsi="Times New Roman" w:cs="Times New Roman"/>
+                <w:sz w:val="26"/>
+                <w:szCs w:val="26"/>
+              </w:rPr>
+            </w:pPr>
+          </w:p>
+        </w:tc>
+        <w:tc>
+          <w:tcPr>
+            <w:tcW w:w="1276" w:type="dxa"/>
+            <w:tcBorders>
+              <w:top w:val="single" w:sz="4" w:space="0" w:color="000000"/>
+              <w:left w:val="single" w:sz="4" w:space="0" w:color="000000"/>
+              <w:bottom w:val="single" w:sz="4" w:space="0" w:color="000000"/>
+              <w:right w:val="single" w:sz="4" w:space="0" w:color="000000"/>
+            </w:tcBorders>
+            <w:vAlign w:val="center"/>
+          </w:tcPr>
+          <w:p>
+            <w:pPr>
+              <w:rPr>
+                <w:rFonts w:ascii="Times New Roman" w:hAnsi="Times New Roman" w:cs="Times New Roman"/>
+                <w:sz w:val="26"/>
+                <w:szCs w:val="26"/>
+              </w:rPr>
+            </w:pPr>
+          </w:p>
+        </w:tc>
+        <w:tc>
+          <w:tcPr>
+            <w:tcW w:w="992" w:type="dxa"/>
+            <w:tcBorders>
+              <w:top w:val="single" w:sz="4" w:space="0" w:color="000000"/>
+              <w:left w:val="single" w:sz="4" w:space="0" w:color="000000"/>
+              <w:bottom w:val="single" w:sz="4" w:space="0" w:color="000000"/>
+              <w:right w:val="single" w:sz="4" w:space="0" w:color="000000"/>
+            </w:tcBorders>
+            <w:vAlign w:val="center"/>
+          </w:tcPr>
+          <w:p>
+            <w:pPr>
+              <w:rPr>
+                <w:rFonts w:ascii="Times New Roman" w:hAnsi="Times New Roman" w:cs="Times New Roman"/>
+                <w:sz w:val="26"/>
+                <w:szCs w:val="26"/>
+              </w:rPr>
+            </w:pPr>
+          </w:p>
+        </w:tc>
+        <w:tc>
+          <w:tcPr>
+            <w:tcW w:w="3260" w:type="dxa"/>
+            <w:tcBorders>
+              <w:top w:val="single" w:sz="4" w:space="0" w:color="000000"/>
+              <w:left w:val="single" w:sz="4" w:space="0" w:color="000000"/>
+              <w:bottom w:val="single" w:sz="4" w:space="0" w:color="000000"/>
+              <w:right w:val="single" w:sz="4" w:space="0" w:color="000000"/>
+            </w:tcBorders>
+            <w:vAlign w:val="center"/>
+          </w:tcPr>
+          <w:p>
+            <w:pPr>
+              <w:rPr>
+                <w:rFonts w:ascii="Times New Roman" w:hAnsi="Times New Roman" w:cs="Times New Roman"/>
+                <w:sz w:val="26"/>
+                <w:szCs w:val="26"/>
+              </w:rPr>
+            </w:pPr>
+          </w:p>
+        </w:tc>
+        <w:tc>
+          <w:tcPr>
+            <w:tcW w:w="1967" w:type="dxa"/>
+            <w:tcBorders>
+              <w:top w:val="single" w:sz="4" w:space="0" w:color="000000"/>
+              <w:left w:val="single" w:sz="4" w:space="0" w:color="000000"/>
+              <w:bottom w:val="single" w:sz="4" w:space="0" w:color="000000"/>
+              <w:right w:val="single" w:sz="4" w:space="0" w:color="000000"/>
+            </w:tcBorders>
+            <w:vAlign w:val="center"/>
+          </w:tcPr>
+          <w:p>
+            <w:pPr>
+              <w:rPr>
+                <w:rFonts w:ascii="Times New Roman" w:hAnsi="Times New Roman" w:cs="Times New Roman"/>
+                <w:sz w:val="26"/>
+                <w:szCs w:val="26"/>
+              </w:rPr>
+            </w:pPr>
+          </w:p>
+        </w:tc>
+      </w:tr>
+      <w:tr>
+        <w:trPr>
+          <w:trHeight w:val="262"/>
+        </w:trPr>
+        <w:tc>
+          <w:tcPr>
+            <w:tcW w:w="1096" w:type="dxa"/>
+            <w:vMerge/>
+            <w:tcBorders>
+              <w:left w:val="single" w:sz="4" w:space="0" w:color="000000"/>
+              <w:right w:val="single" w:sz="4" w:space="0" w:color="000000"/>
+            </w:tcBorders>
+            <w:vAlign w:val="center"/>
+          </w:tcPr>
+          <w:p>
+            <w:pPr>
+              <w:widowControl w:val="0"/>
+              <w:jc w:val="center"/>
+              <w:rPr>
+                <w:rFonts w:ascii="Times New Roman" w:hAnsi="Times New Roman" w:cs="Times New Roman"/>
+                <w:b/>
+                <w:bCs/>
+                <w:sz w:val="26"/>
+                <w:szCs w:val="26"/>
+              </w:rPr>
+            </w:pPr>
+          </w:p>
+        </w:tc>
+        <w:tc>
+          <w:tcPr>
+            <w:tcW w:w="850" w:type="dxa"/>
+            <w:tcBorders>
+              <w:top w:val="single" w:sz="4" w:space="0" w:color="000000"/>
+              <w:left w:val="single" w:sz="4" w:space="0" w:color="000000"/>
+              <w:bottom w:val="single" w:sz="4" w:space="0" w:color="000000"/>
+              <w:right w:val="single" w:sz="4" w:space="0" w:color="000000"/>
+            </w:tcBorders>
+            <w:vAlign w:val="center"/>
+          </w:tcPr>
+          <w:p>
+            <w:pPr>
+              <w:rPr>
+                <w:rFonts w:ascii="Times New Roman" w:hAnsi="Times New Roman" w:cs="Times New Roman"/>
+                <w:sz w:val="26"/>
+                <w:szCs w:val="26"/>
+              </w:rPr>
+            </w:pPr>
+            <w:r>
+              <w:rPr>
+                <w:rFonts w:ascii="Times New Roman" w:hAnsi="Times New Roman" w:cs="Times New Roman"/>
+                <w:sz w:val="26"/>
+                <w:szCs w:val="26"/>
+              </w:rPr>
+              <w:t>2</w:t>
+            </w:r>
+          </w:p>
+        </w:tc>
+        <w:tc>
+          <w:tcPr>
+            <w:tcW w:w="709" w:type="dxa"/>
+            <w:tcBorders>
+              <w:top w:val="single" w:sz="4" w:space="0" w:color="000000"/>
+              <w:left w:val="single" w:sz="4" w:space="0" w:color="000000"/>
+              <w:bottom w:val="single" w:sz="4" w:space="0" w:color="000000"/>
+              <w:right w:val="single" w:sz="4" w:space="0" w:color="000000"/>
+            </w:tcBorders>
+            <w:vAlign w:val="center"/>
+          </w:tcPr>
+          <w:p>
+            <w:pPr>
+              <w:rPr>
+                <w:rFonts w:ascii="Times New Roman" w:hAnsi="Times New Roman" w:cs="Times New Roman"/>
+                <w:sz w:val="26"/>
+                <w:szCs w:val="26"/>
+              </w:rPr>
+            </w:pPr>
+          </w:p>
+        </w:tc>
+        <w:tc>
+          <w:tcPr>
+            <w:tcW w:w="1276" w:type="dxa"/>
+            <w:tcBorders>
+              <w:top w:val="single" w:sz="4" w:space="0" w:color="000000"/>
+              <w:left w:val="single" w:sz="4" w:space="0" w:color="000000"/>
+              <w:bottom w:val="single" w:sz="4" w:space="0" w:color="000000"/>
+              <w:right w:val="single" w:sz="4" w:space="0" w:color="000000"/>
+            </w:tcBorders>
+            <w:vAlign w:val="center"/>
+          </w:tcPr>
+          <w:p>
+            <w:pPr>
+              <w:rPr>
+                <w:rFonts w:ascii="Times New Roman" w:hAnsi="Times New Roman" w:cs="Times New Roman"/>
+                <w:sz w:val="26"/>
+                <w:szCs w:val="26"/>
+              </w:rPr>
+            </w:pPr>
+          </w:p>
+        </w:tc>
+        <w:tc>
+          <w:tcPr>
+            <w:tcW w:w="992" w:type="dxa"/>
+            <w:tcBorders>
+              <w:top w:val="single" w:sz="4" w:space="0" w:color="000000"/>
+              <w:left w:val="single" w:sz="4" w:space="0" w:color="000000"/>
+              <w:bottom w:val="single" w:sz="4" w:space="0" w:color="000000"/>
+              <w:right w:val="single" w:sz="4" w:space="0" w:color="000000"/>
+            </w:tcBorders>
+            <w:vAlign w:val="center"/>
+          </w:tcPr>
+          <w:p>
+            <w:pPr>
+              <w:rPr>
+                <w:rFonts w:ascii="Times New Roman" w:hAnsi="Times New Roman" w:cs="Times New Roman"/>
+                <w:sz w:val="26"/>
+                <w:szCs w:val="26"/>
+              </w:rPr>
+            </w:pPr>
+          </w:p>
+        </w:tc>
+        <w:tc>
+          <w:tcPr>
+            <w:tcW w:w="3260" w:type="dxa"/>
+            <w:tcBorders>
+              <w:top w:val="single" w:sz="4" w:space="0" w:color="000000"/>
+              <w:left w:val="single" w:sz="4" w:space="0" w:color="000000"/>
+              <w:bottom w:val="single" w:sz="4" w:space="0" w:color="000000"/>
+              <w:right w:val="single" w:sz="4" w:space="0" w:color="000000"/>
+            </w:tcBorders>
+            <w:vAlign w:val="center"/>
+          </w:tcPr>
+          <w:p>
+            <w:pPr>
+              <w:rPr>
+                <w:rFonts w:ascii="Times New Roman" w:hAnsi="Times New Roman" w:cs="Times New Roman"/>
+                <w:sz w:val="26"/>
+                <w:szCs w:val="26"/>
+              </w:rPr>
+            </w:pPr>
+          </w:p>
+        </w:tc>
+        <w:tc>
+          <w:tcPr>
+            <w:tcW w:w="1967" w:type="dxa"/>
+            <w:tcBorders>
+              <w:top w:val="single" w:sz="4" w:space="0" w:color="000000"/>
+              <w:left w:val="single" w:sz="4" w:space="0" w:color="000000"/>
+              <w:bottom w:val="single" w:sz="4" w:space="0" w:color="000000"/>
+              <w:right w:val="single" w:sz="4" w:space="0" w:color="000000"/>
+            </w:tcBorders>
+            <w:vAlign w:val="center"/>
+          </w:tcPr>
+          <w:p>
+            <w:pPr>
+              <w:rPr>
+                <w:rFonts w:ascii="Times New Roman" w:hAnsi="Times New Roman" w:cs="Times New Roman"/>
+                <w:sz w:val="26"/>
+                <w:szCs w:val="26"/>
+              </w:rPr>
+            </w:pPr>
+          </w:p>
+        </w:tc>
+      </w:tr>
+      <w:tr>
+        <w:trPr>
+          <w:trHeight w:val="262"/>
+        </w:trPr>
+        <w:tc>
+          <w:tcPr>
+            <w:tcW w:w="1096" w:type="dxa"/>
+            <w:vMerge/>
+            <w:tcBorders>
+              <w:left w:val="single" w:sz="4" w:space="0" w:color="000000"/>
+              <w:right w:val="single" w:sz="4" w:space="0" w:color="000000"/>
+            </w:tcBorders>
+            <w:vAlign w:val="center"/>
+          </w:tcPr>
+          <w:p>
+            <w:pPr>
+              <w:widowControl w:val="0"/>
+              <w:jc w:val="center"/>
+              <w:rPr>
+                <w:rFonts w:ascii="Times New Roman" w:hAnsi="Times New Roman" w:cs="Times New Roman"/>
+                <w:b/>
+                <w:bCs/>
+                <w:sz w:val="26"/>
+                <w:szCs w:val="26"/>
+              </w:rPr>
+            </w:pPr>
+          </w:p>
+        </w:tc>
+        <w:tc>
+          <w:tcPr>
+            <w:tcW w:w="850" w:type="dxa"/>
+            <w:tcBorders>
+              <w:top w:val="single" w:sz="4" w:space="0" w:color="000000"/>
+              <w:left w:val="single" w:sz="4" w:space="0" w:color="000000"/>
+              <w:bottom w:val="single" w:sz="4" w:space="0" w:color="000000"/>
+              <w:right w:val="single" w:sz="4" w:space="0" w:color="000000"/>
+            </w:tcBorders>
+            <w:vAlign w:val="center"/>
+          </w:tcPr>
+          <w:p>
+            <w:pPr>
+              <w:rPr>
+                <w:rFonts w:ascii="Times New Roman" w:hAnsi="Times New Roman" w:cs="Times New Roman"/>
+                <w:sz w:val="26"/>
+                <w:szCs w:val="26"/>
+              </w:rPr>
+            </w:pPr>
+            <w:r>
+              <w:rPr>
+                <w:rFonts w:ascii="Times New Roman" w:hAnsi="Times New Roman" w:cs="Times New Roman"/>
+                <w:sz w:val="26"/>
+                <w:szCs w:val="26"/>
+              </w:rPr>
+              <w:t>3</w:t>
+            </w:r>
+          </w:p>
+        </w:tc>
+        <w:tc>
+          <w:tcPr>
+            <w:tcW w:w="709" w:type="dxa"/>
+            <w:tcBorders>
+              <w:top w:val="single" w:sz="4" w:space="0" w:color="000000"/>
+              <w:left w:val="single" w:sz="4" w:space="0" w:color="000000"/>
+              <w:bottom w:val="single" w:sz="4" w:space="0" w:color="000000"/>
+              <w:right w:val="single" w:sz="4" w:space="0" w:color="000000"/>
+            </w:tcBorders>
+            <w:vAlign w:val="center"/>
+          </w:tcPr>
+          <w:p>
+            <w:pPr>
+              <w:rPr>
+                <w:rFonts w:ascii="Times New Roman" w:hAnsi="Times New Roman" w:cs="Times New Roman"/>
+                <w:sz w:val="26"/>
+                <w:szCs w:val="26"/>
+              </w:rPr>
+            </w:pPr>
+          </w:p>
+        </w:tc>
+        <w:tc>
+          <w:tcPr>
+            <w:tcW w:w="1276" w:type="dxa"/>
+            <w:tcBorders>
+              <w:top w:val="single" w:sz="4" w:space="0" w:color="000000"/>
+              <w:left w:val="single" w:sz="4" w:space="0" w:color="000000"/>
+              <w:bottom w:val="single" w:sz="4" w:space="0" w:color="000000"/>
+              <w:right w:val="single" w:sz="4" w:space="0" w:color="000000"/>
+            </w:tcBorders>
+            <w:vAlign w:val="center"/>
+          </w:tcPr>
+          <w:p>
+            <w:pPr>
+              <w:rPr>
+                <w:rFonts w:ascii="Times New Roman" w:hAnsi="Times New Roman" w:cs="Times New Roman"/>
+                <w:sz w:val="26"/>
+                <w:szCs w:val="26"/>
+              </w:rPr>
+            </w:pPr>
+          </w:p>
+        </w:tc>
+        <w:tc>
+          <w:tcPr>
+            <w:tcW w:w="992" w:type="dxa"/>
+            <w:tcBorders>
+              <w:top w:val="single" w:sz="4" w:space="0" w:color="000000"/>
+              <w:left w:val="single" w:sz="4" w:space="0" w:color="000000"/>
+              <w:bottom w:val="single" w:sz="4" w:space="0" w:color="000000"/>
+              <w:right w:val="single" w:sz="4" w:space="0" w:color="000000"/>
+            </w:tcBorders>
+            <w:vAlign w:val="center"/>
+          </w:tcPr>
+          <w:p>
+            <w:pPr>
+              <w:rPr>
+                <w:rFonts w:ascii="Times New Roman" w:hAnsi="Times New Roman" w:cs="Times New Roman"/>
+                <w:sz w:val="26"/>
+                <w:szCs w:val="26"/>
+              </w:rPr>
+            </w:pPr>
+          </w:p>
+        </w:tc>
+        <w:tc>
+          <w:tcPr>
+            <w:tcW w:w="3260" w:type="dxa"/>
+            <w:tcBorders>
+              <w:top w:val="single" w:sz="4" w:space="0" w:color="000000"/>
+              <w:left w:val="single" w:sz="4" w:space="0" w:color="000000"/>
+              <w:bottom w:val="single" w:sz="4" w:space="0" w:color="000000"/>
+              <w:right w:val="single" w:sz="4" w:space="0" w:color="000000"/>
+            </w:tcBorders>
+            <w:vAlign w:val="center"/>
+          </w:tcPr>
+          <w:p>
+            <w:pPr>
+              <w:rPr>
+                <w:rFonts w:ascii="Times New Roman" w:hAnsi="Times New Roman" w:cs="Times New Roman"/>
+                <w:sz w:val="26"/>
+                <w:szCs w:val="26"/>
+              </w:rPr>
+            </w:pPr>
+          </w:p>
+        </w:tc>
+        <w:tc>
+          <w:tcPr>
+            <w:tcW w:w="1967" w:type="dxa"/>
+            <w:tcBorders>
+              <w:top w:val="single" w:sz="4" w:space="0" w:color="000000"/>
+              <w:left w:val="single" w:sz="4" w:space="0" w:color="000000"/>
+              <w:bottom w:val="single" w:sz="4" w:space="0" w:color="000000"/>
+              <w:right w:val="single" w:sz="4" w:space="0" w:color="000000"/>
+            </w:tcBorders>
+            <w:vAlign w:val="center"/>
+          </w:tcPr>
+          <w:p>
+            <w:pPr>
+              <w:rPr>
+                <w:rFonts w:ascii="Times New Roman" w:hAnsi="Times New Roman" w:cs="Times New Roman"/>
+                <w:sz w:val="26"/>
+                <w:szCs w:val="26"/>
+              </w:rPr>
+            </w:pPr>
+          </w:p>
+        </w:tc>
+      </w:tr>
+      <w:tr>
+        <w:trPr>
+          <w:trHeight w:val="262"/>
+        </w:trPr>
+        <w:tc>
+          <w:tcPr>
+            <w:tcW w:w="1096" w:type="dxa"/>
+            <w:vMerge/>
+            <w:tcBorders>
+              <w:left w:val="single" w:sz="4" w:space="0" w:color="000000"/>
+              <w:right w:val="single" w:sz="4" w:space="0" w:color="000000"/>
+            </w:tcBorders>
+            <w:vAlign w:val="center"/>
+          </w:tcPr>
+          <w:p>
+            <w:pPr>
+              <w:widowControl w:val="0"/>
+              <w:jc w:val="center"/>
+              <w:rPr>
+                <w:rFonts w:ascii="Times New Roman" w:hAnsi="Times New Roman" w:cs="Times New Roman"/>
+                <w:b/>
+                <w:bCs/>
+                <w:sz w:val="26"/>
+                <w:szCs w:val="26"/>
+              </w:rPr>
+            </w:pPr>
+          </w:p>
+        </w:tc>
+        <w:tc>
+          <w:tcPr>
+            <w:tcW w:w="850" w:type="dxa"/>
+            <w:tcBorders>
+              <w:top w:val="single" w:sz="4" w:space="0" w:color="000000"/>
+              <w:left w:val="single" w:sz="4" w:space="0" w:color="000000"/>
+              <w:bottom w:val="single" w:sz="4" w:space="0" w:color="000000"/>
+              <w:right w:val="single" w:sz="4" w:space="0" w:color="000000"/>
+            </w:tcBorders>
+            <w:vAlign w:val="center"/>
+          </w:tcPr>
+          <w:p>
+            <w:pPr>
+              <w:rPr>
+                <w:rFonts w:ascii="Times New Roman" w:hAnsi="Times New Roman" w:cs="Times New Roman"/>
+                <w:sz w:val="26"/>
+                <w:szCs w:val="26"/>
+              </w:rPr>
+            </w:pPr>
+            <w:r>
+              <w:rPr>
+                <w:rFonts w:ascii="Times New Roman" w:hAnsi="Times New Roman" w:cs="Times New Roman"/>
+                <w:sz w:val="26"/>
+                <w:szCs w:val="26"/>
+              </w:rPr>
+              <w:t>4</w:t>
+            </w:r>
+          </w:p>
+        </w:tc>
+        <w:tc>
+          <w:tcPr>
+            <w:tcW w:w="709" w:type="dxa"/>
+            <w:tcBorders>
+              <w:top w:val="single" w:sz="4" w:space="0" w:color="000000"/>
+              <w:left w:val="single" w:sz="4" w:space="0" w:color="000000"/>
+              <w:bottom w:val="single" w:sz="4" w:space="0" w:color="000000"/>
+              <w:right w:val="single" w:sz="4" w:space="0" w:color="000000"/>
+            </w:tcBorders>
+            <w:vAlign w:val="center"/>
+          </w:tcPr>
+          <w:p>
+            <w:pPr>
+              <w:rPr>
+                <w:rFonts w:ascii="Times New Roman" w:hAnsi="Times New Roman" w:cs="Times New Roman"/>
+                <w:sz w:val="26"/>
+                <w:szCs w:val="26"/>
+              </w:rPr>
+            </w:pPr>
+          </w:p>
+        </w:tc>
+        <w:tc>
+          <w:tcPr>
+            <w:tcW w:w="1276" w:type="dxa"/>
+            <w:tcBorders>
+              <w:top w:val="single" w:sz="4" w:space="0" w:color="000000"/>
+              <w:left w:val="single" w:sz="4" w:space="0" w:color="000000"/>
+              <w:bottom w:val="single" w:sz="4" w:space="0" w:color="000000"/>
+              <w:right w:val="single" w:sz="4" w:space="0" w:color="000000"/>
+            </w:tcBorders>
+            <w:vAlign w:val="center"/>
+          </w:tcPr>
+          <w:p>
+            <w:pPr>
+              <w:rPr>
+                <w:rFonts w:ascii="Times New Roman" w:hAnsi="Times New Roman" w:cs="Times New Roman"/>
+                <w:sz w:val="26"/>
+                <w:szCs w:val="26"/>
+              </w:rPr>
+            </w:pPr>
+          </w:p>
+        </w:tc>
+        <w:tc>
+          <w:tcPr>
+            <w:tcW w:w="992" w:type="dxa"/>
+            <w:tcBorders>
+              <w:top w:val="single" w:sz="4" w:space="0" w:color="000000"/>
+              <w:left w:val="single" w:sz="4" w:space="0" w:color="000000"/>
+              <w:bottom w:val="single" w:sz="4" w:space="0" w:color="000000"/>
+              <w:right w:val="single" w:sz="4" w:space="0" w:color="000000"/>
+            </w:tcBorders>
+            <w:vAlign w:val="center"/>
+          </w:tcPr>
+          <w:p>
+            <w:pPr>
+              <w:rPr>
+                <w:rFonts w:ascii="Times New Roman" w:hAnsi="Times New Roman" w:cs="Times New Roman"/>
+                <w:sz w:val="26"/>
+                <w:szCs w:val="26"/>
+              </w:rPr>
+            </w:pPr>
+          </w:p>
+        </w:tc>
+        <w:tc>
+          <w:tcPr>
+            <w:tcW w:w="3260" w:type="dxa"/>
+            <w:tcBorders>
+              <w:top w:val="single" w:sz="4" w:space="0" w:color="000000"/>
+              <w:left w:val="single" w:sz="4" w:space="0" w:color="000000"/>
+              <w:bottom w:val="single" w:sz="4" w:space="0" w:color="000000"/>
+              <w:right w:val="single" w:sz="4" w:space="0" w:color="000000"/>
+            </w:tcBorders>
+            <w:vAlign w:val="center"/>
+          </w:tcPr>
+          <w:p>
+            <w:pPr>
+              <w:rPr>
+                <w:rFonts w:ascii="Times New Roman" w:hAnsi="Times New Roman" w:cs="Times New Roman"/>
+                <w:sz w:val="26"/>
+                <w:szCs w:val="26"/>
+              </w:rPr>
+            </w:pPr>
+          </w:p>
+        </w:tc>
+        <w:tc>
+          <w:tcPr>
+            <w:tcW w:w="1967" w:type="dxa"/>
+            <w:tcBorders>
+              <w:top w:val="single" w:sz="4" w:space="0" w:color="000000"/>
+              <w:left w:val="single" w:sz="4" w:space="0" w:color="000000"/>
+              <w:bottom w:val="single" w:sz="4" w:space="0" w:color="000000"/>
+              <w:right w:val="single" w:sz="4" w:space="0" w:color="000000"/>
+            </w:tcBorders>
+            <w:vAlign w:val="center"/>
+          </w:tcPr>
+          <w:p>
+            <w:pPr>
+              <w:rPr>
+                <w:rFonts w:ascii="Times New Roman" w:hAnsi="Times New Roman" w:cs="Times New Roman"/>
+                <w:sz w:val="26"/>
+                <w:szCs w:val="26"/>
+              </w:rPr>
+            </w:pPr>
+          </w:p>
+        </w:tc>
+      </w:tr>
+      <w:tr>
+        <w:trPr>
+          <w:trHeight w:val="262"/>
+        </w:trPr>
+        <w:tc>
+          <w:tcPr>
+            <w:tcW w:w="1096" w:type="dxa"/>
+            <w:vMerge/>
+            <w:tcBorders>
+              <w:left w:val="single" w:sz="4" w:space="0" w:color="000000"/>
+              <w:right w:val="single" w:sz="4" w:space="0" w:color="000000"/>
+            </w:tcBorders>
+            <w:vAlign w:val="center"/>
+          </w:tcPr>
+          <w:p>
+            <w:pPr>
+              <w:widowControl w:val="0"/>
+              <w:jc w:val="center"/>
+              <w:rPr>
+                <w:rFonts w:ascii="Times New Roman" w:hAnsi="Times New Roman" w:cs="Times New Roman"/>
+                <w:b/>
+                <w:bCs/>
+                <w:sz w:val="26"/>
+                <w:szCs w:val="26"/>
+              </w:rPr>
+            </w:pPr>
+          </w:p>
+        </w:tc>
+        <w:tc>
+          <w:tcPr>
+            <w:tcW w:w="850" w:type="dxa"/>
+            <w:tcBorders>
+              <w:top w:val="single" w:sz="4" w:space="0" w:color="000000"/>
+              <w:left w:val="single" w:sz="4" w:space="0" w:color="000000"/>
+              <w:bottom w:val="single" w:sz="4" w:space="0" w:color="000000"/>
+              <w:right w:val="single" w:sz="4" w:space="0" w:color="000000"/>
+            </w:tcBorders>
+            <w:vAlign w:val="center"/>
+          </w:tcPr>
+          <w:p>
+            <w:pPr>
+              <w:rPr>
+                <w:rFonts w:ascii="Times New Roman" w:hAnsi="Times New Roman" w:cs="Times New Roman"/>
+                <w:sz w:val="26"/>
+                <w:szCs w:val="26"/>
+              </w:rPr>
+            </w:pPr>
+            <w:r>
+              <w:rPr>
+                <w:rFonts w:ascii="Times New Roman" w:hAnsi="Times New Roman" w:cs="Times New Roman"/>
+                <w:sz w:val="26"/>
+                <w:szCs w:val="26"/>
+              </w:rPr>
+              <w:t>5</w:t>
+            </w:r>
+          </w:p>
+        </w:tc>
+        <w:tc>
+          <w:tcPr>
+            <w:tcW w:w="709" w:type="dxa"/>
+            <w:tcBorders>
+              <w:top w:val="single" w:sz="4" w:space="0" w:color="000000"/>
+              <w:left w:val="single" w:sz="4" w:space="0" w:color="000000"/>
+              <w:bottom w:val="single" w:sz="4" w:space="0" w:color="000000"/>
+              <w:right w:val="single" w:sz="4" w:space="0" w:color="000000"/>
+            </w:tcBorders>
+            <w:vAlign w:val="center"/>
+          </w:tcPr>
+          <w:p>
+            <w:pPr>
+              <w:rPr>
+                <w:rFonts w:ascii="Times New Roman" w:hAnsi="Times New Roman" w:cs="Times New Roman"/>
+                <w:sz w:val="26"/>
+                <w:szCs w:val="26"/>
+              </w:rPr>
+            </w:pPr>
+          </w:p>
+        </w:tc>
+        <w:tc>
+          <w:tcPr>
+            <w:tcW w:w="1276" w:type="dxa"/>
+            <w:tcBorders>
+              <w:top w:val="single" w:sz="4" w:space="0" w:color="000000"/>
+              <w:left w:val="single" w:sz="4" w:space="0" w:color="000000"/>
+              <w:bottom w:val="single" w:sz="4" w:space="0" w:color="000000"/>
+              <w:right w:val="single" w:sz="4" w:space="0" w:color="000000"/>
+            </w:tcBorders>
+            <w:vAlign w:val="center"/>
+          </w:tcPr>
+          <w:p>
+            <w:pPr>
+              <w:rPr>
+                <w:rFonts w:ascii="Times New Roman" w:hAnsi="Times New Roman" w:cs="Times New Roman"/>
+                <w:sz w:val="26"/>
+                <w:szCs w:val="26"/>
+              </w:rPr>
+            </w:pPr>
+          </w:p>
+        </w:tc>
+        <w:tc>
+          <w:tcPr>
+            <w:tcW w:w="992" w:type="dxa"/>
+            <w:tcBorders>
+              <w:top w:val="single" w:sz="4" w:space="0" w:color="000000"/>
+              <w:left w:val="single" w:sz="4" w:space="0" w:color="000000"/>
+              <w:bottom w:val="single" w:sz="4" w:space="0" w:color="000000"/>
+              <w:right w:val="single" w:sz="4" w:space="0" w:color="000000"/>
+            </w:tcBorders>
+            <w:vAlign w:val="center"/>
+          </w:tcPr>
+          <w:p>
+            <w:pPr>
+              <w:rPr>
+                <w:rFonts w:ascii="Times New Roman" w:hAnsi="Times New Roman" w:cs="Times New Roman"/>
+                <w:sz w:val="26"/>
+                <w:szCs w:val="26"/>
+              </w:rPr>
+            </w:pPr>
+          </w:p>
+        </w:tc>
+        <w:tc>
+          <w:tcPr>
+            <w:tcW w:w="3260" w:type="dxa"/>
+            <w:tcBorders>
+              <w:top w:val="single" w:sz="4" w:space="0" w:color="000000"/>
+              <w:left w:val="single" w:sz="4" w:space="0" w:color="000000"/>
+              <w:bottom w:val="single" w:sz="4" w:space="0" w:color="000000"/>
+              <w:right w:val="single" w:sz="4" w:space="0" w:color="000000"/>
+            </w:tcBorders>
+            <w:vAlign w:val="center"/>
+          </w:tcPr>
+          <w:p>
+            <w:pPr>
+              <w:rPr>
+                <w:rFonts w:ascii="Times New Roman" w:hAnsi="Times New Roman" w:cs="Times New Roman"/>
+                <w:sz w:val="26"/>
+                <w:szCs w:val="26"/>
+              </w:rPr>
+            </w:pPr>
+          </w:p>
+        </w:tc>
+        <w:tc>
+          <w:tcPr>
+            <w:tcW w:w="1967" w:type="dxa"/>
+            <w:tcBorders>
+              <w:top w:val="single" w:sz="4" w:space="0" w:color="000000"/>
+              <w:left w:val="single" w:sz="4" w:space="0" w:color="000000"/>
+              <w:bottom w:val="single" w:sz="4" w:space="0" w:color="000000"/>
+              <w:right w:val="single" w:sz="4" w:space="0" w:color="000000"/>
+            </w:tcBorders>
+            <w:vAlign w:val="center"/>
+          </w:tcPr>
+          <w:p>
+            <w:pPr>
+              <w:rPr>
+                <w:rFonts w:ascii="Times New Roman" w:hAnsi="Times New Roman" w:cs="Times New Roman"/>
+                <w:sz w:val="26"/>
+                <w:szCs w:val="26"/>
+              </w:rPr>
+            </w:pPr>
+          </w:p>
+        </w:tc>
+      </w:tr>
+      <w:tr>
+        <w:trPr>
+          <w:trHeight w:val="262"/>
+        </w:trPr>
+        <w:tc>
+          <w:tcPr>
+            <w:tcW w:w="1096" w:type="dxa"/>
+            <w:vMerge w:val="restart"/>
+            <w:tcBorders>
+              <w:left w:val="single" w:sz="4" w:space="0" w:color="000000"/>
+              <w:right w:val="single" w:sz="4" w:space="0" w:color="000000"/>
+            </w:tcBorders>
+            <w:vAlign w:val="center"/>
+          </w:tcPr>
+          <w:p>
+            <w:pPr>
+              <w:rPr>
+                <w:rFonts w:ascii="Times New Roman" w:hAnsi="Times New Roman" w:cs="Times New Roman"/>
+                <w:sz w:val="26"/>
+                <w:szCs w:val="26"/>
+              </w:rPr>
+            </w:pPr>
+            <w:r>
+              <w:rPr>
+                <w:rFonts w:ascii="Times New Roman" w:hAnsi="Times New Roman" w:cs="Times New Roman"/>
+                <w:sz w:val="26"/>
+                <w:szCs w:val="26"/>
+              </w:rPr>
+              <w:t>Năm (20/08)</w:t>
+            </w:r>
+          </w:p>
+        </w:tc>
+        <w:tc>
+          <w:tcPr>
+            <w:tcW w:w="850" w:type="dxa"/>
+            <w:tcBorders>
+              <w:top w:val="single" w:sz="4" w:space="0" w:color="000000"/>
+              <w:left w:val="single" w:sz="4" w:space="0" w:color="000000"/>
+              <w:bottom w:val="single" w:sz="4" w:space="0" w:color="000000"/>
+              <w:right w:val="single" w:sz="4" w:space="0" w:color="000000"/>
+            </w:tcBorders>
+            <w:vAlign w:val="center"/>
+          </w:tcPr>
+          <w:p>
+            <w:pPr>
+              <w:rPr>
+                <w:rFonts w:ascii="Times New Roman" w:hAnsi="Times New Roman" w:cs="Times New Roman"/>
+                <w:sz w:val="26"/>
+                <w:szCs w:val="26"/>
+              </w:rPr>
+            </w:pPr>
+            <w:r>
+              <w:rPr>
+                <w:rFonts w:ascii="Times New Roman" w:hAnsi="Times New Roman" w:cs="Times New Roman"/>
+                <w:sz w:val="26"/>
+                <w:szCs w:val="26"/>
+              </w:rPr>
+              <w:t>1</w:t>
+            </w:r>
+          </w:p>
+        </w:tc>
+        <w:tc>
+          <w:tcPr>
+            <w:tcW w:w="709" w:type="dxa"/>
+            <w:tcBorders>
+              <w:top w:val="single" w:sz="4" w:space="0" w:color="000000"/>
+              <w:left w:val="single" w:sz="4" w:space="0" w:color="000000"/>
+              <w:bottom w:val="single" w:sz="4" w:space="0" w:color="000000"/>
+              <w:right w:val="single" w:sz="4" w:space="0" w:color="000000"/>
+            </w:tcBorders>
+            <w:vAlign w:val="center"/>
+          </w:tcPr>
+          <w:p>
+            <w:pPr>
+              <w:rPr>
+                <w:rFonts w:ascii="Times New Roman" w:hAnsi="Times New Roman" w:cs="Times New Roman"/>
+                <w:sz w:val="26"/>
+                <w:szCs w:val="26"/>
+              </w:rPr>
+            </w:pPr>
+          </w:p>
+        </w:tc>
+        <w:tc>
+          <w:tcPr>
+            <w:tcW w:w="1276" w:type="dxa"/>
+            <w:tcBorders>
+              <w:top w:val="single" w:sz="4" w:space="0" w:color="000000"/>
+              <w:left w:val="single" w:sz="4" w:space="0" w:color="000000"/>
+              <w:bottom w:val="single" w:sz="4" w:space="0" w:color="000000"/>
+              <w:right w:val="single" w:sz="4" w:space="0" w:color="000000"/>
+            </w:tcBorders>
+            <w:vAlign w:val="center"/>
+          </w:tcPr>
+          <w:p>
+            <w:pPr>
+              <w:rPr>
+                <w:rFonts w:ascii="Times New Roman" w:hAnsi="Times New Roman" w:cs="Times New Roman"/>
+                <w:sz w:val="26"/>
+                <w:szCs w:val="26"/>
+              </w:rPr>
+            </w:pPr>
+          </w:p>
+        </w:tc>
+        <w:tc>
+          <w:tcPr>
+            <w:tcW w:w="992" w:type="dxa"/>
+            <w:tcBorders>
+              <w:top w:val="single" w:sz="4" w:space="0" w:color="000000"/>
+              <w:left w:val="single" w:sz="4" w:space="0" w:color="000000"/>
+              <w:bottom w:val="single" w:sz="4" w:space="0" w:color="000000"/>
+              <w:right w:val="single" w:sz="4" w:space="0" w:color="000000"/>
+            </w:tcBorders>
+            <w:vAlign w:val="center"/>
+          </w:tcPr>
+          <w:p>
+            <w:pPr>
+              <w:rPr>
+                <w:rFonts w:ascii="Times New Roman" w:hAnsi="Times New Roman" w:cs="Times New Roman"/>
+                <w:sz w:val="26"/>
+                <w:szCs w:val="26"/>
+              </w:rPr>
+            </w:pPr>
+          </w:p>
+        </w:tc>
+        <w:tc>
+          <w:tcPr>
+            <w:tcW w:w="3260" w:type="dxa"/>
+            <w:tcBorders>
+              <w:top w:val="single" w:sz="4" w:space="0" w:color="000000"/>
+              <w:left w:val="single" w:sz="4" w:space="0" w:color="000000"/>
+              <w:bottom w:val="single" w:sz="4" w:space="0" w:color="000000"/>
+              <w:right w:val="single" w:sz="4" w:space="0" w:color="000000"/>
+            </w:tcBorders>
+            <w:vAlign w:val="center"/>
+          </w:tcPr>
+          <w:p>
+            <w:pPr>
+              <w:rPr>
+                <w:rFonts w:ascii="Times New Roman" w:hAnsi="Times New Roman" w:cs="Times New Roman"/>
+                <w:sz w:val="26"/>
+                <w:szCs w:val="26"/>
+              </w:rPr>
+            </w:pPr>
+          </w:p>
+        </w:tc>
+        <w:tc>
+          <w:tcPr>
+            <w:tcW w:w="1967" w:type="dxa"/>
+            <w:tcBorders>
+              <w:top w:val="single" w:sz="4" w:space="0" w:color="000000"/>
+              <w:left w:val="single" w:sz="4" w:space="0" w:color="000000"/>
+              <w:bottom w:val="single" w:sz="4" w:space="0" w:color="000000"/>
+              <w:right w:val="single" w:sz="4" w:space="0" w:color="000000"/>
+            </w:tcBorders>
+            <w:vAlign w:val="center"/>
+          </w:tcPr>
+          <w:p>
+            <w:pPr>
+              <w:rPr>
+                <w:rFonts w:ascii="Times New Roman" w:hAnsi="Times New Roman" w:cs="Times New Roman"/>
+                <w:sz w:val="26"/>
+                <w:szCs w:val="26"/>
+              </w:rPr>
+            </w:pPr>
+          </w:p>
+        </w:tc>
+      </w:tr>
+      <w:tr>
+        <w:trPr>
+          <w:trHeight w:val="262"/>
+        </w:trPr>
+        <w:tc>
+          <w:tcPr>
+            <w:tcW w:w="1096" w:type="dxa"/>
+            <w:vMerge/>
+            <w:tcBorders>
+              <w:left w:val="single" w:sz="4" w:space="0" w:color="000000"/>
+              <w:right w:val="single" w:sz="4" w:space="0" w:color="000000"/>
+            </w:tcBorders>
+            <w:vAlign w:val="center"/>
+          </w:tcPr>
+          <w:p>
+            <w:pPr>
+              <w:widowControl w:val="0"/>
+              <w:jc w:val="center"/>
+              <w:rPr>
+                <w:rFonts w:ascii="Times New Roman" w:hAnsi="Times New Roman" w:cs="Times New Roman"/>
+                <w:b/>
+                <w:bCs/>
+                <w:sz w:val="26"/>
+                <w:szCs w:val="26"/>
+              </w:rPr>
+            </w:pPr>
+          </w:p>
+        </w:tc>
+        <w:tc>
+          <w:tcPr>
+            <w:tcW w:w="850" w:type="dxa"/>
+            <w:tcBorders>
+              <w:top w:val="single" w:sz="4" w:space="0" w:color="000000"/>
+              <w:left w:val="single" w:sz="4" w:space="0" w:color="000000"/>
+              <w:bottom w:val="single" w:sz="4" w:space="0" w:color="000000"/>
+              <w:right w:val="single" w:sz="4" w:space="0" w:color="000000"/>
+            </w:tcBorders>
+            <w:vAlign w:val="center"/>
+          </w:tcPr>
+          <w:p>
+            <w:pPr>
+              <w:rPr>
+                <w:rFonts w:ascii="Times New Roman" w:hAnsi="Times New Roman" w:cs="Times New Roman"/>
+                <w:sz w:val="26"/>
+                <w:szCs w:val="26"/>
+              </w:rPr>
+            </w:pPr>
+            <w:r>
+              <w:rPr>
+                <w:rFonts w:ascii="Times New Roman" w:hAnsi="Times New Roman" w:cs="Times New Roman"/>
+                <w:sz w:val="26"/>
+                <w:szCs w:val="26"/>
+              </w:rPr>
+              <w:t>2</w:t>
+            </w:r>
+          </w:p>
+        </w:tc>
+        <w:tc>
+          <w:tcPr>
+            <w:tcW w:w="709" w:type="dxa"/>
+            <w:tcBorders>
+              <w:top w:val="single" w:sz="4" w:space="0" w:color="000000"/>
+              <w:left w:val="single" w:sz="4" w:space="0" w:color="000000"/>
+              <w:bottom w:val="single" w:sz="4" w:space="0" w:color="000000"/>
+              <w:right w:val="single" w:sz="4" w:space="0" w:color="000000"/>
+            </w:tcBorders>
+            <w:vAlign w:val="center"/>
+          </w:tcPr>
+          <w:p>
+            <w:pPr>
+              <w:rPr>
+                <w:rFonts w:ascii="Times New Roman" w:hAnsi="Times New Roman" w:cs="Times New Roman"/>
+                <w:sz w:val="26"/>
+                <w:szCs w:val="26"/>
+              </w:rPr>
+            </w:pPr>
+          </w:p>
+        </w:tc>
+        <w:tc>
+          <w:tcPr>
+            <w:tcW w:w="1276" w:type="dxa"/>
+            <w:tcBorders>
+              <w:top w:val="single" w:sz="4" w:space="0" w:color="000000"/>
+              <w:left w:val="single" w:sz="4" w:space="0" w:color="000000"/>
+              <w:bottom w:val="single" w:sz="4" w:space="0" w:color="000000"/>
+              <w:right w:val="single" w:sz="4" w:space="0" w:color="000000"/>
+            </w:tcBorders>
+            <w:vAlign w:val="center"/>
+          </w:tcPr>
+          <w:p>
+            <w:pPr>
+              <w:rPr>
+                <w:rFonts w:ascii="Times New Roman" w:hAnsi="Times New Roman" w:cs="Times New Roman"/>
+                <w:sz w:val="26"/>
+                <w:szCs w:val="26"/>
+              </w:rPr>
+            </w:pPr>
+          </w:p>
+        </w:tc>
+        <w:tc>
+          <w:tcPr>
+            <w:tcW w:w="992" w:type="dxa"/>
+            <w:tcBorders>
+              <w:top w:val="single" w:sz="4" w:space="0" w:color="000000"/>
+              <w:left w:val="single" w:sz="4" w:space="0" w:color="000000"/>
+              <w:bottom w:val="single" w:sz="4" w:space="0" w:color="000000"/>
+              <w:right w:val="single" w:sz="4" w:space="0" w:color="000000"/>
+            </w:tcBorders>
+            <w:vAlign w:val="center"/>
+          </w:tcPr>
+          <w:p>
+            <w:pPr>
+              <w:rPr>
+                <w:rFonts w:ascii="Times New Roman" w:hAnsi="Times New Roman" w:cs="Times New Roman"/>
+                <w:sz w:val="26"/>
+                <w:szCs w:val="26"/>
+              </w:rPr>
+            </w:pPr>
+          </w:p>
+        </w:tc>
+        <w:tc>
+          <w:tcPr>
+            <w:tcW w:w="3260" w:type="dxa"/>
+            <w:tcBorders>
+              <w:top w:val="single" w:sz="4" w:space="0" w:color="000000"/>
+              <w:left w:val="single" w:sz="4" w:space="0" w:color="000000"/>
+              <w:bottom w:val="single" w:sz="4" w:space="0" w:color="000000"/>
+              <w:right w:val="single" w:sz="4" w:space="0" w:color="000000"/>
+            </w:tcBorders>
+            <w:vAlign w:val="center"/>
+          </w:tcPr>
+          <w:p>
+            <w:pPr>
+              <w:rPr>
+                <w:rFonts w:ascii="Times New Roman" w:hAnsi="Times New Roman" w:cs="Times New Roman"/>
+                <w:sz w:val="26"/>
+                <w:szCs w:val="26"/>
+              </w:rPr>
+            </w:pPr>
+          </w:p>
+        </w:tc>
+        <w:tc>
+          <w:tcPr>
+            <w:tcW w:w="1967" w:type="dxa"/>
+            <w:tcBorders>
+              <w:top w:val="single" w:sz="4" w:space="0" w:color="000000"/>
+              <w:left w:val="single" w:sz="4" w:space="0" w:color="000000"/>
+              <w:bottom w:val="single" w:sz="4" w:space="0" w:color="000000"/>
+              <w:right w:val="single" w:sz="4" w:space="0" w:color="000000"/>
+            </w:tcBorders>
+            <w:vAlign w:val="center"/>
+          </w:tcPr>
+          <w:p>
+            <w:pPr>
+              <w:rPr>
+                <w:rFonts w:ascii="Times New Roman" w:hAnsi="Times New Roman" w:cs="Times New Roman"/>
+                <w:sz w:val="26"/>
+                <w:szCs w:val="26"/>
+              </w:rPr>
+            </w:pPr>
+          </w:p>
+        </w:tc>
+      </w:tr>
+      <w:tr>
+        <w:trPr>
+          <w:trHeight w:val="262"/>
+        </w:trPr>
+        <w:tc>
+          <w:tcPr>
+            <w:tcW w:w="1096" w:type="dxa"/>
+            <w:vMerge/>
+            <w:tcBorders>
+              <w:left w:val="single" w:sz="4" w:space="0" w:color="000000"/>
+              <w:right w:val="single" w:sz="4" w:space="0" w:color="000000"/>
+            </w:tcBorders>
+            <w:vAlign w:val="center"/>
+          </w:tcPr>
+          <w:p>
+            <w:pPr>
+              <w:widowControl w:val="0"/>
+              <w:jc w:val="center"/>
+              <w:rPr>
+                <w:rFonts w:ascii="Times New Roman" w:hAnsi="Times New Roman" w:cs="Times New Roman"/>
+                <w:b/>
+                <w:bCs/>
+                <w:sz w:val="26"/>
+                <w:szCs w:val="26"/>
+              </w:rPr>
+            </w:pPr>
+          </w:p>
+        </w:tc>
+        <w:tc>
+          <w:tcPr>
+            <w:tcW w:w="850" w:type="dxa"/>
+            <w:tcBorders>
+              <w:top w:val="single" w:sz="4" w:space="0" w:color="000000"/>
+              <w:left w:val="single" w:sz="4" w:space="0" w:color="000000"/>
+              <w:bottom w:val="single" w:sz="4" w:space="0" w:color="000000"/>
+              <w:right w:val="single" w:sz="4" w:space="0" w:color="000000"/>
+            </w:tcBorders>
+            <w:vAlign w:val="center"/>
+          </w:tcPr>
+          <w:p>
+            <w:pPr>
+              <w:rPr>
+                <w:rFonts w:ascii="Times New Roman" w:hAnsi="Times New Roman" w:cs="Times New Roman"/>
+                <w:sz w:val="26"/>
+                <w:szCs w:val="26"/>
+              </w:rPr>
+            </w:pPr>
+            <w:r>
+              <w:rPr>
+                <w:rFonts w:ascii="Times New Roman" w:hAnsi="Times New Roman" w:cs="Times New Roman"/>
+                <w:sz w:val="26"/>
+                <w:szCs w:val="26"/>
+              </w:rPr>
+              <w:t>3</w:t>
+            </w:r>
+          </w:p>
+        </w:tc>
+        <w:tc>
+          <w:tcPr>
+            <w:tcW w:w="709" w:type="dxa"/>
+            <w:tcBorders>
+              <w:top w:val="single" w:sz="4" w:space="0" w:color="000000"/>
+              <w:left w:val="single" w:sz="4" w:space="0" w:color="000000"/>
+              <w:bottom w:val="single" w:sz="4" w:space="0" w:color="000000"/>
+              <w:right w:val="single" w:sz="4" w:space="0" w:color="000000"/>
+            </w:tcBorders>
+            <w:vAlign w:val="center"/>
+          </w:tcPr>
+          <w:p>
+            <w:pPr>
+              <w:rPr>
+                <w:rFonts w:ascii="Times New Roman" w:hAnsi="Times New Roman" w:cs="Times New Roman"/>
+                <w:sz w:val="26"/>
+                <w:szCs w:val="26"/>
+              </w:rPr>
+            </w:pPr>
+          </w:p>
+        </w:tc>
+        <w:tc>
+          <w:tcPr>
+            <w:tcW w:w="1276" w:type="dxa"/>
+            <w:tcBorders>
+              <w:top w:val="single" w:sz="4" w:space="0" w:color="000000"/>
+              <w:left w:val="single" w:sz="4" w:space="0" w:color="000000"/>
+              <w:bottom w:val="single" w:sz="4" w:space="0" w:color="000000"/>
+              <w:right w:val="single" w:sz="4" w:space="0" w:color="000000"/>
+            </w:tcBorders>
+            <w:vAlign w:val="center"/>
+          </w:tcPr>
+          <w:p>
+            <w:pPr>
+              <w:rPr>
+                <w:rFonts w:ascii="Times New Roman" w:hAnsi="Times New Roman" w:cs="Times New Roman"/>
+                <w:sz w:val="26"/>
+                <w:szCs w:val="26"/>
+              </w:rPr>
+            </w:pPr>
+          </w:p>
+        </w:tc>
+        <w:tc>
+          <w:tcPr>
+            <w:tcW w:w="992" w:type="dxa"/>
+            <w:tcBorders>
+              <w:top w:val="single" w:sz="4" w:space="0" w:color="000000"/>
+              <w:left w:val="single" w:sz="4" w:space="0" w:color="000000"/>
+              <w:bottom w:val="single" w:sz="4" w:space="0" w:color="000000"/>
+              <w:right w:val="single" w:sz="4" w:space="0" w:color="000000"/>
+            </w:tcBorders>
+            <w:vAlign w:val="center"/>
+          </w:tcPr>
+          <w:p>
+            <w:pPr>
+              <w:rPr>
+                <w:rFonts w:ascii="Times New Roman" w:hAnsi="Times New Roman" w:cs="Times New Roman"/>
+                <w:sz w:val="26"/>
+                <w:szCs w:val="26"/>
+              </w:rPr>
+            </w:pPr>
+          </w:p>
+        </w:tc>
+        <w:tc>
+          <w:tcPr>
+            <w:tcW w:w="3260" w:type="dxa"/>
+            <w:tcBorders>
+              <w:top w:val="single" w:sz="4" w:space="0" w:color="000000"/>
+              <w:left w:val="single" w:sz="4" w:space="0" w:color="000000"/>
+              <w:bottom w:val="single" w:sz="4" w:space="0" w:color="000000"/>
+              <w:right w:val="single" w:sz="4" w:space="0" w:color="000000"/>
+            </w:tcBorders>
+            <w:vAlign w:val="center"/>
+          </w:tcPr>
+          <w:p>
+            <w:pPr>
+              <w:rPr>
+                <w:rFonts w:ascii="Times New Roman" w:hAnsi="Times New Roman" w:cs="Times New Roman"/>
+                <w:sz w:val="26"/>
+                <w:szCs w:val="26"/>
+              </w:rPr>
+            </w:pPr>
+          </w:p>
+        </w:tc>
+        <w:tc>
+          <w:tcPr>
+            <w:tcW w:w="1967" w:type="dxa"/>
+            <w:tcBorders>
+              <w:top w:val="single" w:sz="4" w:space="0" w:color="000000"/>
+              <w:left w:val="single" w:sz="4" w:space="0" w:color="000000"/>
+              <w:bottom w:val="single" w:sz="4" w:space="0" w:color="000000"/>
+              <w:right w:val="single" w:sz="4" w:space="0" w:color="000000"/>
+            </w:tcBorders>
+            <w:vAlign w:val="center"/>
+          </w:tcPr>
+          <w:p>
+            <w:pPr>
+              <w:rPr>
+                <w:rFonts w:ascii="Times New Roman" w:hAnsi="Times New Roman" w:cs="Times New Roman"/>
+                <w:sz w:val="26"/>
+                <w:szCs w:val="26"/>
+              </w:rPr>
+            </w:pPr>
+          </w:p>
+        </w:tc>
+      </w:tr>
+      <w:tr>
+        <w:trPr>
+          <w:trHeight w:val="262"/>
+        </w:trPr>
+        <w:tc>
+          <w:tcPr>
+            <w:tcW w:w="1096" w:type="dxa"/>
+            <w:vMerge/>
+            <w:tcBorders>
+              <w:left w:val="single" w:sz="4" w:space="0" w:color="000000"/>
+              <w:right w:val="single" w:sz="4" w:space="0" w:color="000000"/>
+            </w:tcBorders>
+            <w:vAlign w:val="center"/>
+          </w:tcPr>
+          <w:p>
+            <w:pPr>
+              <w:widowControl w:val="0"/>
+              <w:jc w:val="center"/>
+              <w:rPr>
+                <w:rFonts w:ascii="Times New Roman" w:hAnsi="Times New Roman" w:cs="Times New Roman"/>
+                <w:b/>
+                <w:bCs/>
+                <w:sz w:val="26"/>
+                <w:szCs w:val="26"/>
+              </w:rPr>
+            </w:pPr>
+          </w:p>
+        </w:tc>
+        <w:tc>
+          <w:tcPr>
+            <w:tcW w:w="850" w:type="dxa"/>
+            <w:tcBorders>
+              <w:top w:val="single" w:sz="4" w:space="0" w:color="000000"/>
+              <w:left w:val="single" w:sz="4" w:space="0" w:color="000000"/>
+              <w:bottom w:val="single" w:sz="4" w:space="0" w:color="000000"/>
+              <w:right w:val="single" w:sz="4" w:space="0" w:color="000000"/>
+            </w:tcBorders>
+            <w:vAlign w:val="center"/>
+          </w:tcPr>
+          <w:p>
+            <w:pPr>
+              <w:rPr>
+                <w:rFonts w:ascii="Times New Roman" w:hAnsi="Times New Roman" w:cs="Times New Roman"/>
+                <w:sz w:val="26"/>
+                <w:szCs w:val="26"/>
+              </w:rPr>
+            </w:pPr>
+            <w:r>
+              <w:rPr>
+                <w:rFonts w:ascii="Times New Roman" w:hAnsi="Times New Roman" w:cs="Times New Roman"/>
+                <w:sz w:val="26"/>
+                <w:szCs w:val="26"/>
+              </w:rPr>
+              <w:t>4</w:t>
+            </w:r>
+          </w:p>
+        </w:tc>
+        <w:tc>
+          <w:tcPr>
+            <w:tcW w:w="709" w:type="dxa"/>
+            <w:tcBorders>
+              <w:top w:val="single" w:sz="4" w:space="0" w:color="000000"/>
+              <w:left w:val="single" w:sz="4" w:space="0" w:color="000000"/>
+              <w:bottom w:val="single" w:sz="4" w:space="0" w:color="000000"/>
+              <w:right w:val="single" w:sz="4" w:space="0" w:color="000000"/>
+            </w:tcBorders>
+            <w:vAlign w:val="center"/>
+          </w:tcPr>
+          <w:p>
+            <w:pPr>
+              <w:rPr>
+                <w:rFonts w:ascii="Times New Roman" w:hAnsi="Times New Roman" w:cs="Times New Roman"/>
+                <w:sz w:val="26"/>
+                <w:szCs w:val="26"/>
+              </w:rPr>
+            </w:pPr>
+          </w:p>
+        </w:tc>
+        <w:tc>
+          <w:tcPr>
+            <w:tcW w:w="1276" w:type="dxa"/>
+            <w:tcBorders>
+              <w:top w:val="single" w:sz="4" w:space="0" w:color="000000"/>
+              <w:left w:val="single" w:sz="4" w:space="0" w:color="000000"/>
+              <w:bottom w:val="single" w:sz="4" w:space="0" w:color="000000"/>
+              <w:right w:val="single" w:sz="4" w:space="0" w:color="000000"/>
+            </w:tcBorders>
+            <w:vAlign w:val="center"/>
+          </w:tcPr>
+          <w:p>
+            <w:pPr>
+              <w:rPr>
+                <w:rFonts w:ascii="Times New Roman" w:hAnsi="Times New Roman" w:cs="Times New Roman"/>
+                <w:sz w:val="26"/>
+                <w:szCs w:val="26"/>
+              </w:rPr>
+            </w:pPr>
+          </w:p>
+        </w:tc>
+        <w:tc>
+          <w:tcPr>
+            <w:tcW w:w="992" w:type="dxa"/>
+            <w:tcBorders>
+              <w:top w:val="single" w:sz="4" w:space="0" w:color="000000"/>
+              <w:left w:val="single" w:sz="4" w:space="0" w:color="000000"/>
+              <w:bottom w:val="single" w:sz="4" w:space="0" w:color="000000"/>
+              <w:right w:val="single" w:sz="4" w:space="0" w:color="000000"/>
+            </w:tcBorders>
+            <w:vAlign w:val="center"/>
+          </w:tcPr>
+          <w:p>
+            <w:pPr>
+              <w:rPr>
+                <w:rFonts w:ascii="Times New Roman" w:hAnsi="Times New Roman" w:cs="Times New Roman"/>
+                <w:sz w:val="26"/>
+                <w:szCs w:val="26"/>
+              </w:rPr>
+            </w:pPr>
+          </w:p>
+        </w:tc>
+        <w:tc>
+          <w:tcPr>
+            <w:tcW w:w="3260" w:type="dxa"/>
+            <w:tcBorders>
+              <w:top w:val="single" w:sz="4" w:space="0" w:color="000000"/>
+              <w:left w:val="single" w:sz="4" w:space="0" w:color="000000"/>
+              <w:bottom w:val="single" w:sz="4" w:space="0" w:color="000000"/>
+              <w:right w:val="single" w:sz="4" w:space="0" w:color="000000"/>
+            </w:tcBorders>
+            <w:vAlign w:val="center"/>
+          </w:tcPr>
+          <w:p>
+            <w:pPr>
+              <w:rPr>
+                <w:rFonts w:ascii="Times New Roman" w:hAnsi="Times New Roman" w:cs="Times New Roman"/>
+                <w:sz w:val="26"/>
+                <w:szCs w:val="26"/>
+              </w:rPr>
+            </w:pPr>
+          </w:p>
+        </w:tc>
+        <w:tc>
+          <w:tcPr>
+            <w:tcW w:w="1967" w:type="dxa"/>
+            <w:tcBorders>
+              <w:top w:val="single" w:sz="4" w:space="0" w:color="000000"/>
+              <w:left w:val="single" w:sz="4" w:space="0" w:color="000000"/>
+              <w:bottom w:val="single" w:sz="4" w:space="0" w:color="000000"/>
+              <w:right w:val="single" w:sz="4" w:space="0" w:color="000000"/>
+            </w:tcBorders>
+            <w:vAlign w:val="center"/>
+          </w:tcPr>
+          <w:p>
+            <w:pPr>
+              <w:rPr>
+                <w:rFonts w:ascii="Times New Roman" w:hAnsi="Times New Roman" w:cs="Times New Roman"/>
+                <w:sz w:val="26"/>
+                <w:szCs w:val="26"/>
+              </w:rPr>
+            </w:pPr>
+          </w:p>
+        </w:tc>
+      </w:tr>
+      <w:tr>
+        <w:trPr>
+          <w:trHeight w:val="262"/>
+        </w:trPr>
+        <w:tc>
+          <w:tcPr>
+            <w:tcW w:w="1096" w:type="dxa"/>
+            <w:vMerge/>
+            <w:tcBorders>
+              <w:left w:val="single" w:sz="4" w:space="0" w:color="000000"/>
+              <w:right w:val="single" w:sz="4" w:space="0" w:color="000000"/>
+            </w:tcBorders>
+            <w:vAlign w:val="center"/>
+          </w:tcPr>
+          <w:p>
+            <w:pPr>
+              <w:widowControl w:val="0"/>
+              <w:jc w:val="center"/>
+              <w:rPr>
+                <w:rFonts w:ascii="Times New Roman" w:hAnsi="Times New Roman" w:cs="Times New Roman"/>
+                <w:b/>
+                <w:bCs/>
+                <w:sz w:val="26"/>
+                <w:szCs w:val="26"/>
+              </w:rPr>
+            </w:pPr>
+          </w:p>
+        </w:tc>
+        <w:tc>
+          <w:tcPr>
+            <w:tcW w:w="850" w:type="dxa"/>
+            <w:tcBorders>
+              <w:top w:val="single" w:sz="4" w:space="0" w:color="000000"/>
+              <w:left w:val="single" w:sz="4" w:space="0" w:color="000000"/>
+              <w:bottom w:val="single" w:sz="4" w:space="0" w:color="000000"/>
+              <w:right w:val="single" w:sz="4" w:space="0" w:color="000000"/>
+            </w:tcBorders>
+            <w:vAlign w:val="center"/>
+          </w:tcPr>
+          <w:p>
+            <w:pPr>
+              <w:rPr>
+                <w:rFonts w:ascii="Times New Roman" w:hAnsi="Times New Roman" w:cs="Times New Roman"/>
+                <w:sz w:val="26"/>
+                <w:szCs w:val="26"/>
+              </w:rPr>
+            </w:pPr>
+            <w:r>
+              <w:rPr>
+                <w:rFonts w:ascii="Times New Roman" w:hAnsi="Times New Roman" w:cs="Times New Roman"/>
+                <w:sz w:val="26"/>
+                <w:szCs w:val="26"/>
+              </w:rPr>
+              <w:t>5</w:t>
+            </w:r>
+          </w:p>
+        </w:tc>
+        <w:tc>
+          <w:tcPr>
+            <w:tcW w:w="709" w:type="dxa"/>
+            <w:tcBorders>
+              <w:top w:val="single" w:sz="4" w:space="0" w:color="000000"/>
+              <w:left w:val="single" w:sz="4" w:space="0" w:color="000000"/>
+              <w:bottom w:val="single" w:sz="4" w:space="0" w:color="000000"/>
+              <w:right w:val="single" w:sz="4" w:space="0" w:color="000000"/>
+            </w:tcBorders>
+            <w:vAlign w:val="center"/>
+          </w:tcPr>
+          <w:p>
+            <w:pPr>
+              <w:rPr>
+                <w:rFonts w:ascii="Times New Roman" w:hAnsi="Times New Roman" w:cs="Times New Roman"/>
+                <w:sz w:val="26"/>
+                <w:szCs w:val="26"/>
+              </w:rPr>
+            </w:pPr>
+          </w:p>
+        </w:tc>
+        <w:tc>
+          <w:tcPr>
+            <w:tcW w:w="1276" w:type="dxa"/>
+            <w:tcBorders>
+              <w:top w:val="single" w:sz="4" w:space="0" w:color="000000"/>
+              <w:left w:val="single" w:sz="4" w:space="0" w:color="000000"/>
+              <w:bottom w:val="single" w:sz="4" w:space="0" w:color="000000"/>
+              <w:right w:val="single" w:sz="4" w:space="0" w:color="000000"/>
+            </w:tcBorders>
+            <w:vAlign w:val="center"/>
+          </w:tcPr>
+          <w:p>
+            <w:pPr>
+              <w:rPr>
+                <w:rFonts w:ascii="Times New Roman" w:hAnsi="Times New Roman" w:cs="Times New Roman"/>
+                <w:sz w:val="26"/>
+                <w:szCs w:val="26"/>
+              </w:rPr>
+            </w:pPr>
+          </w:p>
+        </w:tc>
+        <w:tc>
+          <w:tcPr>
+            <w:tcW w:w="992" w:type="dxa"/>
+            <w:tcBorders>
+              <w:top w:val="single" w:sz="4" w:space="0" w:color="000000"/>
+              <w:left w:val="single" w:sz="4" w:space="0" w:color="000000"/>
+              <w:bottom w:val="single" w:sz="4" w:space="0" w:color="000000"/>
+              <w:right w:val="single" w:sz="4" w:space="0" w:color="000000"/>
+            </w:tcBorders>
+            <w:vAlign w:val="center"/>
+          </w:tcPr>
+          <w:p>
+            <w:pPr>
+              <w:rPr>
+                <w:rFonts w:ascii="Times New Roman" w:hAnsi="Times New Roman" w:cs="Times New Roman"/>
+                <w:sz w:val="26"/>
+                <w:szCs w:val="26"/>
+              </w:rPr>
+            </w:pPr>
+          </w:p>
+        </w:tc>
+        <w:tc>
+          <w:tcPr>
+            <w:tcW w:w="3260" w:type="dxa"/>
+            <w:tcBorders>
+              <w:top w:val="single" w:sz="4" w:space="0" w:color="000000"/>
+              <w:left w:val="single" w:sz="4" w:space="0" w:color="000000"/>
+              <w:bottom w:val="single" w:sz="4" w:space="0" w:color="000000"/>
+              <w:right w:val="single" w:sz="4" w:space="0" w:color="000000"/>
+            </w:tcBorders>
+            <w:vAlign w:val="center"/>
+          </w:tcPr>
+          <w:p>
+            <w:pPr>
+              <w:rPr>
+                <w:rFonts w:ascii="Times New Roman" w:hAnsi="Times New Roman" w:cs="Times New Roman"/>
+                <w:sz w:val="26"/>
+                <w:szCs w:val="26"/>
+              </w:rPr>
+            </w:pPr>
+          </w:p>
+        </w:tc>
+        <w:tc>
+          <w:tcPr>
+            <w:tcW w:w="1967" w:type="dxa"/>
+            <w:tcBorders>
+              <w:top w:val="single" w:sz="4" w:space="0" w:color="000000"/>
+              <w:left w:val="single" w:sz="4" w:space="0" w:color="000000"/>
+              <w:bottom w:val="single" w:sz="4" w:space="0" w:color="000000"/>
+              <w:right w:val="single" w:sz="4" w:space="0" w:color="000000"/>
+            </w:tcBorders>
+            <w:vAlign w:val="center"/>
+          </w:tcPr>
+          <w:p>
+            <w:pPr>
+              <w:rPr>
+                <w:rFonts w:ascii="Times New Roman" w:hAnsi="Times New Roman" w:cs="Times New Roman"/>
+                <w:sz w:val="26"/>
+                <w:szCs w:val="26"/>
+              </w:rPr>
+            </w:pPr>
+          </w:p>
+        </w:tc>
+      </w:tr>
+      <w:tr>
+        <w:trPr>
+          <w:trHeight w:val="262"/>
+        </w:trPr>
+        <w:tc>
+          <w:tcPr>
+            <w:tcW w:w="1096" w:type="dxa"/>
+            <w:vMerge w:val="restart"/>
+            <w:tcBorders>
+              <w:left w:val="single" w:sz="4" w:space="0" w:color="000000"/>
+              <w:right w:val="single" w:sz="4" w:space="0" w:color="000000"/>
+            </w:tcBorders>
+            <w:vAlign w:val="center"/>
+          </w:tcPr>
+          <w:p>
+            <w:pPr>
+              <w:rPr>
+                <w:rFonts w:ascii="Times New Roman" w:hAnsi="Times New Roman" w:cs="Times New Roman"/>
+                <w:sz w:val="26"/>
+                <w:szCs w:val="26"/>
+              </w:rPr>
+            </w:pPr>
+            <w:r>
+              <w:rPr>
+                <w:rFonts w:ascii="Times New Roman" w:hAnsi="Times New Roman" w:cs="Times New Roman"/>
+                <w:sz w:val="26"/>
+                <w:szCs w:val="26"/>
+              </w:rPr>
+              <w:t>Sáu (21/08)</w:t>
+            </w:r>
+          </w:p>
+        </w:tc>
+        <w:tc>
+          <w:tcPr>
+            <w:tcW w:w="850" w:type="dxa"/>
+            <w:tcBorders>
+              <w:top w:val="single" w:sz="4" w:space="0" w:color="000000"/>
+              <w:left w:val="single" w:sz="4" w:space="0" w:color="000000"/>
+              <w:bottom w:val="single" w:sz="4" w:space="0" w:color="000000"/>
+              <w:right w:val="single" w:sz="4" w:space="0" w:color="000000"/>
+            </w:tcBorders>
+            <w:vAlign w:val="center"/>
+          </w:tcPr>
+          <w:p>
+            <w:pPr>
+              <w:rPr>
+                <w:rFonts w:ascii="Times New Roman" w:hAnsi="Times New Roman" w:cs="Times New Roman"/>
+                <w:sz w:val="26"/>
+                <w:szCs w:val="26"/>
+              </w:rPr>
+            </w:pPr>
+            <w:r>
+              <w:rPr>
+                <w:rFonts w:ascii="Times New Roman" w:hAnsi="Times New Roman" w:cs="Times New Roman"/>
+                <w:sz w:val="26"/>
+                <w:szCs w:val="26"/>
+              </w:rPr>
+              <w:t>1</w:t>
+            </w:r>
+          </w:p>
+        </w:tc>
+        <w:tc>
+          <w:tcPr>
+            <w:tcW w:w="709" w:type="dxa"/>
+            <w:tcBorders>
+              <w:top w:val="single" w:sz="4" w:space="0" w:color="000000"/>
+              <w:left w:val="single" w:sz="4" w:space="0" w:color="000000"/>
+              <w:bottom w:val="single" w:sz="4" w:space="0" w:color="000000"/>
+              <w:right w:val="single" w:sz="4" w:space="0" w:color="000000"/>
+            </w:tcBorders>
+            <w:vAlign w:val="center"/>
+          </w:tcPr>
+          <w:p>
+            <w:pPr>
+              <w:rPr>
+                <w:rFonts w:ascii="Times New Roman" w:hAnsi="Times New Roman" w:cs="Times New Roman"/>
+                <w:sz w:val="26"/>
+                <w:szCs w:val="26"/>
+              </w:rPr>
+            </w:pPr>
+            <w:r>
+              <w:rPr>
+                <w:rFonts w:ascii="Times New Roman" w:hAnsi="Times New Roman" w:cs="Times New Roman"/>
+                <w:sz w:val="26"/>
+                <w:szCs w:val="26"/>
+              </w:rPr>
+              <w:t>1</w:t>
+            </w:r>
+          </w:p>
+        </w:tc>
+        <w:tc>
+          <w:tcPr>
+            <w:tcW w:w="1276" w:type="dxa"/>
+            <w:tcBorders>
+              <w:top w:val="single" w:sz="4" w:space="0" w:color="000000"/>
+              <w:left w:val="single" w:sz="4" w:space="0" w:color="000000"/>
+              <w:bottom w:val="single" w:sz="4" w:space="0" w:color="000000"/>
+              <w:right w:val="single" w:sz="4" w:space="0" w:color="000000"/>
+            </w:tcBorders>
+            <w:vAlign w:val="center"/>
+          </w:tcPr>
+          <w:p>
+            <w:pPr>
+              <w:rPr>
+                <w:rFonts w:ascii="Times New Roman" w:hAnsi="Times New Roman" w:cs="Times New Roman"/>
+                <w:sz w:val="26"/>
+                <w:szCs w:val="26"/>
+              </w:rPr>
+            </w:pPr>
+            <w:r>
+              <w:rPr>
+                <w:rFonts w:ascii="Times New Roman" w:hAnsi="Times New Roman" w:cs="Times New Roman"/>
+                <w:sz w:val="26"/>
+                <w:szCs w:val="26"/>
+              </w:rPr>
+              <w:t>Tin - Robotics</w:t>
+            </w:r>
+          </w:p>
+        </w:tc>
+        <w:tc>
+          <w:tcPr>
+            <w:tcW w:w="992" w:type="dxa"/>
+            <w:tcBorders>
+              <w:top w:val="single" w:sz="4" w:space="0" w:color="000000"/>
+              <w:left w:val="single" w:sz="4" w:space="0" w:color="000000"/>
+              <w:bottom w:val="single" w:sz="4" w:space="0" w:color="000000"/>
+              <w:right w:val="single" w:sz="4" w:space="0" w:color="000000"/>
+            </w:tcBorders>
+            <w:vAlign w:val="center"/>
+          </w:tcPr>
+          <w:p>
+            <w:pPr>
+              <w:rPr>
+                <w:rFonts w:ascii="Times New Roman" w:hAnsi="Times New Roman" w:cs="Times New Roman"/>
+                <w:sz w:val="26"/>
+                <w:szCs w:val="26"/>
+              </w:rPr>
+            </w:pPr>
+            <w:r>
+              <w:rPr>
+                <w:rFonts w:ascii="Times New Roman" w:hAnsi="Times New Roman" w:cs="Times New Roman"/>
+                <w:sz w:val="26"/>
+                <w:szCs w:val="26"/>
+              </w:rPr>
+              <w:t>8A1</w:t>
+            </w:r>
+          </w:p>
+        </w:tc>
+        <w:tc>
+          <w:tcPr>
+            <w:tcW w:w="3260" w:type="dxa"/>
+            <w:tcBorders>
+              <w:top w:val="single" w:sz="4" w:space="0" w:color="000000"/>
+              <w:left w:val="single" w:sz="4" w:space="0" w:color="000000"/>
+              <w:bottom w:val="single" w:sz="4" w:space="0" w:color="000000"/>
+              <w:right w:val="single" w:sz="4" w:space="0" w:color="000000"/>
+            </w:tcBorders>
+            <w:vAlign w:val="center"/>
+          </w:tcPr>
+          <w:p>
+            <w:pPr>
+              <w:rPr>
+                <w:rFonts w:ascii="Times New Roman" w:hAnsi="Times New Roman" w:cs="Times New Roman"/>
+                <w:sz w:val="26"/>
+                <w:szCs w:val="26"/>
+              </w:rPr>
+            </w:pPr>
+            <w:r>
+              <w:rPr>
+                <w:rFonts w:ascii="Times New Roman" w:hAnsi="Times New Roman" w:cs="Times New Roman"/>
+                <w:sz w:val="26"/>
+                <w:szCs w:val="26"/>
+              </w:rPr>
+              <w:t>Bài 1. Động cơ là gì?</w:t>
+            </w:r>
+          </w:p>
+        </w:tc>
+        <w:tc>
+          <w:tcPr>
+            <w:tcW w:w="1967" w:type="dxa"/>
+            <w:tcBorders>
+              <w:top w:val="single" w:sz="4" w:space="0" w:color="000000"/>
+              <w:left w:val="single" w:sz="4" w:space="0" w:color="000000"/>
+              <w:bottom w:val="single" w:sz="4" w:space="0" w:color="000000"/>
+              <w:right w:val="single" w:sz="4" w:space="0" w:color="000000"/>
+            </w:tcBorders>
+            <w:vAlign w:val="center"/>
+          </w:tcPr>
+          <w:p>
+            <w:pPr>
+              <w:rPr>
+                <w:rFonts w:ascii="Times New Roman" w:hAnsi="Times New Roman" w:cs="Times New Roman"/>
+                <w:sz w:val="26"/>
+                <w:szCs w:val="26"/>
+              </w:rPr>
+            </w:pPr>
+            <w:r>
+              <w:rPr>
+                <w:rFonts w:ascii="Times New Roman" w:hAnsi="Times New Roman" w:cs="Times New Roman"/>
+                <w:sz w:val="26"/>
+                <w:szCs w:val="26"/>
+              </w:rPr>
+              <w:t>Bộ Kit Robotics</w:t>
+            </w:r>
+          </w:p>
+        </w:tc>
+      </w:tr>
+      <w:tr>
+        <w:trPr>
+          <w:trHeight w:val="262"/>
+        </w:trPr>
+        <w:tc>
+          <w:tcPr>
+            <w:tcW w:w="1096" w:type="dxa"/>
+            <w:vMerge/>
+            <w:tcBorders>
+              <w:left w:val="single" w:sz="4" w:space="0" w:color="000000"/>
+              <w:right w:val="single" w:sz="4" w:space="0" w:color="000000"/>
+            </w:tcBorders>
+            <w:vAlign w:val="center"/>
+          </w:tcPr>
+          <w:p>
+            <w:pPr>
+              <w:widowControl w:val="0"/>
+              <w:rPr>
+                <w:rFonts w:ascii="Times New Roman" w:hAnsi="Times New Roman" w:cs="Times New Roman"/>
+                <w:sz w:val="26"/>
+                <w:szCs w:val="26"/>
+              </w:rPr>
+            </w:pPr>
+          </w:p>
+        </w:tc>
+        <w:tc>
+          <w:tcPr>
+            <w:tcW w:w="850" w:type="dxa"/>
+            <w:tcBorders>
+              <w:top w:val="single" w:sz="4" w:space="0" w:color="000000"/>
+              <w:left w:val="single" w:sz="4" w:space="0" w:color="000000"/>
+              <w:bottom w:val="single" w:sz="4" w:space="0" w:color="000000"/>
+              <w:right w:val="single" w:sz="4" w:space="0" w:color="000000"/>
+            </w:tcBorders>
+            <w:vAlign w:val="center"/>
+          </w:tcPr>
+          <w:p>
+            <w:pPr>
+              <w:rPr>
+                <w:rFonts w:ascii="Times New Roman" w:hAnsi="Times New Roman" w:cs="Times New Roman"/>
+                <w:sz w:val="26"/>
+                <w:szCs w:val="26"/>
+              </w:rPr>
+            </w:pPr>
+            <w:r>
+              <w:rPr>
+                <w:rFonts w:ascii="Times New Roman" w:hAnsi="Times New Roman" w:cs="Times New Roman"/>
+                <w:sz w:val="26"/>
+                <w:szCs w:val="26"/>
+              </w:rPr>
+              <w:t>2</w:t>
+            </w:r>
+          </w:p>
+        </w:tc>
+        <w:tc>
+          <w:tcPr>
+            <w:tcW w:w="709" w:type="dxa"/>
+            <w:tcBorders>
+              <w:top w:val="single" w:sz="4" w:space="0" w:color="000000"/>
+              <w:left w:val="single" w:sz="4" w:space="0" w:color="000000"/>
+              <w:bottom w:val="single" w:sz="4" w:space="0" w:color="000000"/>
+              <w:right w:val="single" w:sz="4" w:space="0" w:color="000000"/>
+            </w:tcBorders>
+            <w:vAlign w:val="center"/>
+          </w:tcPr>
+          <w:p>
+            <w:pPr>
+              <w:rPr>
+                <w:rFonts w:ascii="Times New Roman" w:hAnsi="Times New Roman" w:cs="Times New Roman"/>
+                <w:sz w:val="26"/>
+                <w:szCs w:val="26"/>
+              </w:rPr>
+            </w:pPr>
+            <w:r>
+              <w:rPr>
+                <w:rFonts w:ascii="Times New Roman" w:hAnsi="Times New Roman" w:cs="Times New Roman"/>
+                <w:sz w:val="26"/>
+                <w:szCs w:val="26"/>
+              </w:rPr>
+              <w:t>2</w:t>
+            </w:r>
+          </w:p>
+        </w:tc>
+        <w:tc>
+          <w:tcPr>
+            <w:tcW w:w="1276" w:type="dxa"/>
+            <w:tcBorders>
+              <w:top w:val="single" w:sz="4" w:space="0" w:color="000000"/>
+              <w:left w:val="single" w:sz="4" w:space="0" w:color="000000"/>
+              <w:bottom w:val="single" w:sz="4" w:space="0" w:color="000000"/>
+              <w:right w:val="single" w:sz="4" w:space="0" w:color="000000"/>
+            </w:tcBorders>
+            <w:vAlign w:val="center"/>
+          </w:tcPr>
+          <w:p>
+            <w:pPr>
+              <w:rPr>
+                <w:rFonts w:ascii="Times New Roman" w:hAnsi="Times New Roman" w:cs="Times New Roman"/>
+                <w:sz w:val="26"/>
+                <w:szCs w:val="26"/>
+              </w:rPr>
+            </w:pPr>
+            <w:r>
+              <w:rPr>
+                <w:rFonts w:ascii="Times New Roman" w:hAnsi="Times New Roman" w:cs="Times New Roman"/>
+                <w:sz w:val="26"/>
+                <w:szCs w:val="26"/>
+              </w:rPr>
+              <w:t>Tin - Robotics</w:t>
+            </w:r>
+          </w:p>
+        </w:tc>
+        <w:tc>
+          <w:tcPr>
+            <w:tcW w:w="992" w:type="dxa"/>
+            <w:tcBorders>
+              <w:top w:val="single" w:sz="4" w:space="0" w:color="000000"/>
+              <w:left w:val="single" w:sz="4" w:space="0" w:color="000000"/>
+              <w:bottom w:val="single" w:sz="4" w:space="0" w:color="000000"/>
+              <w:right w:val="single" w:sz="4" w:space="0" w:color="000000"/>
+            </w:tcBorders>
+            <w:vAlign w:val="center"/>
+          </w:tcPr>
+          <w:p>
+            <w:pPr>
+              <w:rPr>
+                <w:rFonts w:ascii="Times New Roman" w:hAnsi="Times New Roman" w:cs="Times New Roman"/>
+                <w:sz w:val="26"/>
+                <w:szCs w:val="26"/>
+              </w:rPr>
+            </w:pPr>
+            <w:r>
+              <w:rPr>
+                <w:rFonts w:ascii="Times New Roman" w:hAnsi="Times New Roman" w:cs="Times New Roman"/>
+                <w:sz w:val="26"/>
+                <w:szCs w:val="26"/>
+              </w:rPr>
+              <w:t>8A1</w:t>
+            </w:r>
+          </w:p>
+        </w:tc>
+        <w:tc>
+          <w:tcPr>
+            <w:tcW w:w="3260" w:type="dxa"/>
+            <w:tcBorders>
+              <w:top w:val="single" w:sz="4" w:space="0" w:color="000000"/>
+              <w:left w:val="single" w:sz="4" w:space="0" w:color="000000"/>
+              <w:bottom w:val="single" w:sz="4" w:space="0" w:color="000000"/>
+              <w:right w:val="single" w:sz="4" w:space="0" w:color="000000"/>
+            </w:tcBorders>
+            <w:vAlign w:val="center"/>
+          </w:tcPr>
+          <w:p>
+            <w:pPr>
+              <w:rPr>
+                <w:rFonts w:ascii="Times New Roman" w:hAnsi="Times New Roman" w:cs="Times New Roman"/>
+                <w:sz w:val="26"/>
+                <w:szCs w:val="26"/>
+              </w:rPr>
+            </w:pPr>
+            <w:r>
+              <w:rPr>
+                <w:rFonts w:ascii="Times New Roman" w:hAnsi="Times New Roman" w:cs="Times New Roman"/>
+                <w:sz w:val="26"/>
+                <w:szCs w:val="26"/>
+              </w:rPr>
+              <w:t>Bài 2. Robot cố định vật</w:t>
+            </w:r>
+          </w:p>
+        </w:tc>
+        <w:tc>
+          <w:tcPr>
+            <w:tcW w:w="1967" w:type="dxa"/>
+            <w:tcBorders>
+              <w:top w:val="single" w:sz="4" w:space="0" w:color="000000"/>
+              <w:left w:val="single" w:sz="4" w:space="0" w:color="000000"/>
+              <w:bottom w:val="single" w:sz="4" w:space="0" w:color="000000"/>
+              <w:right w:val="single" w:sz="4" w:space="0" w:color="000000"/>
+            </w:tcBorders>
+            <w:vAlign w:val="center"/>
+          </w:tcPr>
+          <w:p>
+            <w:pPr>
+              <w:rPr>
+                <w:rFonts w:ascii="Times New Roman" w:hAnsi="Times New Roman" w:cs="Times New Roman"/>
+                <w:sz w:val="26"/>
+                <w:szCs w:val="26"/>
+              </w:rPr>
+            </w:pPr>
+            <w:r>
+              <w:rPr>
+                <w:rFonts w:ascii="Times New Roman" w:hAnsi="Times New Roman" w:cs="Times New Roman"/>
+                <w:sz w:val="26"/>
+                <w:szCs w:val="26"/>
+              </w:rPr>
+              <w:t>Bộ Kit Robotics</w:t>
+            </w:r>
+          </w:p>
+        </w:tc>
+      </w:tr>
+      <w:tr>
+        <w:trPr>
+          <w:trHeight w:val="262"/>
+        </w:trPr>
+        <w:tc>
+          <w:tcPr>
+            <w:tcW w:w="1096" w:type="dxa"/>
+            <w:vMerge/>
+            <w:tcBorders>
+              <w:left w:val="single" w:sz="4" w:space="0" w:color="000000"/>
+              <w:right w:val="single" w:sz="4" w:space="0" w:color="000000"/>
+            </w:tcBorders>
+            <w:vAlign w:val="center"/>
+          </w:tcPr>
+          <w:p>
+            <w:pPr>
+              <w:widowControl w:val="0"/>
+              <w:rPr>
+                <w:rFonts w:ascii="Times New Roman" w:hAnsi="Times New Roman" w:cs="Times New Roman"/>
+                <w:sz w:val="26"/>
+                <w:szCs w:val="26"/>
+              </w:rPr>
+            </w:pPr>
+          </w:p>
+        </w:tc>
+        <w:tc>
+          <w:tcPr>
+            <w:tcW w:w="850" w:type="dxa"/>
+            <w:tcBorders>
+              <w:top w:val="single" w:sz="4" w:space="0" w:color="000000"/>
+              <w:left w:val="single" w:sz="4" w:space="0" w:color="000000"/>
+              <w:bottom w:val="single" w:sz="4" w:space="0" w:color="000000"/>
+              <w:right w:val="single" w:sz="4" w:space="0" w:color="000000"/>
+            </w:tcBorders>
+            <w:vAlign w:val="center"/>
+          </w:tcPr>
+          <w:p>
+            <w:pPr>
+              <w:rPr>
+                <w:rFonts w:ascii="Times New Roman" w:hAnsi="Times New Roman" w:cs="Times New Roman"/>
+                <w:sz w:val="26"/>
+                <w:szCs w:val="26"/>
+              </w:rPr>
+            </w:pPr>
+            <w:r>
+              <w:rPr>
+                <w:rFonts w:ascii="Times New Roman" w:hAnsi="Times New Roman" w:cs="Times New Roman"/>
+                <w:sz w:val="26"/>
+                <w:szCs w:val="26"/>
+              </w:rPr>
+              <w:t>3</w:t>
+            </w:r>
+          </w:p>
+        </w:tc>
+        <w:tc>
+          <w:tcPr>
+            <w:tcW w:w="709" w:type="dxa"/>
+            <w:tcBorders>
+              <w:top w:val="single" w:sz="4" w:space="0" w:color="000000"/>
+              <w:left w:val="single" w:sz="4" w:space="0" w:color="000000"/>
+              <w:bottom w:val="single" w:sz="4" w:space="0" w:color="000000"/>
+              <w:right w:val="single" w:sz="4" w:space="0" w:color="000000"/>
+            </w:tcBorders>
+            <w:vAlign w:val="center"/>
+          </w:tcPr>
+          <w:p>
+            <w:pPr>
+              <w:rPr>
+                <w:rFonts w:ascii="Times New Roman" w:hAnsi="Times New Roman" w:cs="Times New Roman"/>
+                <w:sz w:val="26"/>
+                <w:szCs w:val="26"/>
+              </w:rPr>
+            </w:pPr>
+          </w:p>
+        </w:tc>
+        <w:tc>
+          <w:tcPr>
+            <w:tcW w:w="1276" w:type="dxa"/>
+            <w:tcBorders>
+              <w:top w:val="single" w:sz="4" w:space="0" w:color="000000"/>
+              <w:left w:val="single" w:sz="4" w:space="0" w:color="000000"/>
+              <w:bottom w:val="single" w:sz="4" w:space="0" w:color="000000"/>
+              <w:right w:val="single" w:sz="4" w:space="0" w:color="000000"/>
+            </w:tcBorders>
+            <w:vAlign w:val="center"/>
+          </w:tcPr>
+          <w:p>
+            <w:pPr>
+              <w:rPr>
+                <w:rFonts w:ascii="Times New Roman" w:hAnsi="Times New Roman" w:cs="Times New Roman"/>
+                <w:sz w:val="26"/>
+                <w:szCs w:val="26"/>
+              </w:rPr>
+            </w:pPr>
+          </w:p>
+        </w:tc>
+        <w:tc>
+          <w:tcPr>
+            <w:tcW w:w="992" w:type="dxa"/>
+            <w:tcBorders>
+              <w:top w:val="single" w:sz="4" w:space="0" w:color="000000"/>
+              <w:left w:val="single" w:sz="4" w:space="0" w:color="000000"/>
+              <w:bottom w:val="single" w:sz="4" w:space="0" w:color="000000"/>
+              <w:right w:val="single" w:sz="4" w:space="0" w:color="000000"/>
+            </w:tcBorders>
+            <w:vAlign w:val="center"/>
+          </w:tcPr>
+          <w:p>
+            <w:pPr>
+              <w:rPr>
+                <w:rFonts w:ascii="Times New Roman" w:hAnsi="Times New Roman" w:cs="Times New Roman"/>
+                <w:sz w:val="26"/>
+                <w:szCs w:val="26"/>
+              </w:rPr>
+            </w:pPr>
+          </w:p>
+        </w:tc>
+        <w:tc>
+          <w:tcPr>
+            <w:tcW w:w="3260" w:type="dxa"/>
+            <w:tcBorders>
+              <w:top w:val="single" w:sz="4" w:space="0" w:color="000000"/>
+              <w:left w:val="single" w:sz="4" w:space="0" w:color="000000"/>
+              <w:bottom w:val="single" w:sz="4" w:space="0" w:color="000000"/>
+              <w:right w:val="single" w:sz="4" w:space="0" w:color="000000"/>
+            </w:tcBorders>
+            <w:vAlign w:val="center"/>
+          </w:tcPr>
+          <w:p>
+            <w:pPr>
+              <w:rPr>
+                <w:rFonts w:ascii="Times New Roman" w:hAnsi="Times New Roman" w:cs="Times New Roman"/>
+                <w:sz w:val="26"/>
+                <w:szCs w:val="26"/>
+              </w:rPr>
+            </w:pPr>
+          </w:p>
+        </w:tc>
+        <w:tc>
+          <w:tcPr>
+            <w:tcW w:w="1967" w:type="dxa"/>
+            <w:tcBorders>
+              <w:top w:val="single" w:sz="4" w:space="0" w:color="000000"/>
+              <w:left w:val="single" w:sz="4" w:space="0" w:color="000000"/>
+              <w:bottom w:val="single" w:sz="4" w:space="0" w:color="000000"/>
+              <w:right w:val="single" w:sz="4" w:space="0" w:color="000000"/>
+            </w:tcBorders>
+            <w:vAlign w:val="center"/>
+          </w:tcPr>
+          <w:p>
+            <w:pPr>
+              <w:rPr>
+                <w:rFonts w:ascii="Times New Roman" w:hAnsi="Times New Roman" w:cs="Times New Roman"/>
+                <w:sz w:val="26"/>
+                <w:szCs w:val="26"/>
+              </w:rPr>
+            </w:pPr>
+          </w:p>
+        </w:tc>
+      </w:tr>
+      <w:tr>
+        <w:trPr>
+          <w:trHeight w:val="262"/>
+        </w:trPr>
+        <w:tc>
+          <w:tcPr>
+            <w:tcW w:w="1096" w:type="dxa"/>
+            <w:vMerge/>
+            <w:tcBorders>
+              <w:left w:val="single" w:sz="4" w:space="0" w:color="000000"/>
+              <w:right w:val="single" w:sz="4" w:space="0" w:color="000000"/>
+            </w:tcBorders>
+            <w:vAlign w:val="center"/>
+          </w:tcPr>
+          <w:p>
+            <w:pPr>
+              <w:widowControl w:val="0"/>
+              <w:rPr>
+                <w:rFonts w:ascii="Times New Roman" w:hAnsi="Times New Roman" w:cs="Times New Roman"/>
+                <w:sz w:val="26"/>
+                <w:szCs w:val="26"/>
+              </w:rPr>
+            </w:pPr>
+          </w:p>
+        </w:tc>
+        <w:tc>
+          <w:tcPr>
+            <w:tcW w:w="850" w:type="dxa"/>
+            <w:tcBorders>
+              <w:top w:val="single" w:sz="4" w:space="0" w:color="000000"/>
+              <w:left w:val="single" w:sz="4" w:space="0" w:color="000000"/>
+              <w:bottom w:val="single" w:sz="4" w:space="0" w:color="000000"/>
+              <w:right w:val="single" w:sz="4" w:space="0" w:color="000000"/>
+            </w:tcBorders>
+            <w:vAlign w:val="center"/>
+          </w:tcPr>
+          <w:p>
+            <w:pPr>
+              <w:rPr>
+                <w:rFonts w:ascii="Times New Roman" w:hAnsi="Times New Roman" w:cs="Times New Roman"/>
+                <w:sz w:val="26"/>
+                <w:szCs w:val="26"/>
+              </w:rPr>
+            </w:pPr>
+            <w:r>
+              <w:rPr>
+                <w:rFonts w:ascii="Times New Roman" w:hAnsi="Times New Roman" w:cs="Times New Roman"/>
+                <w:sz w:val="26"/>
+                <w:szCs w:val="26"/>
+              </w:rPr>
+              <w:t>4</w:t>
+            </w:r>
+          </w:p>
+        </w:tc>
+        <w:tc>
+          <w:tcPr>
+            <w:tcW w:w="709" w:type="dxa"/>
+            <w:tcBorders>
+              <w:top w:val="single" w:sz="4" w:space="0" w:color="000000"/>
+              <w:left w:val="single" w:sz="4" w:space="0" w:color="000000"/>
+              <w:bottom w:val="single" w:sz="4" w:space="0" w:color="000000"/>
+              <w:right w:val="single" w:sz="4" w:space="0" w:color="000000"/>
+            </w:tcBorders>
+            <w:vAlign w:val="center"/>
+          </w:tcPr>
+          <w:p>
+            <w:pPr>
+              <w:rPr>
+                <w:rFonts w:ascii="Times New Roman" w:hAnsi="Times New Roman" w:cs="Times New Roman"/>
+                <w:sz w:val="26"/>
+                <w:szCs w:val="26"/>
+              </w:rPr>
+            </w:pPr>
+          </w:p>
+        </w:tc>
+        <w:tc>
+          <w:tcPr>
+            <w:tcW w:w="1276" w:type="dxa"/>
+            <w:tcBorders>
+              <w:top w:val="single" w:sz="4" w:space="0" w:color="000000"/>
+              <w:left w:val="single" w:sz="4" w:space="0" w:color="000000"/>
+              <w:bottom w:val="single" w:sz="4" w:space="0" w:color="000000"/>
+              <w:right w:val="single" w:sz="4" w:space="0" w:color="000000"/>
+            </w:tcBorders>
+            <w:vAlign w:val="center"/>
+          </w:tcPr>
+          <w:p>
+            <w:pPr>
+              <w:rPr>
+                <w:rFonts w:ascii="Times New Roman" w:hAnsi="Times New Roman" w:cs="Times New Roman"/>
+                <w:sz w:val="26"/>
+                <w:szCs w:val="26"/>
+              </w:rPr>
+            </w:pPr>
+          </w:p>
+        </w:tc>
+        <w:tc>
+          <w:tcPr>
+            <w:tcW w:w="992" w:type="dxa"/>
+            <w:tcBorders>
+              <w:top w:val="single" w:sz="4" w:space="0" w:color="000000"/>
+              <w:left w:val="single" w:sz="4" w:space="0" w:color="000000"/>
+              <w:bottom w:val="single" w:sz="4" w:space="0" w:color="000000"/>
+              <w:right w:val="single" w:sz="4" w:space="0" w:color="000000"/>
+            </w:tcBorders>
+            <w:vAlign w:val="center"/>
+          </w:tcPr>
+          <w:p>
+            <w:pPr>
+              <w:rPr>
+                <w:rFonts w:ascii="Times New Roman" w:hAnsi="Times New Roman" w:cs="Times New Roman"/>
+                <w:sz w:val="26"/>
+                <w:szCs w:val="26"/>
+              </w:rPr>
+            </w:pPr>
+          </w:p>
+        </w:tc>
+        <w:tc>
+          <w:tcPr>
+            <w:tcW w:w="3260" w:type="dxa"/>
+            <w:tcBorders>
+              <w:top w:val="single" w:sz="4" w:space="0" w:color="000000"/>
+              <w:left w:val="single" w:sz="4" w:space="0" w:color="000000"/>
+              <w:bottom w:val="single" w:sz="4" w:space="0" w:color="000000"/>
+              <w:right w:val="single" w:sz="4" w:space="0" w:color="000000"/>
+            </w:tcBorders>
+            <w:vAlign w:val="center"/>
+          </w:tcPr>
+          <w:p>
+            <w:pPr>
+              <w:rPr>
+                <w:rFonts w:ascii="Times New Roman" w:hAnsi="Times New Roman" w:cs="Times New Roman"/>
+                <w:sz w:val="26"/>
+                <w:szCs w:val="26"/>
+              </w:rPr>
+            </w:pPr>
+          </w:p>
+        </w:tc>
+        <w:tc>
+          <w:tcPr>
+            <w:tcW w:w="1967" w:type="dxa"/>
+            <w:tcBorders>
+              <w:top w:val="single" w:sz="4" w:space="0" w:color="000000"/>
+              <w:left w:val="single" w:sz="4" w:space="0" w:color="000000"/>
+              <w:bottom w:val="single" w:sz="4" w:space="0" w:color="000000"/>
+              <w:right w:val="single" w:sz="4" w:space="0" w:color="000000"/>
+            </w:tcBorders>
+            <w:vAlign w:val="center"/>
+          </w:tcPr>
+          <w:p>
+            <w:pPr>
+              <w:rPr>
+                <w:rFonts w:ascii="Times New Roman" w:hAnsi="Times New Roman" w:cs="Times New Roman"/>
+                <w:sz w:val="26"/>
+                <w:szCs w:val="26"/>
+              </w:rPr>
+            </w:pPr>
+          </w:p>
+        </w:tc>
+      </w:tr>
+      <w:tr>
+        <w:trPr>
+          <w:trHeight w:val="262"/>
+        </w:trPr>
+        <w:tc>
+          <w:tcPr>
+            <w:tcW w:w="1096" w:type="dxa"/>
+            <w:vMerge/>
+            <w:tcBorders>
+              <w:left w:val="single" w:sz="4" w:space="0" w:color="000000"/>
+              <w:right w:val="single" w:sz="4" w:space="0" w:color="000000"/>
+            </w:tcBorders>
+            <w:vAlign w:val="center"/>
+          </w:tcPr>
+          <w:p>
+            <w:pPr>
+              <w:widowControl w:val="0"/>
+              <w:rPr>
+                <w:rFonts w:ascii="Times New Roman" w:hAnsi="Times New Roman" w:cs="Times New Roman"/>
+                <w:sz w:val="26"/>
+                <w:szCs w:val="26"/>
+              </w:rPr>
+            </w:pPr>
+          </w:p>
+        </w:tc>
+        <w:tc>
+          <w:tcPr>
+            <w:tcW w:w="850" w:type="dxa"/>
+            <w:tcBorders>
+              <w:top w:val="single" w:sz="4" w:space="0" w:color="000000"/>
+              <w:left w:val="single" w:sz="4" w:space="0" w:color="000000"/>
+              <w:bottom w:val="single" w:sz="4" w:space="0" w:color="000000"/>
+              <w:right w:val="single" w:sz="4" w:space="0" w:color="000000"/>
+            </w:tcBorders>
+            <w:vAlign w:val="center"/>
+          </w:tcPr>
+          <w:p>
+            <w:pPr>
+              <w:rPr>
+                <w:rFonts w:ascii="Times New Roman" w:hAnsi="Times New Roman" w:cs="Times New Roman"/>
+                <w:sz w:val="26"/>
+                <w:szCs w:val="26"/>
+              </w:rPr>
+            </w:pPr>
+            <w:r>
+              <w:rPr>
+                <w:rFonts w:ascii="Times New Roman" w:hAnsi="Times New Roman" w:cs="Times New Roman"/>
+                <w:sz w:val="26"/>
+                <w:szCs w:val="26"/>
+              </w:rPr>
+              <w:t>5</w:t>
+            </w:r>
+          </w:p>
+        </w:tc>
+        <w:tc>
+          <w:tcPr>
+            <w:tcW w:w="709" w:type="dxa"/>
+            <w:tcBorders>
+              <w:top w:val="single" w:sz="4" w:space="0" w:color="000000"/>
+              <w:left w:val="single" w:sz="4" w:space="0" w:color="000000"/>
+              <w:bottom w:val="single" w:sz="4" w:space="0" w:color="000000"/>
+              <w:right w:val="single" w:sz="4" w:space="0" w:color="000000"/>
+            </w:tcBorders>
+            <w:vAlign w:val="center"/>
+          </w:tcPr>
+          <w:p>
+            <w:pPr>
+              <w:rPr>
+                <w:rFonts w:ascii="Times New Roman" w:hAnsi="Times New Roman" w:cs="Times New Roman"/>
+                <w:sz w:val="26"/>
+                <w:szCs w:val="26"/>
+              </w:rPr>
+            </w:pPr>
+          </w:p>
+        </w:tc>
+        <w:tc>
+          <w:tcPr>
+            <w:tcW w:w="1276" w:type="dxa"/>
+            <w:tcBorders>
+              <w:top w:val="single" w:sz="4" w:space="0" w:color="000000"/>
+              <w:left w:val="single" w:sz="4" w:space="0" w:color="000000"/>
+              <w:bottom w:val="single" w:sz="4" w:space="0" w:color="000000"/>
+              <w:right w:val="single" w:sz="4" w:space="0" w:color="000000"/>
+            </w:tcBorders>
+            <w:vAlign w:val="center"/>
+          </w:tcPr>
+          <w:p>
+            <w:pPr>
+              <w:rPr>
+                <w:rFonts w:ascii="Times New Roman" w:hAnsi="Times New Roman" w:cs="Times New Roman"/>
+                <w:sz w:val="26"/>
+                <w:szCs w:val="26"/>
+              </w:rPr>
+            </w:pPr>
+          </w:p>
+        </w:tc>
+        <w:tc>
+          <w:tcPr>
+            <w:tcW w:w="992" w:type="dxa"/>
+            <w:tcBorders>
+              <w:top w:val="single" w:sz="4" w:space="0" w:color="000000"/>
+              <w:left w:val="single" w:sz="4" w:space="0" w:color="000000"/>
+              <w:bottom w:val="single" w:sz="4" w:space="0" w:color="000000"/>
+              <w:right w:val="single" w:sz="4" w:space="0" w:color="000000"/>
+            </w:tcBorders>
+            <w:vAlign w:val="center"/>
+          </w:tcPr>
+          <w:p>
+            <w:pPr>
+              <w:rPr>
+                <w:rFonts w:ascii="Times New Roman" w:hAnsi="Times New Roman" w:cs="Times New Roman"/>
+                <w:sz w:val="26"/>
+                <w:szCs w:val="26"/>
+              </w:rPr>
+            </w:pPr>
+          </w:p>
+        </w:tc>
+        <w:tc>
+          <w:tcPr>
+            <w:tcW w:w="3260" w:type="dxa"/>
+            <w:tcBorders>
+              <w:top w:val="single" w:sz="4" w:space="0" w:color="000000"/>
+              <w:left w:val="single" w:sz="4" w:space="0" w:color="000000"/>
+              <w:bottom w:val="single" w:sz="4" w:space="0" w:color="000000"/>
+              <w:right w:val="single" w:sz="4" w:space="0" w:color="000000"/>
+            </w:tcBorders>
+            <w:vAlign w:val="center"/>
+          </w:tcPr>
+          <w:p>
+            <w:pPr>
+              <w:rPr>
+                <w:rFonts w:ascii="Times New Roman" w:hAnsi="Times New Roman" w:cs="Times New Roman"/>
+                <w:sz w:val="26"/>
+                <w:szCs w:val="26"/>
+              </w:rPr>
+            </w:pPr>
+          </w:p>
+        </w:tc>
+        <w:tc>
+          <w:tcPr>
+            <w:tcW w:w="1967" w:type="dxa"/>
+            <w:tcBorders>
+              <w:top w:val="single" w:sz="4" w:space="0" w:color="000000"/>
+              <w:left w:val="single" w:sz="4" w:space="0" w:color="000000"/>
+              <w:bottom w:val="single" w:sz="4" w:space="0" w:color="000000"/>
+              <w:right w:val="single" w:sz="4" w:space="0" w:color="000000"/>
+            </w:tcBorders>
+            <w:vAlign w:val="center"/>
+          </w:tcPr>
+          <w:p>
+            <w:pPr>
+              <w:rPr>
+                <w:rFonts w:ascii="Times New Roman" w:hAnsi="Times New Roman" w:cs="Times New Roman"/>
+                <w:sz w:val="26"/>
+                <w:szCs w:val="26"/>
+              </w:rPr>
+            </w:pPr>
+          </w:p>
+        </w:tc>
+      </w:tr>
+    </w:tbl>
+    <w:p>
+      <w:pPr>
+        <w:spacing w:after="0" w:line="240" w:lineRule="auto"/>
+        <w:jc w:val="center"/>
+        <w:rPr>
+          <w:i/>
+        </w:rPr>
+      </w:pPr>
+      <w:r>
+        <w:rPr>
+          <w:i/>
+        </w:rPr>
+        <w:t xml:space="preserve"> </w:t>
+      </w:r>
+    </w:p>
+    <w:tbl>
+      <w:tblPr>
+        <w:tblStyle w:val="TableGrid"/>
+        <w:tblW w:w="0" w:type="auto"/>
+        <w:tblBorders>
+          <w:top w:val="none" w:sz="0" w:space="0" w:color="auto"/>
+          <w:left w:val="none" w:sz="0" w:space="0" w:color="auto"/>
+          <w:bottom w:val="none" w:sz="0" w:space="0" w:color="auto"/>
+          <w:right w:val="none" w:sz="0" w:space="0" w:color="auto"/>
+          <w:insideH w:val="none" w:sz="0" w:space="0" w:color="auto"/>
+          <w:insideV w:val="none" w:sz="0" w:space="0" w:color="auto"/>
+        </w:tblBorders>
+        <w:tblLook w:val="04A0" w:firstRow="1" w:lastRow="0" w:firstColumn="1" w:lastColumn="0" w:noHBand="0" w:noVBand="1"/>
+      </w:tblPr>
+      <w:tblGrid>
+        <w:gridCol w:w="6716"/>
+        <w:gridCol w:w="3294"/>
+      </w:tblGrid>
+      <w:tr>
+        <w:tc>
+          <w:tcPr>
+            <w:tcW w:w="6091" w:type="dxa"/>
+          </w:tcPr>
+          <w:p>
+            <w:pPr>
+              <w:rPr>
+                <w:rFonts w:ascii="Times New Roman" w:hAnsi="Times New Roman" w:cs="Times New Roman"/>
+                <w:sz w:val="26"/>
+                <w:szCs w:val="26"/>
+              </w:rPr>
+            </w:pPr>
+            <w:r>
+              <w:rPr>
+                <w:rFonts w:ascii="Times New Roman" w:hAnsi="Times New Roman" w:cs="Times New Roman"/>
+                <w:sz w:val="26"/>
+                <w:szCs w:val="26"/>
+              </w:rPr>
+              <w:t>Kiểm tra, nhận xét</w:t>
+            </w:r>
+            <w:r>
+              <w:rPr>
+                <w:rFonts w:ascii="Times New Roman" w:hAnsi="Times New Roman" w:cs="Times New Roman"/>
+                <w:sz w:val="26"/>
+                <w:szCs w:val="26"/>
+              </w:rPr>
+              <w:br/>
+              <w:t>…………………………………………………………………</w:t>
+            </w:r>
+            <w:r>
+              <w:rPr>
+                <w:rFonts w:ascii="Times New Roman" w:hAnsi="Times New Roman" w:cs="Times New Roman"/>
+                <w:sz w:val="26"/>
+                <w:szCs w:val="26"/>
+              </w:rPr>
+              <w:br/>
+              <w:t>…………………………………………………………………</w:t>
+            </w:r>
+            <w:r>
+              <w:rPr>
+                <w:rFonts w:ascii="Times New Roman" w:hAnsi="Times New Roman" w:cs="Times New Roman"/>
+                <w:sz w:val="26"/>
+                <w:szCs w:val="26"/>
+              </w:rPr>
+              <w:br/>
+              <w:t>…………………………………………………………………</w:t>
+            </w:r>
+            <w:r>
+              <w:rPr>
+                <w:rFonts w:ascii="Times New Roman" w:hAnsi="Times New Roman" w:cs="Times New Roman"/>
+                <w:sz w:val="26"/>
+                <w:szCs w:val="26"/>
+              </w:rPr>
+              <w:br/>
+              <w:t>…………………………………………………………………</w:t>
+            </w:r>
+            <w:r>
+              <w:rPr>
+                <w:rFonts w:ascii="Times New Roman" w:hAnsi="Times New Roman" w:cs="Times New Roman"/>
+                <w:sz w:val="26"/>
+                <w:szCs w:val="26"/>
+              </w:rPr>
+              <w:br/>
+              <w:t>…………………………………………………………………</w:t>
+            </w:r>
+            <w:r>
+              <w:rPr>
+                <w:rFonts w:ascii="Times New Roman" w:hAnsi="Times New Roman" w:cs="Times New Roman"/>
+                <w:sz w:val="26"/>
+                <w:szCs w:val="26"/>
+              </w:rPr>
+              <w:br/>
+              <w:t>…………………………………………………………………</w:t>
+            </w:r>
+            <w:r>
+              <w:rPr>
+                <w:rFonts w:ascii="Times New Roman" w:hAnsi="Times New Roman" w:cs="Times New Roman"/>
+                <w:sz w:val="26"/>
+                <w:szCs w:val="26"/>
+              </w:rPr>
+              <w:br/>
+              <w:t>…………………………………………………………………</w:t>
+            </w:r>
+          </w:p>
+        </w:tc>
+        <w:tc>
+          <w:tcPr>
+            <w:tcW w:w="3909" w:type="dxa"/>
+          </w:tcPr>
+          <w:p>
+            <w:pPr>
+              <w:jc w:val="center"/>
+              <w:rPr>
+                <w:rFonts w:ascii="Times New Roman" w:hAnsi="Times New Roman" w:cs="Times New Roman"/>
+                <w:sz w:val="26"/>
+                <w:szCs w:val="26"/>
+              </w:rPr>
+            </w:pPr>
+            <w:r>
+              <w:rPr>
+                <w:rFonts w:ascii="Times New Roman" w:hAnsi="Times New Roman" w:cs="Times New Roman"/>
+                <w:sz w:val="26"/>
+                <w:szCs w:val="26"/>
+              </w:rPr>
+              <w:t>Ngày   tháng  năm 2026</w:t>
+            </w:r>
+            <w:r>
+              <w:rPr>
+                <w:rFonts w:ascii="Times New Roman" w:hAnsi="Times New Roman" w:cs="Times New Roman"/>
+                <w:sz w:val="26"/>
+                <w:szCs w:val="26"/>
+              </w:rPr>
+              <w:br/>
+              <w:t>Tổ trưởng</w:t>
+            </w:r>
+            <w:r>
+              <w:rPr>
+                <w:rFonts w:ascii="Times New Roman" w:hAnsi="Times New Roman" w:cs="Times New Roman"/>
+                <w:sz w:val="26"/>
+                <w:szCs w:val="26"/>
+              </w:rPr>
+              <w:br/>
+              <w:t>(Ký tên, đóng dấu)</w:t>
+            </w:r>
+          </w:p>
+          <w:p>
+            <w:pPr>
+              <w:jc w:val="center"/>
+              <w:rPr>
+                <w:rFonts w:ascii="Times New Roman" w:hAnsi="Times New Roman" w:cs="Times New Roman"/>
+                <w:sz w:val="26"/>
+                <w:szCs w:val="26"/>
+              </w:rPr>
+            </w:pPr>
+          </w:p>
+          <w:p>
+            <w:pPr>
+              <w:jc w:val="center"/>
+              <w:rPr>
+                <w:rFonts w:ascii="Times New Roman" w:hAnsi="Times New Roman" w:cs="Times New Roman"/>
+                <w:sz w:val="26"/>
+                <w:szCs w:val="26"/>
+              </w:rPr>
+            </w:pPr>
+          </w:p>
+          <w:p>
+            <w:pPr>
+              <w:jc w:val="center"/>
+              <w:rPr>
+                <w:rFonts w:ascii="Times New Roman" w:hAnsi="Times New Roman" w:cs="Times New Roman"/>
+                <w:sz w:val="26"/>
+                <w:szCs w:val="26"/>
+              </w:rPr>
+            </w:pPr>
+          </w:p>
+          <w:p>
+            <w:pPr>
+              <w:jc w:val="center"/>
+              <w:rPr>
+                <w:rFonts w:ascii="Times New Roman" w:hAnsi="Times New Roman" w:cs="Times New Roman"/>
+                <w:sz w:val="26"/>
+                <w:szCs w:val="26"/>
+              </w:rPr>
+            </w:pPr>
+          </w:p>
+          <w:p>
+            <w:pPr>
+              <w:jc w:val="center"/>
+              <w:rPr>
+                <w:rFonts w:ascii="Times New Roman" w:hAnsi="Times New Roman" w:cs="Times New Roman"/>
+                <w:sz w:val="26"/>
+                <w:szCs w:val="26"/>
+              </w:rPr>
+            </w:pPr>
+            <w:r>
+              <w:rPr>
+                <w:rFonts w:ascii="Times New Roman" w:hAnsi="Times New Roman" w:cs="Times New Roman"/>
+                <w:sz w:val="26"/>
+                <w:szCs w:val="26"/>
+              </w:rPr>
+              <w:t>Nguyễn Thị Ngọc Ánh</w:t>
+            </w:r>
+          </w:p>
+        </w:tc>
+      </w:tr>
+    </w:tbl>
+    <w:p>
+      <w:pPr>
         <w:spacing w:after="0" w:line="240" w:lineRule="auto"/>
         <w:rPr>
           <w:b/>
@@ -19199,6 +28589,7 @@
           <w:color w:val="000000"/>
           <w:szCs w:val="28"/>
         </w:rPr>
+        <w:lastRenderedPageBreak/>
         <w:t>Nhận xét của BGH hoặc tổ trưởng chuyên môn về tiến độ thực hiện chương trình</w:t>
       </w:r>
     </w:p>
